--- a/Hosting Intro.docx
+++ b/Hosting Intro.docx
@@ -142,7 +142,7 @@
     <w:p>
       <w:r>
         <w:pict w14:anchorId="745E5809">
-          <v:rect id="_x0000_i1055" style="width:403.05pt;height:.75pt" o:hrpct="0" o:hralign="center" o:hrstd="t" o:hr="t" fillcolor="#a0a0a0" stroked="f"/>
+          <v:rect id="_x0000_i1025" style="width:403.05pt;height:.75pt" o:hrpct="0" o:hralign="center" o:hrstd="t" o:hr="t" fillcolor="#a0a0a0" stroked="f"/>
         </w:pict>
       </w:r>
     </w:p>
@@ -849,7 +849,7 @@
     <w:p>
       <w:r>
         <w:pict w14:anchorId="626439CB">
-          <v:rect id="_x0000_i1056" style="width:403.05pt;height:.75pt" o:hrpct="0" o:hralign="center" o:hrstd="t" o:hr="t" fillcolor="#a0a0a0" stroked="f"/>
+          <v:rect id="_x0000_i1026" style="width:403.05pt;height:.75pt" o:hrpct="0" o:hralign="center" o:hrstd="t" o:hr="t" fillcolor="#a0a0a0" stroked="f"/>
         </w:pict>
       </w:r>
     </w:p>
@@ -1180,7 +1180,7 @@
     <w:p>
       <w:r>
         <w:pict w14:anchorId="3A0A0992">
-          <v:rect id="_x0000_i1057" style="width:403.05pt;height:.75pt" o:hrpct="0" o:hralign="center" o:hrstd="t" o:hr="t" fillcolor="#a0a0a0" stroked="f"/>
+          <v:rect id="_x0000_i1027" style="width:403.05pt;height:.75pt" o:hrpct="0" o:hralign="center" o:hrstd="t" o:hr="t" fillcolor="#a0a0a0" stroked="f"/>
         </w:pict>
       </w:r>
     </w:p>
@@ -1670,7 +1670,7 @@
     <w:p>
       <w:r>
         <w:pict w14:anchorId="2E1E044D">
-          <v:rect id="_x0000_i1058" style="width:403.05pt;height:.75pt" o:hrpct="0" o:hralign="center" o:hrstd="t" o:hr="t" fillcolor="#a0a0a0" stroked="f"/>
+          <v:rect id="_x0000_i1028" style="width:403.05pt;height:.75pt" o:hrpct="0" o:hralign="center" o:hrstd="t" o:hr="t" fillcolor="#a0a0a0" stroked="f"/>
         </w:pict>
       </w:r>
     </w:p>
@@ -2053,7 +2053,7 @@
     <w:p>
       <w:r>
         <w:pict w14:anchorId="5097C4C7">
-          <v:rect id="_x0000_i1059" style="width:403.05pt;height:.75pt" o:hrpct="0" o:hralign="center" o:hrstd="t" o:hr="t" fillcolor="#a0a0a0" stroked="f"/>
+          <v:rect id="_x0000_i1029" style="width:403.05pt;height:.75pt" o:hrpct="0" o:hralign="center" o:hrstd="t" o:hr="t" fillcolor="#a0a0a0" stroked="f"/>
         </w:pict>
       </w:r>
     </w:p>
@@ -2162,6 +2162,338 @@
           <w:cs/>
         </w:rPr>
         <w:t>ជូនបានភ្លាមៗ!</w:t>
+      </w:r>
+    </w:p>
+    <w:p/>
+    <w:p/>
+    <w:p>
+      <w:r>
+        <w:t>1. </w:t>
+      </w:r>
+      <w:proofErr w:type="spellStart"/>
+      <w:r>
+        <w:fldChar w:fldCharType="begin"/>
+      </w:r>
+      <w:r>
+        <w:instrText>HYPERLINK "https://neon.tech/"</w:instrText>
+      </w:r>
+      <w:r>
+        <w:fldChar w:fldCharType="separate"/>
+      </w:r>
+      <w:r>
+        <w:rPr>
+          <w:rStyle w:val="Hyperlink"/>
+        </w:rPr>
+        <w:t>Neon.tech</w:t>
+      </w:r>
+      <w:proofErr w:type="spellEnd"/>
+      <w:r>
+        <w:fldChar w:fldCharType="end"/>
+      </w:r>
+      <w:r>
+        <w:t> (Recommended — Free Forever)</w:t>
+      </w:r>
+    </w:p>
+    <w:p>
+      <w:pPr>
+        <w:numPr>
+          <w:ilvl w:val="0"/>
+          <w:numId w:val="5"/>
+        </w:numPr>
+      </w:pPr>
+      <w:r>
+        <w:rPr>
+          <w:b/>
+          <w:bCs/>
+        </w:rPr>
+        <w:t>Cost</w:t>
+      </w:r>
+      <w:r>
+        <w:t>: $0 / Free Forever (0.5 GB storage — plenty for thousands of students and records).</w:t>
+      </w:r>
+    </w:p>
+    <w:p>
+      <w:pPr>
+        <w:numPr>
+          <w:ilvl w:val="0"/>
+          <w:numId w:val="5"/>
+        </w:numPr>
+      </w:pPr>
+      <w:r>
+        <w:rPr>
+          <w:b/>
+          <w:bCs/>
+        </w:rPr>
+        <w:t>Setup</w:t>
+      </w:r>
+      <w:r>
+        <w:t>:</w:t>
+      </w:r>
+    </w:p>
+    <w:p>
+      <w:pPr>
+        <w:numPr>
+          <w:ilvl w:val="1"/>
+          <w:numId w:val="5"/>
+        </w:numPr>
+      </w:pPr>
+      <w:r>
+        <w:t>Go to </w:t>
+      </w:r>
+      <w:proofErr w:type="spellStart"/>
+      <w:r>
+        <w:rPr>
+          <w:b/>
+          <w:bCs/>
+        </w:rPr>
+        <w:fldChar w:fldCharType="begin"/>
+      </w:r>
+      <w:r>
+        <w:rPr>
+          <w:b/>
+          <w:bCs/>
+        </w:rPr>
+        <w:instrText>HYPERLINK "https://neon.tech/"</w:instrText>
+      </w:r>
+      <w:r>
+        <w:rPr>
+          <w:b/>
+          <w:bCs/>
+        </w:rPr>
+      </w:r>
+      <w:r>
+        <w:rPr>
+          <w:b/>
+          <w:bCs/>
+        </w:rPr>
+        <w:fldChar w:fldCharType="separate"/>
+      </w:r>
+      <w:proofErr w:type="gramStart"/>
+      <w:r>
+        <w:rPr>
+          <w:rStyle w:val="Hyperlink"/>
+          <w:b/>
+          <w:bCs/>
+        </w:rPr>
+        <w:t>neon.tech</w:t>
+      </w:r>
+      <w:proofErr w:type="spellEnd"/>
+      <w:proofErr w:type="gramEnd"/>
+      <w:r>
+        <w:fldChar w:fldCharType="end"/>
+      </w:r>
+      <w:r>
+        <w:t> and sign up with GitHub.</w:t>
+      </w:r>
+    </w:p>
+    <w:p>
+      <w:pPr>
+        <w:numPr>
+          <w:ilvl w:val="1"/>
+          <w:numId w:val="5"/>
+        </w:numPr>
+      </w:pPr>
+      <w:r>
+        <w:t>Click </w:t>
+      </w:r>
+      <w:r>
+        <w:rPr>
+          <w:b/>
+          <w:bCs/>
+        </w:rPr>
+        <w:t>Create Project</w:t>
+      </w:r>
+      <w:r>
+        <w:t> (choose Region: </w:t>
+      </w:r>
+      <w:r>
+        <w:rPr>
+          <w:i/>
+          <w:iCs/>
+        </w:rPr>
+        <w:t>Singapore / Asia</w:t>
+      </w:r>
+      <w:r>
+        <w:t>).</w:t>
+      </w:r>
+    </w:p>
+    <w:p>
+      <w:pPr>
+        <w:numPr>
+          <w:ilvl w:val="1"/>
+          <w:numId w:val="5"/>
+        </w:numPr>
+      </w:pPr>
+      <w:r>
+        <w:t>Copy the </w:t>
+      </w:r>
+      <w:r>
+        <w:rPr>
+          <w:b/>
+          <w:bCs/>
+        </w:rPr>
+        <w:t>Connection String / Database URL</w:t>
+      </w:r>
+      <w:r>
+        <w:t> (e.g. </w:t>
+      </w:r>
+      <w:proofErr w:type="gramStart"/>
+      <w:r>
+        <w:t>postgresql://alex:...</w:t>
+      </w:r>
+      <w:proofErr w:type="gramEnd"/>
+      <w:r>
+        <w:t>@</w:t>
+      </w:r>
+      <w:proofErr w:type="gramStart"/>
+      <w:r>
+        <w:t>ep-cool-fog-123.ap-southeast-1.aws.neon.tech</w:t>
+      </w:r>
+      <w:proofErr w:type="gramEnd"/>
+      <w:r>
+        <w:t>/neondb?sslmode=require).</w:t>
+      </w:r>
+    </w:p>
+    <w:p>
+      <w:pPr>
+        <w:numPr>
+          <w:ilvl w:val="1"/>
+          <w:numId w:val="5"/>
+        </w:numPr>
+      </w:pPr>
+      <w:r>
+        <w:t>Paste that into your DATABASE_URL in </w:t>
+      </w:r>
+      <w:r>
+        <w:rPr>
+          <w:b/>
+          <w:bCs/>
+        </w:rPr>
+        <w:t xml:space="preserve">Render </w:t>
+      </w:r>
+      <w:r>
+        <w:rPr>
+          <w:rFonts w:ascii="Arial Unicode MS" w:eastAsia="Arial Unicode MS" w:hAnsi="Arial Unicode MS" w:cs="Arial Unicode MS" w:hint="eastAsia"/>
+          <w:b/>
+          <w:bCs/>
+        </w:rPr>
+        <w:t>➔</w:t>
+      </w:r>
+      <w:r>
+        <w:rPr>
+          <w:b/>
+          <w:bCs/>
+        </w:rPr>
+        <w:t xml:space="preserve"> Environment</w:t>
+      </w:r>
+      <w:r>
+        <w:t>.</w:t>
+      </w:r>
+    </w:p>
+    <w:p>
+      <w:pPr>
+        <w:numPr>
+          <w:ilvl w:val="1"/>
+          <w:numId w:val="5"/>
+        </w:numPr>
+      </w:pPr>
+      <w:r>
+        <w:t>It will </w:t>
+      </w:r>
+      <w:r>
+        <w:rPr>
+          <w:b/>
+          <w:bCs/>
+        </w:rPr>
+        <w:t>never expire</w:t>
+      </w:r>
+      <w:r>
+        <w:t>!</w:t>
+      </w:r>
+    </w:p>
+    <w:p>
+      <w:r>
+        <w:t>2. </w:t>
+      </w:r>
+      <w:hyperlink r:id="rId8" w:history="1">
+        <w:r>
+          <w:rPr>
+            <w:rStyle w:val="Hyperlink"/>
+          </w:rPr>
+          <w:t>Supabase.com</w:t>
+        </w:r>
+      </w:hyperlink>
+      <w:r>
+        <w:t> (Free Forever)</w:t>
+      </w:r>
+    </w:p>
+    <w:p>
+      <w:pPr>
+        <w:numPr>
+          <w:ilvl w:val="0"/>
+          <w:numId w:val="6"/>
+        </w:numPr>
+      </w:pPr>
+      <w:r>
+        <w:rPr>
+          <w:b/>
+          <w:bCs/>
+        </w:rPr>
+        <w:t>Cost</w:t>
+      </w:r>
+      <w:r>
+        <w:t>: $0 / Free (500 MB PostgreSQL database).</w:t>
+      </w:r>
+    </w:p>
+    <w:p>
+      <w:pPr>
+        <w:numPr>
+          <w:ilvl w:val="0"/>
+          <w:numId w:val="6"/>
+        </w:numPr>
+      </w:pPr>
+      <w:r>
+        <w:lastRenderedPageBreak/>
+        <w:t>Gives you a PostgreSQL connection URI to paste into DATABASE_URL.</w:t>
+      </w:r>
+    </w:p>
+    <w:p>
+      <w:r>
+        <w:pict w14:anchorId="0E8B80B6">
+          <v:rect id="_x0000_i1036" style="width:403.05pt;height:.75pt" o:hrpct="0" o:hralign="center" o:hrstd="t" o:hr="t" fillcolor="#a0a0a0" stroked="f"/>
+        </w:pict>
+      </w:r>
+    </w:p>
+    <w:p>
+      <w:r>
+        <w:t>Summary</w:t>
+      </w:r>
+    </w:p>
+    <w:p>
+      <w:r>
+        <w:t>For now, your current Render database is </w:t>
+      </w:r>
+      <w:r>
+        <w:rPr>
+          <w:b/>
+          <w:bCs/>
+        </w:rPr>
+        <w:t>100% active and working for the next 30 days</w:t>
+      </w:r>
+      <w:r>
+        <w:t>. When you are ready for a permanent solution, you can simply plug in a free connection URL from </w:t>
+      </w:r>
+      <w:proofErr w:type="spellStart"/>
+      <w:r>
+        <w:rPr>
+          <w:b/>
+          <w:bCs/>
+        </w:rPr>
+        <w:t>Neon.tech</w:t>
+      </w:r>
+      <w:proofErr w:type="spellEnd"/>
+      <w:r>
+        <w:t> into your Render environment variables anytime!</w:t>
       </w:r>
     </w:p>
     <w:p/>
@@ -2625,6 +2957,155 @@
     </w:lvl>
   </w:abstractNum>
   <w:abstractNum w:abstractNumId="3" w15:restartNumberingAfterBreak="0">
+    <w:nsid w:val="652C1C2D"/>
+    <w:multiLevelType w:val="multilevel"/>
+    <w:tmpl w:val="55C496A6"/>
+    <w:lvl w:ilvl="0">
+      <w:start w:val="1"/>
+      <w:numFmt w:val="bullet"/>
+      <w:lvlText w:val=""/>
+      <w:lvlJc w:val="left"/>
+      <w:pPr>
+        <w:tabs>
+          <w:tab w:val="num" w:pos="720"/>
+        </w:tabs>
+        <w:ind w:left="720" w:hanging="360"/>
+      </w:pPr>
+      <w:rPr>
+        <w:rFonts w:ascii="Symbol" w:hAnsi="Symbol" w:hint="default"/>
+        <w:sz w:val="20"/>
+      </w:rPr>
+    </w:lvl>
+    <w:lvl w:ilvl="1" w:tentative="1">
+      <w:start w:val="1"/>
+      <w:numFmt w:val="bullet"/>
+      <w:lvlText w:val=""/>
+      <w:lvlJc w:val="left"/>
+      <w:pPr>
+        <w:tabs>
+          <w:tab w:val="num" w:pos="1440"/>
+        </w:tabs>
+        <w:ind w:left="1440" w:hanging="360"/>
+      </w:pPr>
+      <w:rPr>
+        <w:rFonts w:ascii="Symbol" w:hAnsi="Symbol" w:hint="default"/>
+        <w:sz w:val="20"/>
+      </w:rPr>
+    </w:lvl>
+    <w:lvl w:ilvl="2" w:tentative="1">
+      <w:start w:val="1"/>
+      <w:numFmt w:val="bullet"/>
+      <w:lvlText w:val=""/>
+      <w:lvlJc w:val="left"/>
+      <w:pPr>
+        <w:tabs>
+          <w:tab w:val="num" w:pos="2160"/>
+        </w:tabs>
+        <w:ind w:left="2160" w:hanging="360"/>
+      </w:pPr>
+      <w:rPr>
+        <w:rFonts w:ascii="Symbol" w:hAnsi="Symbol" w:hint="default"/>
+        <w:sz w:val="20"/>
+      </w:rPr>
+    </w:lvl>
+    <w:lvl w:ilvl="3" w:tentative="1">
+      <w:start w:val="1"/>
+      <w:numFmt w:val="bullet"/>
+      <w:lvlText w:val=""/>
+      <w:lvlJc w:val="left"/>
+      <w:pPr>
+        <w:tabs>
+          <w:tab w:val="num" w:pos="2880"/>
+        </w:tabs>
+        <w:ind w:left="2880" w:hanging="360"/>
+      </w:pPr>
+      <w:rPr>
+        <w:rFonts w:ascii="Symbol" w:hAnsi="Symbol" w:hint="default"/>
+        <w:sz w:val="20"/>
+      </w:rPr>
+    </w:lvl>
+    <w:lvl w:ilvl="4" w:tentative="1">
+      <w:start w:val="1"/>
+      <w:numFmt w:val="bullet"/>
+      <w:lvlText w:val=""/>
+      <w:lvlJc w:val="left"/>
+      <w:pPr>
+        <w:tabs>
+          <w:tab w:val="num" w:pos="3600"/>
+        </w:tabs>
+        <w:ind w:left="3600" w:hanging="360"/>
+      </w:pPr>
+      <w:rPr>
+        <w:rFonts w:ascii="Symbol" w:hAnsi="Symbol" w:hint="default"/>
+        <w:sz w:val="20"/>
+      </w:rPr>
+    </w:lvl>
+    <w:lvl w:ilvl="5" w:tentative="1">
+      <w:start w:val="1"/>
+      <w:numFmt w:val="bullet"/>
+      <w:lvlText w:val=""/>
+      <w:lvlJc w:val="left"/>
+      <w:pPr>
+        <w:tabs>
+          <w:tab w:val="num" w:pos="4320"/>
+        </w:tabs>
+        <w:ind w:left="4320" w:hanging="360"/>
+      </w:pPr>
+      <w:rPr>
+        <w:rFonts w:ascii="Symbol" w:hAnsi="Symbol" w:hint="default"/>
+        <w:sz w:val="20"/>
+      </w:rPr>
+    </w:lvl>
+    <w:lvl w:ilvl="6" w:tentative="1">
+      <w:start w:val="1"/>
+      <w:numFmt w:val="bullet"/>
+      <w:lvlText w:val=""/>
+      <w:lvlJc w:val="left"/>
+      <w:pPr>
+        <w:tabs>
+          <w:tab w:val="num" w:pos="5040"/>
+        </w:tabs>
+        <w:ind w:left="5040" w:hanging="360"/>
+      </w:pPr>
+      <w:rPr>
+        <w:rFonts w:ascii="Symbol" w:hAnsi="Symbol" w:hint="default"/>
+        <w:sz w:val="20"/>
+      </w:rPr>
+    </w:lvl>
+    <w:lvl w:ilvl="7" w:tentative="1">
+      <w:start w:val="1"/>
+      <w:numFmt w:val="bullet"/>
+      <w:lvlText w:val=""/>
+      <w:lvlJc w:val="left"/>
+      <w:pPr>
+        <w:tabs>
+          <w:tab w:val="num" w:pos="5760"/>
+        </w:tabs>
+        <w:ind w:left="5760" w:hanging="360"/>
+      </w:pPr>
+      <w:rPr>
+        <w:rFonts w:ascii="Symbol" w:hAnsi="Symbol" w:hint="default"/>
+        <w:sz w:val="20"/>
+      </w:rPr>
+    </w:lvl>
+    <w:lvl w:ilvl="8" w:tentative="1">
+      <w:start w:val="1"/>
+      <w:numFmt w:val="bullet"/>
+      <w:lvlText w:val=""/>
+      <w:lvlJc w:val="left"/>
+      <w:pPr>
+        <w:tabs>
+          <w:tab w:val="num" w:pos="6480"/>
+        </w:tabs>
+        <w:ind w:left="6480" w:hanging="360"/>
+      </w:pPr>
+      <w:rPr>
+        <w:rFonts w:ascii="Symbol" w:hAnsi="Symbol" w:hint="default"/>
+        <w:sz w:val="20"/>
+      </w:rPr>
+    </w:lvl>
+  </w:abstractNum>
+  <w:abstractNum w:abstractNumId="4" w15:restartNumberingAfterBreak="0">
     <w:nsid w:val="6F876AA9"/>
     <w:multiLevelType w:val="multilevel"/>
     <w:tmpl w:val="3BCA0FD8"/>
@@ -2735,6 +3216,151 @@
         </w:tabs>
         <w:ind w:left="6480" w:hanging="360"/>
       </w:pPr>
+    </w:lvl>
+  </w:abstractNum>
+  <w:abstractNum w:abstractNumId="5" w15:restartNumberingAfterBreak="0">
+    <w:nsid w:val="75A75FB5"/>
+    <w:multiLevelType w:val="multilevel"/>
+    <w:tmpl w:val="F2CAC2DC"/>
+    <w:lvl w:ilvl="0">
+      <w:start w:val="1"/>
+      <w:numFmt w:val="bullet"/>
+      <w:lvlText w:val=""/>
+      <w:lvlJc w:val="left"/>
+      <w:pPr>
+        <w:tabs>
+          <w:tab w:val="num" w:pos="720"/>
+        </w:tabs>
+        <w:ind w:left="720" w:hanging="360"/>
+      </w:pPr>
+      <w:rPr>
+        <w:rFonts w:ascii="Symbol" w:hAnsi="Symbol" w:hint="default"/>
+        <w:sz w:val="20"/>
+      </w:rPr>
+    </w:lvl>
+    <w:lvl w:ilvl="1">
+      <w:start w:val="1"/>
+      <w:numFmt w:val="decimal"/>
+      <w:lvlText w:val="%2."/>
+      <w:lvlJc w:val="left"/>
+      <w:pPr>
+        <w:tabs>
+          <w:tab w:val="num" w:pos="1440"/>
+        </w:tabs>
+        <w:ind w:left="1440" w:hanging="360"/>
+      </w:pPr>
+    </w:lvl>
+    <w:lvl w:ilvl="2" w:tentative="1">
+      <w:start w:val="1"/>
+      <w:numFmt w:val="bullet"/>
+      <w:lvlText w:val=""/>
+      <w:lvlJc w:val="left"/>
+      <w:pPr>
+        <w:tabs>
+          <w:tab w:val="num" w:pos="2160"/>
+        </w:tabs>
+        <w:ind w:left="2160" w:hanging="360"/>
+      </w:pPr>
+      <w:rPr>
+        <w:rFonts w:ascii="Symbol" w:hAnsi="Symbol" w:hint="default"/>
+        <w:sz w:val="20"/>
+      </w:rPr>
+    </w:lvl>
+    <w:lvl w:ilvl="3" w:tentative="1">
+      <w:start w:val="1"/>
+      <w:numFmt w:val="bullet"/>
+      <w:lvlText w:val=""/>
+      <w:lvlJc w:val="left"/>
+      <w:pPr>
+        <w:tabs>
+          <w:tab w:val="num" w:pos="2880"/>
+        </w:tabs>
+        <w:ind w:left="2880" w:hanging="360"/>
+      </w:pPr>
+      <w:rPr>
+        <w:rFonts w:ascii="Symbol" w:hAnsi="Symbol" w:hint="default"/>
+        <w:sz w:val="20"/>
+      </w:rPr>
+    </w:lvl>
+    <w:lvl w:ilvl="4" w:tentative="1">
+      <w:start w:val="1"/>
+      <w:numFmt w:val="bullet"/>
+      <w:lvlText w:val=""/>
+      <w:lvlJc w:val="left"/>
+      <w:pPr>
+        <w:tabs>
+          <w:tab w:val="num" w:pos="3600"/>
+        </w:tabs>
+        <w:ind w:left="3600" w:hanging="360"/>
+      </w:pPr>
+      <w:rPr>
+        <w:rFonts w:ascii="Symbol" w:hAnsi="Symbol" w:hint="default"/>
+        <w:sz w:val="20"/>
+      </w:rPr>
+    </w:lvl>
+    <w:lvl w:ilvl="5" w:tentative="1">
+      <w:start w:val="1"/>
+      <w:numFmt w:val="bullet"/>
+      <w:lvlText w:val=""/>
+      <w:lvlJc w:val="left"/>
+      <w:pPr>
+        <w:tabs>
+          <w:tab w:val="num" w:pos="4320"/>
+        </w:tabs>
+        <w:ind w:left="4320" w:hanging="360"/>
+      </w:pPr>
+      <w:rPr>
+        <w:rFonts w:ascii="Symbol" w:hAnsi="Symbol" w:hint="default"/>
+        <w:sz w:val="20"/>
+      </w:rPr>
+    </w:lvl>
+    <w:lvl w:ilvl="6" w:tentative="1">
+      <w:start w:val="1"/>
+      <w:numFmt w:val="bullet"/>
+      <w:lvlText w:val=""/>
+      <w:lvlJc w:val="left"/>
+      <w:pPr>
+        <w:tabs>
+          <w:tab w:val="num" w:pos="5040"/>
+        </w:tabs>
+        <w:ind w:left="5040" w:hanging="360"/>
+      </w:pPr>
+      <w:rPr>
+        <w:rFonts w:ascii="Symbol" w:hAnsi="Symbol" w:hint="default"/>
+        <w:sz w:val="20"/>
+      </w:rPr>
+    </w:lvl>
+    <w:lvl w:ilvl="7" w:tentative="1">
+      <w:start w:val="1"/>
+      <w:numFmt w:val="bullet"/>
+      <w:lvlText w:val=""/>
+      <w:lvlJc w:val="left"/>
+      <w:pPr>
+        <w:tabs>
+          <w:tab w:val="num" w:pos="5760"/>
+        </w:tabs>
+        <w:ind w:left="5760" w:hanging="360"/>
+      </w:pPr>
+      <w:rPr>
+        <w:rFonts w:ascii="Symbol" w:hAnsi="Symbol" w:hint="default"/>
+        <w:sz w:val="20"/>
+      </w:rPr>
+    </w:lvl>
+    <w:lvl w:ilvl="8" w:tentative="1">
+      <w:start w:val="1"/>
+      <w:numFmt w:val="bullet"/>
+      <w:lvlText w:val=""/>
+      <w:lvlJc w:val="left"/>
+      <w:pPr>
+        <w:tabs>
+          <w:tab w:val="num" w:pos="6480"/>
+        </w:tabs>
+        <w:ind w:left="6480" w:hanging="360"/>
+      </w:pPr>
+      <w:rPr>
+        <w:rFonts w:ascii="Symbol" w:hAnsi="Symbol" w:hint="default"/>
+        <w:sz w:val="20"/>
+      </w:rPr>
     </w:lvl>
   </w:abstractNum>
   <w:num w:numId="1" w16cid:durableId="218367552">
@@ -2747,6 +3373,12 @@
     <w:abstractNumId w:val="1"/>
   </w:num>
   <w:num w:numId="4" w16cid:durableId="106585898">
+    <w:abstractNumId w:val="4"/>
+  </w:num>
+  <w:num w:numId="5" w16cid:durableId="36667229">
+    <w:abstractNumId w:val="5"/>
+  </w:num>
+  <w:num w:numId="6" w16cid:durableId="2119526064">
     <w:abstractNumId w:val="3"/>
   </w:num>
 </w:numbering>

--- a/Hosting Intro.docx
+++ b/Hosting Intro.docx
@@ -3,6 +3,9 @@
 <w:document xmlns:wpc="http://schemas.microsoft.com/office/word/2010/wordprocessingCanvas" xmlns:cx="http://schemas.microsoft.com/office/drawing/2014/chartex" xmlns:cx1="http://schemas.microsoft.com/office/drawing/2015/9/8/chartex" xmlns:cx2="http://schemas.microsoft.com/office/drawing/2015/10/21/chartex" xmlns:cx3="http://schemas.microsoft.com/office/drawing/2016/5/9/chartex" xmlns:cx4="http://schemas.microsoft.com/office/drawing/2016/5/10/chartex" xmlns:cx5="http://schemas.microsoft.com/office/drawing/2016/5/11/chartex" xmlns:cx6="http://schemas.microsoft.com/office/drawing/2016/5/12/chartex" xmlns:cx7="http://schemas.microsoft.com/office/drawing/2016/5/13/chartex" xmlns:cx8="http://schemas.microsoft.com/office/drawing/2016/5/14/chartex" xmlns:mc="http://schemas.openxmlformats.org/markup-compatibility/2006" xmlns:aink="http://schemas.microsoft.com/office/drawing/2016/ink" xmlns:am3d="http://schemas.microsoft.com/office/drawing/2017/model3d" xmlns:o="urn:schemas-microsoft-com:office:office" xmlns:oel="http://schemas.microsoft.com/office/2019/extlst" xmlns:r="http://schemas.openxmlformats.org/officeDocument/2006/relationships" xmlns:m="http://schemas.openxmlformats.org/officeDocument/2006/math" xmlns:v="urn:schemas-microsoft-com:vml" xmlns:wp14="http://schemas.microsoft.com/office/word/2010/wordprocessingDrawing" xmlns:wp="http://schemas.openxmlformats.org/drawingml/2006/wordprocessingDrawing" xmlns:w10="urn:schemas-microsoft-com:office:word" xmlns:w="http://schemas.openxmlformats.org/wordprocessingml/2006/main" xmlns:w14="http://schemas.microsoft.com/office/word/2010/wordml" xmlns:w15="http://schemas.microsoft.com/office/word/2012/wordml" xmlns:w16cex="http://schemas.microsoft.com/office/word/2018/wordml/cex" xmlns:w16cid="http://schemas.microsoft.com/office/word/2016/wordml/cid" xmlns:w16="http://schemas.microsoft.com/office/word/2018/wordml" xmlns:w16du="http://schemas.microsoft.com/office/word/2023/wordml/word16du" xmlns:w16sdtdh="http://schemas.microsoft.com/office/word/2020/wordml/sdtdatahash" xmlns:w16sdtfl="http://schemas.microsoft.com/office/word/2024/wordml/sdtformatlock" xmlns:w16se="http://schemas.microsoft.com/office/word/2015/wordml/symex" xmlns:wpg="http://schemas.microsoft.com/office/word/2010/wordprocessingGroup" xmlns:wpi="http://schemas.microsoft.com/office/word/2010/wordprocessingInk" xmlns:wne="http://schemas.microsoft.com/office/word/2006/wordml" xmlns:wps="http://schemas.microsoft.com/office/word/2010/wordprocessingShape" mc:Ignorable="w14 w15 w16se w16cid w16 w16cex w16sdtdh w16sdtfl w16du wp14">
   <w:body>
     <w:p>
+      <w:pPr>
+        <w:contextualSpacing/>
+      </w:pPr>
       <w:r>
         <w:rPr>
           <w:cs/>
@@ -31,11 +34,17 @@
       </w:r>
     </w:p>
     <w:p>
+      <w:pPr>
+        <w:contextualSpacing/>
+      </w:pPr>
       <w:r>
         <w:t>9:17 AM</w:t>
       </w:r>
     </w:p>
     <w:p>
+      <w:pPr>
+        <w:contextualSpacing/>
+      </w:pPr>
       <w:r>
         <w:rPr>
           <w:cs/>
@@ -140,6 +149,9 @@
       </w:r>
     </w:p>
     <w:p>
+      <w:pPr>
+        <w:contextualSpacing/>
+      </w:pPr>
       <w:r>
         <w:pict w14:anchorId="745E5809">
           <v:rect id="_x0000_i1025" style="width:403.05pt;height:.75pt" o:hrpct="0" o:hralign="center" o:hrstd="t" o:hr="t" fillcolor="#a0a0a0" stroked="f"/>
@@ -147,6 +159,9 @@
       </w:r>
     </w:p>
     <w:p>
+      <w:pPr>
+        <w:contextualSpacing/>
+      </w:pPr>
       <w:r>
         <w:rPr>
           <w:cs/>
@@ -167,6 +182,9 @@
       </w:r>
     </w:p>
     <w:p>
+      <w:pPr>
+        <w:contextualSpacing/>
+      </w:pPr>
       <w:r>
         <w:rPr>
           <w:cs/>
@@ -184,6 +202,9 @@
       </w:r>
     </w:p>
     <w:p>
+      <w:pPr>
+        <w:contextualSpacing/>
+      </w:pPr>
       <w:r>
         <w:rPr>
           <w:rFonts w:ascii="Segoe UI Emoji" w:hAnsi="Segoe UI Emoji" w:cs="Segoe UI Emoji"/>
@@ -216,6 +237,7 @@
           <w:ilvl w:val="0"/>
           <w:numId w:val="1"/>
         </w:numPr>
+        <w:contextualSpacing/>
       </w:pPr>
       <w:r>
         <w:rPr>
@@ -250,6 +272,7 @@
           <w:ilvl w:val="0"/>
           <w:numId w:val="1"/>
         </w:numPr>
+        <w:contextualSpacing/>
       </w:pPr>
       <w:r>
         <w:rPr>
@@ -302,6 +325,7 @@
           <w:ilvl w:val="0"/>
           <w:numId w:val="1"/>
         </w:numPr>
+        <w:contextualSpacing/>
       </w:pPr>
       <w:r>
         <w:rPr>
@@ -321,6 +345,7 @@
           <w:ilvl w:val="1"/>
           <w:numId w:val="1"/>
         </w:numPr>
+        <w:contextualSpacing/>
       </w:pPr>
       <w:r>
         <w:rPr>
@@ -373,6 +398,7 @@
           <w:ilvl w:val="1"/>
           <w:numId w:val="1"/>
         </w:numPr>
+        <w:contextualSpacing/>
       </w:pPr>
       <w:r>
         <w:rPr>
@@ -387,6 +413,7 @@
           <w:ilvl w:val="0"/>
           <w:numId w:val="1"/>
         </w:numPr>
+        <w:contextualSpacing/>
       </w:pPr>
       <w:r>
         <w:rPr>
@@ -413,6 +440,7 @@
           <w:ilvl w:val="1"/>
           <w:numId w:val="1"/>
         </w:numPr>
+        <w:contextualSpacing/>
       </w:pPr>
       <w:r>
         <w:rPr>
@@ -455,12 +483,12 @@
           <w:ilvl w:val="1"/>
           <w:numId w:val="1"/>
         </w:numPr>
-      </w:pPr>
-      <w:r>
-        <w:rPr>
-          <w:cs/>
-        </w:rPr>
-        <w:lastRenderedPageBreak/>
+        <w:contextualSpacing/>
+      </w:pPr>
+      <w:r>
+        <w:rPr>
+          <w:cs/>
+        </w:rPr>
         <w:t xml:space="preserve">សម្រាប់ </w:t>
       </w:r>
       <w:r>
@@ -609,6 +637,9 @@
       </w:r>
     </w:p>
     <w:p>
+      <w:pPr>
+        <w:contextualSpacing/>
+      </w:pPr>
       <w:r>
         <w:rPr>
           <w:rFonts w:ascii="Segoe UI Emoji" w:hAnsi="Segoe UI Emoji" w:cs="Segoe UI Emoji"/>
@@ -632,6 +663,7 @@
           <w:ilvl w:val="0"/>
           <w:numId w:val="2"/>
         </w:numPr>
+        <w:contextualSpacing/>
       </w:pPr>
       <w:r>
         <w:rPr>
@@ -685,6 +717,7 @@
           <w:ilvl w:val="0"/>
           <w:numId w:val="2"/>
         </w:numPr>
+        <w:contextualSpacing/>
       </w:pPr>
       <w:r>
         <w:rPr>
@@ -716,13 +749,15 @@
           <w:ilvl w:val="0"/>
           <w:numId w:val="2"/>
         </w:numPr>
-      </w:pPr>
-      <w:r>
-        <w:rPr>
-          <w:b/>
-          <w:bCs/>
-          <w:cs/>
-        </w:rPr>
+        <w:contextualSpacing/>
+      </w:pPr>
+      <w:r>
+        <w:rPr>
+          <w:b/>
+          <w:bCs/>
+          <w:cs/>
+        </w:rPr>
+        <w:lastRenderedPageBreak/>
         <w:t>លក្ខណៈពិសេស</w:t>
       </w:r>
       <w:r>
@@ -735,6 +770,7 @@
           <w:ilvl w:val="1"/>
           <w:numId w:val="2"/>
         </w:numPr>
+        <w:contextualSpacing/>
       </w:pPr>
       <w:r>
         <w:rPr>
@@ -768,6 +804,7 @@
           <w:ilvl w:val="1"/>
           <w:numId w:val="2"/>
         </w:numPr>
+        <w:contextualSpacing/>
       </w:pPr>
       <w:r>
         <w:rPr>
@@ -809,6 +846,7 @@
           <w:ilvl w:val="0"/>
           <w:numId w:val="2"/>
         </w:numPr>
+        <w:contextualSpacing/>
       </w:pPr>
       <w:r>
         <w:rPr>
@@ -847,6 +885,9 @@
       </w:r>
     </w:p>
     <w:p>
+      <w:pPr>
+        <w:contextualSpacing/>
+      </w:pPr>
       <w:r>
         <w:pict w14:anchorId="626439CB">
           <v:rect id="_x0000_i1026" style="width:403.05pt;height:.75pt" o:hrpct="0" o:hralign="center" o:hrstd="t" o:hr="t" fillcolor="#a0a0a0" stroked="f"/>
@@ -854,6 +895,9 @@
       </w:r>
     </w:p>
     <w:p>
+      <w:pPr>
+        <w:contextualSpacing/>
+      </w:pPr>
       <w:r>
         <w:rPr>
           <w:cs/>
@@ -883,6 +927,9 @@
       </w:r>
     </w:p>
     <w:p>
+      <w:pPr>
+        <w:contextualSpacing/>
+      </w:pPr>
       <w:r>
         <w:rPr>
           <w:rFonts w:ascii="Segoe UI Emoji" w:hAnsi="Segoe UI Emoji" w:cs="Segoe UI Emoji"/>
@@ -906,6 +953,7 @@
           <w:ilvl w:val="0"/>
           <w:numId w:val="3"/>
         </w:numPr>
+        <w:contextualSpacing/>
       </w:pPr>
       <w:r>
         <w:rPr>
@@ -940,6 +988,7 @@
           <w:ilvl w:val="0"/>
           <w:numId w:val="3"/>
         </w:numPr>
+        <w:contextualSpacing/>
       </w:pPr>
       <w:r>
         <w:rPr>
@@ -991,6 +1040,7 @@
           <w:ilvl w:val="0"/>
           <w:numId w:val="3"/>
         </w:numPr>
+        <w:contextualSpacing/>
       </w:pPr>
       <w:r>
         <w:rPr>
@@ -1010,6 +1060,7 @@
           <w:ilvl w:val="1"/>
           <w:numId w:val="3"/>
         </w:numPr>
+        <w:contextualSpacing/>
       </w:pPr>
       <w:r>
         <w:rPr>
@@ -1052,6 +1103,7 @@
           <w:ilvl w:val="1"/>
           <w:numId w:val="3"/>
         </w:numPr>
+        <w:contextualSpacing/>
       </w:pPr>
       <w:r>
         <w:rPr>
@@ -1098,6 +1150,7 @@
           <w:ilvl w:val="1"/>
           <w:numId w:val="3"/>
         </w:numPr>
+        <w:contextualSpacing/>
       </w:pPr>
       <w:r>
         <w:rPr>
@@ -1112,14 +1165,14 @@
           <w:ilvl w:val="0"/>
           <w:numId w:val="3"/>
         </w:numPr>
-      </w:pPr>
-      <w:r>
-        <w:rPr>
-          <w:b/>
-          <w:bCs/>
-          <w:cs/>
-        </w:rPr>
-        <w:lastRenderedPageBreak/>
+        <w:contextualSpacing/>
+      </w:pPr>
+      <w:r>
+        <w:rPr>
+          <w:b/>
+          <w:bCs/>
+          <w:cs/>
+        </w:rPr>
         <w:t>ចំណុចកត់សម្គាល់</w:t>
       </w:r>
       <w:r>
@@ -1132,6 +1185,7 @@
           <w:ilvl w:val="1"/>
           <w:numId w:val="3"/>
         </w:numPr>
+        <w:contextualSpacing/>
       </w:pPr>
       <w:r>
         <w:rPr>
@@ -1178,6 +1232,9 @@
       </w:r>
     </w:p>
     <w:p>
+      <w:pPr>
+        <w:contextualSpacing/>
+      </w:pPr>
       <w:r>
         <w:pict w14:anchorId="3A0A0992">
           <v:rect id="_x0000_i1027" style="width:403.05pt;height:.75pt" o:hrpct="0" o:hralign="center" o:hrstd="t" o:hr="t" fillcolor="#a0a0a0" stroked="f"/>
@@ -1185,6 +1242,9 @@
       </w:r>
     </w:p>
     <w:p>
+      <w:pPr>
+        <w:contextualSpacing/>
+      </w:pPr>
       <w:r>
         <w:rPr>
           <w:cs/>
@@ -1202,6 +1262,9 @@
       </w:r>
     </w:p>
     <w:p>
+      <w:pPr>
+        <w:contextualSpacing/>
+      </w:pPr>
       <w:r>
         <w:rPr>
           <w:cs/>
@@ -1269,10 +1332,14 @@
             <w:hideMark/>
           </w:tcPr>
           <w:p>
+            <w:pPr>
+              <w:contextualSpacing/>
+            </w:pPr>
             <w:r>
               <w:rPr>
                 <w:cs/>
               </w:rPr>
+              <w:lastRenderedPageBreak/>
               <w:t>ក្រុមហ៊ុនផ្តល់សេវា</w:t>
             </w:r>
           </w:p>
@@ -1290,6 +1357,9 @@
             <w:hideMark/>
           </w:tcPr>
           <w:p>
+            <w:pPr>
+              <w:contextualSpacing/>
+            </w:pPr>
             <w:r>
               <w:rPr>
                 <w:cs/>
@@ -1311,6 +1381,9 @@
             <w:hideMark/>
           </w:tcPr>
           <w:p>
+            <w:pPr>
+              <w:contextualSpacing/>
+            </w:pPr>
             <w:r>
               <w:rPr>
                 <w:cs/>
@@ -1335,6 +1408,9 @@
             <w:hideMark/>
           </w:tcPr>
           <w:p>
+            <w:pPr>
+              <w:contextualSpacing/>
+            </w:pPr>
             <w:r>
               <w:rPr>
                 <w:cs/>
@@ -1361,6 +1437,9 @@
             <w:hideMark/>
           </w:tcPr>
           <w:p>
+            <w:pPr>
+              <w:contextualSpacing/>
+            </w:pPr>
             <w:r>
               <w:rPr>
                 <w:b/>
@@ -1383,6 +1462,9 @@
             <w:hideMark/>
           </w:tcPr>
           <w:p>
+            <w:pPr>
+              <w:contextualSpacing/>
+            </w:pPr>
             <w:r>
               <w:rPr>
                 <w:b/>
@@ -1413,6 +1495,9 @@
             <w:hideMark/>
           </w:tcPr>
           <w:p>
+            <w:pPr>
+              <w:contextualSpacing/>
+            </w:pPr>
             <w:r>
               <w:t>2 vCPU, 2GB RAM, 40GB SSD</w:t>
             </w:r>
@@ -1431,6 +1516,9 @@
             <w:hideMark/>
           </w:tcPr>
           <w:p>
+            <w:pPr>
+              <w:contextualSpacing/>
+            </w:pPr>
             <w:r>
               <w:rPr>
                 <w:cs/>
@@ -1457,6 +1545,9 @@
             <w:hideMark/>
           </w:tcPr>
           <w:p>
+            <w:pPr>
+              <w:contextualSpacing/>
+            </w:pPr>
             <w:proofErr w:type="spellStart"/>
             <w:r>
               <w:rPr>
@@ -1481,6 +1572,9 @@
             <w:hideMark/>
           </w:tcPr>
           <w:p>
+            <w:pPr>
+              <w:contextualSpacing/>
+            </w:pPr>
             <w:r>
               <w:rPr>
                 <w:b/>
@@ -1511,6 +1605,9 @@
             <w:hideMark/>
           </w:tcPr>
           <w:p>
+            <w:pPr>
+              <w:contextualSpacing/>
+            </w:pPr>
             <w:r>
               <w:t>1 vCPU, 1GB RAM, 25GB SSD</w:t>
             </w:r>
@@ -1529,6 +1626,9 @@
             <w:hideMark/>
           </w:tcPr>
           <w:p>
+            <w:pPr>
+              <w:contextualSpacing/>
+            </w:pPr>
             <w:r>
               <w:rPr>
                 <w:cs/>
@@ -1564,6 +1664,9 @@
             <w:hideMark/>
           </w:tcPr>
           <w:p>
+            <w:pPr>
+              <w:contextualSpacing/>
+            </w:pPr>
             <w:r>
               <w:rPr>
                 <w:b/>
@@ -1586,6 +1689,9 @@
             <w:hideMark/>
           </w:tcPr>
           <w:p>
+            <w:pPr>
+              <w:contextualSpacing/>
+            </w:pPr>
             <w:r>
               <w:rPr>
                 <w:b/>
@@ -1616,6 +1722,9 @@
             <w:hideMark/>
           </w:tcPr>
           <w:p>
+            <w:pPr>
+              <w:contextualSpacing/>
+            </w:pPr>
             <w:r>
               <w:t xml:space="preserve">4 vCPU, 8GB RAM, 50GB </w:t>
             </w:r>
@@ -1639,6 +1748,9 @@
             <w:hideMark/>
           </w:tcPr>
           <w:p>
+            <w:pPr>
+              <w:contextualSpacing/>
+            </w:pPr>
             <w:r>
               <w:rPr>
                 <w:cs/>
@@ -1668,6 +1780,9 @@
       </w:tr>
     </w:tbl>
     <w:p>
+      <w:pPr>
+        <w:contextualSpacing/>
+      </w:pPr>
       <w:r>
         <w:pict w14:anchorId="2E1E044D">
           <v:rect id="_x0000_i1028" style="width:403.05pt;height:.75pt" o:hrpct="0" o:hralign="center" o:hrstd="t" o:hr="t" fillcolor="#a0a0a0" stroked="f"/>
@@ -1675,6 +1790,9 @@
       </w:r>
     </w:p>
     <w:p>
+      <w:pPr>
+        <w:contextualSpacing/>
+      </w:pPr>
       <w:r>
         <w:rPr>
           <w:rFonts w:ascii="Segoe UI Emoji" w:hAnsi="Segoe UI Emoji" w:cs="Segoe UI Emoji"/>
@@ -1700,6 +1818,7 @@
           <w:ilvl w:val="0"/>
           <w:numId w:val="4"/>
         </w:numPr>
+        <w:contextualSpacing/>
       </w:pPr>
       <w:r>
         <w:rPr>
@@ -1822,6 +1941,7 @@
           <w:ilvl w:val="0"/>
           <w:numId w:val="4"/>
         </w:numPr>
+        <w:contextualSpacing/>
       </w:pPr>
       <w:r>
         <w:rPr>
@@ -1913,14 +2033,14 @@
           <w:ilvl w:val="0"/>
           <w:numId w:val="4"/>
         </w:numPr>
-      </w:pPr>
-      <w:r>
-        <w:rPr>
-          <w:b/>
-          <w:bCs/>
-          <w:cs/>
-        </w:rPr>
-        <w:lastRenderedPageBreak/>
+        <w:contextualSpacing/>
+      </w:pPr>
+      <w:r>
+        <w:rPr>
+          <w:b/>
+          <w:bCs/>
+          <w:cs/>
+        </w:rPr>
         <w:t>បើដាក់ឱ្យសាលាប្រើប្រាស់ជាក់ស្តែង (</w:t>
       </w:r>
       <w:r>
@@ -2051,6 +2171,9 @@
       </w:r>
     </w:p>
     <w:p>
+      <w:pPr>
+        <w:contextualSpacing/>
+      </w:pPr>
       <w:r>
         <w:pict w14:anchorId="5097C4C7">
           <v:rect id="_x0000_i1029" style="width:403.05pt;height:.75pt" o:hrpct="0" o:hralign="center" o:hrstd="t" o:hr="t" fillcolor="#a0a0a0" stroked="f"/>
@@ -2058,6 +2181,9 @@
       </w:r>
     </w:p>
     <w:p>
+      <w:pPr>
+        <w:contextualSpacing/>
+      </w:pPr>
       <w:r>
         <w:rPr>
           <w:rFonts w:ascii="Segoe UI Emoji" w:hAnsi="Segoe UI Emoji" w:cs="Segoe UI Emoji"/>
@@ -2075,6 +2201,9 @@
       </w:r>
     </w:p>
     <w:p>
+      <w:pPr>
+        <w:contextualSpacing/>
+      </w:pPr>
       <w:r>
         <w:rPr>
           <w:cs/>
@@ -2164,9 +2293,20 @@
         <w:t>ជូនបានភ្លាមៗ!</w:t>
       </w:r>
     </w:p>
-    <w:p/>
-    <w:p/>
-    <w:p>
+    <w:p>
+      <w:pPr>
+        <w:contextualSpacing/>
+      </w:pPr>
+    </w:p>
+    <w:p>
+      <w:pPr>
+        <w:contextualSpacing/>
+      </w:pPr>
+    </w:p>
+    <w:p>
+      <w:pPr>
+        <w:contextualSpacing/>
+      </w:pPr>
       <w:r>
         <w:t>1. </w:t>
       </w:r>
@@ -2200,12 +2340,14 @@
           <w:ilvl w:val="0"/>
           <w:numId w:val="5"/>
         </w:numPr>
-      </w:pPr>
-      <w:r>
-        <w:rPr>
-          <w:b/>
-          <w:bCs/>
-        </w:rPr>
+        <w:contextualSpacing/>
+      </w:pPr>
+      <w:r>
+        <w:rPr>
+          <w:b/>
+          <w:bCs/>
+        </w:rPr>
+        <w:lastRenderedPageBreak/>
         <w:t>Cost</w:t>
       </w:r>
       <w:r>
@@ -2218,6 +2360,7 @@
           <w:ilvl w:val="0"/>
           <w:numId w:val="5"/>
         </w:numPr>
+        <w:contextualSpacing/>
       </w:pPr>
       <w:r>
         <w:rPr>
@@ -2236,6 +2379,7 @@
           <w:ilvl w:val="1"/>
           <w:numId w:val="5"/>
         </w:numPr>
+        <w:contextualSpacing/>
       </w:pPr>
       <w:r>
         <w:t>Go to </w:t>
@@ -2292,6 +2436,7 @@
           <w:ilvl w:val="1"/>
           <w:numId w:val="5"/>
         </w:numPr>
+        <w:contextualSpacing/>
       </w:pPr>
       <w:r>
         <w:t>Click </w:t>
@@ -2323,6 +2468,7 @@
           <w:ilvl w:val="1"/>
           <w:numId w:val="5"/>
         </w:numPr>
+        <w:contextualSpacing/>
       </w:pPr>
       <w:r>
         <w:t>Copy the </w:t>
@@ -2360,6 +2506,7 @@
           <w:ilvl w:val="1"/>
           <w:numId w:val="5"/>
         </w:numPr>
+        <w:contextualSpacing/>
       </w:pPr>
       <w:r>
         <w:t>Paste that into your DATABASE_URL in </w:t>
@@ -2396,6 +2543,7 @@
           <w:ilvl w:val="1"/>
           <w:numId w:val="5"/>
         </w:numPr>
+        <w:contextualSpacing/>
       </w:pPr>
       <w:r>
         <w:t>It will </w:t>
@@ -2412,6 +2560,9 @@
       </w:r>
     </w:p>
     <w:p>
+      <w:pPr>
+        <w:contextualSpacing/>
+      </w:pPr>
       <w:r>
         <w:t>2. </w:t>
       </w:r>
@@ -2433,6 +2584,7 @@
           <w:ilvl w:val="0"/>
           <w:numId w:val="6"/>
         </w:numPr>
+        <w:contextualSpacing/>
       </w:pPr>
       <w:r>
         <w:rPr>
@@ -2451,52 +2603,3585 @@
           <w:ilvl w:val="0"/>
           <w:numId w:val="6"/>
         </w:numPr>
-      </w:pPr>
-      <w:r>
+        <w:contextualSpacing/>
+      </w:pPr>
+      <w:r>
+        <w:t>Gives you a PostgreSQL connection URI to paste into DATABASE_URL.</w:t>
+      </w:r>
+    </w:p>
+    <w:p>
+      <w:pPr>
+        <w:contextualSpacing/>
+      </w:pPr>
+      <w:r>
+        <w:pict w14:anchorId="0E8B80B6">
+          <v:rect id="_x0000_i1030" style="width:403.05pt;height:.75pt" o:hrpct="0" o:hralign="center" o:hrstd="t" o:hr="t" fillcolor="#a0a0a0" stroked="f"/>
+        </w:pict>
+      </w:r>
+    </w:p>
+    <w:p>
+      <w:pPr>
+        <w:contextualSpacing/>
+      </w:pPr>
+      <w:r>
+        <w:t>Summary</w:t>
+      </w:r>
+    </w:p>
+    <w:p>
+      <w:pPr>
+        <w:contextualSpacing/>
+      </w:pPr>
+      <w:r>
+        <w:t>For now, your current Render database is </w:t>
+      </w:r>
+      <w:r>
+        <w:rPr>
+          <w:b/>
+          <w:bCs/>
+        </w:rPr>
+        <w:t>100% active and working for the next 30 days</w:t>
+      </w:r>
+      <w:r>
+        <w:t>. When you are ready for a permanent solution, you can simply plug in a free connection URL from </w:t>
+      </w:r>
+      <w:proofErr w:type="spellStart"/>
+      <w:r>
+        <w:rPr>
+          <w:b/>
+          <w:bCs/>
+        </w:rPr>
+        <w:t>Neon.tech</w:t>
+      </w:r>
+      <w:proofErr w:type="spellEnd"/>
+      <w:r>
+        <w:t> into your Render environment variables anytime!</w:t>
+      </w:r>
+    </w:p>
+    <w:p>
+      <w:pPr>
+        <w:contextualSpacing/>
+      </w:pPr>
+    </w:p>
+    <w:p>
+      <w:pPr>
+        <w:contextualSpacing/>
+        <w:rPr>
+          <w:cs/>
+        </w:rPr>
+      </w:pPr>
+      <w:r>
+        <w:rPr>
+          <w:cs/>
+        </w:rPr>
+        <w:br w:type="page"/>
+      </w:r>
+    </w:p>
+    <w:p>
+      <w:pPr>
+        <w:contextualSpacing/>
+      </w:pPr>
+      <w:r>
+        <w:rPr>
+          <w:cs/>
+        </w:rPr>
         <w:lastRenderedPageBreak/>
-        <w:t>Gives you a PostgreSQL connection URI to paste into DATABASE_URL.</w:t>
-      </w:r>
-    </w:p>
-    <w:p>
-      <w:r>
-        <w:pict w14:anchorId="0E8B80B6">
-          <v:rect id="_x0000_i1036" style="width:403.05pt;height:.75pt" o:hrpct="0" o:hralign="center" o:hrstd="t" o:hr="t" fillcolor="#a0a0a0" stroked="f"/>
+        <w:t>នៅពេលអ្នក</w:t>
+      </w:r>
+      <w:r>
+        <w:t> </w:t>
+      </w:r>
+      <w:r>
+        <w:rPr>
+          <w:b/>
+          <w:bCs/>
+          <w:cs/>
+        </w:rPr>
+        <w:t xml:space="preserve">ប្តូរ </w:t>
+      </w:r>
+      <w:r>
+        <w:rPr>
+          <w:b/>
+          <w:bCs/>
+        </w:rPr>
+        <w:t xml:space="preserve">Drive </w:t>
+      </w:r>
+      <w:r>
+        <w:rPr>
+          <w:b/>
+          <w:bCs/>
+          <w:cs/>
+        </w:rPr>
+        <w:t>ថ្មី</w:t>
+      </w:r>
+      <w:r>
+        <w:t> (</w:t>
+      </w:r>
+      <w:r>
+        <w:rPr>
+          <w:cs/>
+        </w:rPr>
+        <w:t>ឧទាហរណ៍ ពី</w:t>
+      </w:r>
+      <w:r>
+        <w:t> E:\ </w:t>
+      </w:r>
+      <w:r>
+        <w:rPr>
+          <w:cs/>
+        </w:rPr>
+        <w:t>ទៅ</w:t>
+      </w:r>
+      <w:r>
+        <w:t> D:\ </w:t>
+      </w:r>
+      <w:r>
+        <w:rPr>
+          <w:cs/>
+        </w:rPr>
+        <w:t>ឬ</w:t>
+      </w:r>
+      <w:r>
+        <w:t xml:space="preserve"> C:\) </w:t>
+      </w:r>
+      <w:r>
+        <w:rPr>
+          <w:cs/>
+        </w:rPr>
+        <w:t>ឬ</w:t>
+      </w:r>
+      <w:r>
+        <w:t> </w:t>
+      </w:r>
+      <w:r>
+        <w:rPr>
+          <w:b/>
+          <w:bCs/>
+          <w:cs/>
+        </w:rPr>
+        <w:t xml:space="preserve">ប្តូរទៅកាន់ </w:t>
+      </w:r>
+      <w:r>
+        <w:rPr>
+          <w:b/>
+          <w:bCs/>
+        </w:rPr>
+        <w:t xml:space="preserve">Computer </w:t>
+      </w:r>
+      <w:r>
+        <w:rPr>
+          <w:b/>
+          <w:bCs/>
+          <w:cs/>
+        </w:rPr>
+        <w:t>ថ្មី</w:t>
+      </w:r>
+      <w:r>
+        <w:t> </w:t>
+      </w:r>
+      <w:r>
+        <w:rPr>
+          <w:cs/>
+        </w:rPr>
+        <w:t>អ្នកគ្រាន់តែអនុវត្តតាមការណែនាំខាងក្រោម នោះវានឹងដំណើរការធម្មតា ១០០%៖</w:t>
+      </w:r>
+    </w:p>
+    <w:p>
+      <w:pPr>
+        <w:contextualSpacing/>
+      </w:pPr>
+      <w:r>
+        <w:pict w14:anchorId="1D25C6CA">
+          <v:rect id="_x0000_i1084" style="width:403.05pt;height:.75pt" o:hrpct="0" o:hralign="center" o:hrstd="t" o:hr="t" fillcolor="#a0a0a0" stroked="f"/>
         </w:pict>
       </w:r>
     </w:p>
     <w:p>
-      <w:r>
-        <w:t>Summary</w:t>
-      </w:r>
-    </w:p>
-    <w:p>
-      <w:r>
-        <w:t>For now, your current Render database is </w:t>
-      </w:r>
-      <w:r>
-        <w:rPr>
-          <w:b/>
-          <w:bCs/>
-        </w:rPr>
-        <w:t>100% active and working for the next 30 days</w:t>
-      </w:r>
-      <w:r>
-        <w:t>. When you are ready for a permanent solution, you can simply plug in a free connection URL from </w:t>
+      <w:pPr>
+        <w:contextualSpacing/>
+      </w:pPr>
+      <w:r>
+        <w:rPr>
+          <w:rFonts w:ascii="Segoe UI Emoji" w:hAnsi="Segoe UI Emoji" w:cs="Segoe UI Emoji"/>
+        </w:rPr>
+        <w:t>📂</w:t>
+      </w:r>
+      <w:r>
+        <w:t xml:space="preserve"> </w:t>
+      </w:r>
+      <w:r>
+        <w:rPr>
+          <w:cs/>
+        </w:rPr>
+        <w:t xml:space="preserve">ករណីទី ១៖ ប្តូរ </w:t>
+      </w:r>
+      <w:r>
+        <w:t xml:space="preserve">Drive </w:t>
+      </w:r>
+      <w:r>
+        <w:rPr>
+          <w:cs/>
+        </w:rPr>
+        <w:t xml:space="preserve">លើ </w:t>
+      </w:r>
+      <w:r>
+        <w:t xml:space="preserve">Computer </w:t>
+      </w:r>
+      <w:r>
+        <w:rPr>
+          <w:cs/>
+        </w:rPr>
+        <w:t>ដដែល (ឧ. ពី</w:t>
+      </w:r>
+      <w:r>
+        <w:t> E:\ </w:t>
+      </w:r>
+      <w:r>
+        <w:rPr>
+          <w:cs/>
+        </w:rPr>
+        <w:t>ទៅ</w:t>
+      </w:r>
+      <w:r>
+        <w:t> D:\)</w:t>
+      </w:r>
+    </w:p>
+    <w:p>
+      <w:pPr>
+        <w:contextualSpacing/>
+      </w:pPr>
+      <w:r>
+        <w:rPr>
+          <w:cs/>
+        </w:rPr>
+        <w:t xml:space="preserve">នៅលើ </w:t>
+      </w:r>
+      <w:r>
+        <w:t xml:space="preserve">Windows </w:t>
+      </w:r>
+      <w:r>
+        <w:rPr>
+          <w:cs/>
+        </w:rPr>
+        <w:t xml:space="preserve">នៅពេលអ្នកប្តូរ </w:t>
+      </w:r>
+      <w:r>
+        <w:t xml:space="preserve">Folder </w:t>
+      </w:r>
+      <w:r>
+        <w:rPr>
+          <w:cs/>
+        </w:rPr>
+        <w:t xml:space="preserve">ទៅ </w:t>
+      </w:r>
+      <w:r>
+        <w:t xml:space="preserve">Drive </w:t>
+      </w:r>
+      <w:r>
+        <w:rPr>
+          <w:cs/>
+        </w:rPr>
+        <w:t xml:space="preserve">ផ្សេង </w:t>
+      </w:r>
+      <w:r>
+        <w:t xml:space="preserve">Folder </w:t>
+      </w:r>
+      <w:r>
+        <w:rPr>
+          <w:cs/>
+        </w:rPr>
+        <w:t xml:space="preserve">មូលដ្ឋាន </w:t>
+      </w:r>
+      <w:r>
+        <w:t>Python Virtual Environment (.</w:t>
       </w:r>
       <w:proofErr w:type="spellStart"/>
       <w:r>
-        <w:rPr>
-          <w:b/>
-          <w:bCs/>
-        </w:rPr>
-        <w:t>Neon.tech</w:t>
+        <w:t>venv</w:t>
       </w:r>
       <w:proofErr w:type="spellEnd"/>
       <w:r>
-        <w:t> into your Render environment variables anytime!</w:t>
-      </w:r>
-    </w:p>
-    <w:p/>
+        <w:t xml:space="preserve">) </w:t>
+      </w:r>
+      <w:r>
+        <w:rPr>
+          <w:cs/>
+        </w:rPr>
+        <w:t xml:space="preserve">ចាស់នឹងខូច </w:t>
+      </w:r>
+      <w:r>
+        <w:t xml:space="preserve">Path </w:t>
+      </w:r>
+      <w:r>
+        <w:rPr>
+          <w:cs/>
+        </w:rPr>
+        <w:t>។</w:t>
+      </w:r>
+    </w:p>
+    <w:p>
+      <w:pPr>
+        <w:contextualSpacing/>
+      </w:pPr>
+      <w:r>
+        <w:rPr>
+          <w:rFonts w:ascii="Segoe UI Emoji" w:hAnsi="Segoe UI Emoji" w:cs="Segoe UI Emoji"/>
+        </w:rPr>
+        <w:t>👉</w:t>
+      </w:r>
+      <w:r>
+        <w:t> </w:t>
+      </w:r>
+      <w:r>
+        <w:rPr>
+          <w:b/>
+          <w:bCs/>
+          <w:cs/>
+        </w:rPr>
+        <w:t xml:space="preserve">វិធីដោះស្រាយងាយបំផុត (តែ ១ </w:t>
+      </w:r>
+      <w:proofErr w:type="gramStart"/>
+      <w:r>
+        <w:rPr>
+          <w:b/>
+          <w:bCs/>
+          <w:cs/>
+        </w:rPr>
+        <w:t>ជំហាន)៖</w:t>
+      </w:r>
+      <w:proofErr w:type="gramEnd"/>
+    </w:p>
+    <w:p>
+      <w:pPr>
+        <w:numPr>
+          <w:ilvl w:val="0"/>
+          <w:numId w:val="7"/>
+        </w:numPr>
+        <w:contextualSpacing/>
+      </w:pPr>
+      <w:r>
+        <w:rPr>
+          <w:cs/>
+        </w:rPr>
+        <w:t xml:space="preserve">ចូលទៅកាន់ </w:t>
+      </w:r>
+      <w:r>
+        <w:t xml:space="preserve">Folder </w:t>
+      </w:r>
+      <w:r>
+        <w:rPr>
+          <w:cs/>
+        </w:rPr>
+        <w:t xml:space="preserve">គម្រោងនៅ </w:t>
+      </w:r>
+      <w:r>
+        <w:t xml:space="preserve">Drive </w:t>
+      </w:r>
+      <w:r>
+        <w:rPr>
+          <w:cs/>
+        </w:rPr>
+        <w:t>ថ្មី</w:t>
+      </w:r>
+    </w:p>
+    <w:p>
+      <w:pPr>
+        <w:numPr>
+          <w:ilvl w:val="0"/>
+          <w:numId w:val="7"/>
+        </w:numPr>
+        <w:contextualSpacing/>
+        <w:rPr>
+          <w:b/>
+          <w:bCs/>
+        </w:rPr>
+      </w:pPr>
+      <w:r>
+        <w:rPr>
+          <w:b/>
+          <w:bCs/>
+        </w:rPr>
+        <w:t xml:space="preserve">Double-click </w:t>
+      </w:r>
+      <w:r>
+        <w:rPr>
+          <w:b/>
+          <w:bCs/>
+          <w:cs/>
+        </w:rPr>
+        <w:t xml:space="preserve">បើក </w:t>
+      </w:r>
+      <w:r>
+        <w:rPr>
+          <w:b/>
+          <w:bCs/>
+        </w:rPr>
+        <w:t>File </w:t>
+      </w:r>
+    </w:p>
+    <w:p>
+      <w:pPr>
+        <w:contextualSpacing/>
+      </w:pPr>
+      <w:r>
+        <w:rPr>
+          <w:b/>
+          <w:bCs/>
+        </w:rPr>
+        <mc:AlternateContent>
+          <mc:Choice Requires="wps">
+            <w:drawing>
+              <wp:inline distT="0" distB="0" distL="0" distR="0" wp14:anchorId="4D480055" wp14:editId="733C7328">
+                <wp:extent cx="304800" cy="304800"/>
+                <wp:effectExtent l="0" t="0" r="0" b="0"/>
+                <wp:docPr id="1267505523" name="Rectangle 14"/>
+                <wp:cNvGraphicFramePr>
+                  <a:graphicFrameLocks xmlns:a="http://schemas.openxmlformats.org/drawingml/2006/main" noChangeAspect="1"/>
+                </wp:cNvGraphicFramePr>
+                <a:graphic xmlns:a="http://schemas.openxmlformats.org/drawingml/2006/main">
+                  <a:graphicData uri="http://schemas.microsoft.com/office/word/2010/wordprocessingShape">
+                    <wps:wsp>
+                      <wps:cNvSpPr>
+                        <a:spLocks noChangeAspect="1" noChangeArrowheads="1"/>
+                      </wps:cNvSpPr>
+                      <wps:spPr bwMode="auto">
+                        <a:xfrm>
+                          <a:off x="0" y="0"/>
+                          <a:ext cx="304800" cy="304800"/>
+                        </a:xfrm>
+                        <a:prstGeom prst="rect">
+                          <a:avLst/>
+                        </a:prstGeom>
+                        <a:noFill/>
+                        <a:ln>
+                          <a:noFill/>
+                        </a:ln>
+                        <a:extLst>
+                          <a:ext uri="{909E8E84-426E-40DD-AFC4-6F175D3DCCD1}">
+                            <a14:hiddenFill xmlns:a14="http://schemas.microsoft.com/office/drawing/2010/main">
+                              <a:solidFill>
+                                <a:srgbClr val="FFFFFF"/>
+                              </a:solidFill>
+                            </a14:hiddenFill>
+                          </a:ext>
+                          <a:ext uri="{91240B29-F687-4F45-9708-019B960494DF}">
+                            <a14:hiddenLine xmlns:a14="http://schemas.microsoft.com/office/drawing/2010/main" w="9525">
+                              <a:solidFill>
+                                <a:srgbClr val="000000"/>
+                              </a:solidFill>
+                              <a:miter lim="800000"/>
+                              <a:headEnd/>
+                              <a:tailEnd/>
+                            </a14:hiddenLine>
+                          </a:ext>
+                        </a:extLst>
+                      </wps:spPr>
+                      <wps:bodyPr rot="0" vert="horz" wrap="square" lIns="91440" tIns="45720" rIns="91440" bIns="45720" anchor="t" anchorCtr="0" upright="1">
+                        <a:noAutofit/>
+                      </wps:bodyPr>
+                    </wps:wsp>
+                  </a:graphicData>
+                </a:graphic>
+              </wp:inline>
+            </w:drawing>
+          </mc:Choice>
+          <mc:Fallback>
+            <w:pict>
+              <v:rect w14:anchorId="7FB449CF" id="Rectangle 14" o:spid="_x0000_s1026" style="width:24pt;height:24pt;visibility:visible;mso-wrap-style:square;mso-left-percent:-10001;mso-top-percent:-10001;mso-position-horizontal:absolute;mso-position-horizontal-relative:char;mso-position-vertical:absolute;mso-position-vertical-relative:line;mso-left-percent:-10001;mso-top-percent:-10001;v-text-anchor:top" o:gfxdata="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" filled="f" stroked="f">
+                <o:lock v:ext="edit" aspectratio="t"/>
+                <w10:anchorlock/>
+              </v:rect>
+            </w:pict>
+          </mc:Fallback>
+        </mc:AlternateContent>
+      </w:r>
+    </w:p>
+    <w:p>
+      <w:pPr>
+        <w:contextualSpacing/>
+      </w:pPr>
+      <w:r>
+        <w:rPr>
+          <w:b/>
+          <w:bCs/>
+        </w:rPr>
+        <w:t>setup_env.bat</w:t>
+      </w:r>
+      <w:r>
+        <w:t> (</w:t>
+      </w:r>
+      <w:r>
+        <w:rPr>
+          <w:cs/>
+        </w:rPr>
+        <w:t>ដែលខ្ញុំទើបតែបង្កើតជូន)</w:t>
+      </w:r>
+    </w:p>
+    <w:p>
+      <w:pPr>
+        <w:numPr>
+          <w:ilvl w:val="0"/>
+          <w:numId w:val="7"/>
+        </w:numPr>
+        <w:contextualSpacing/>
+      </w:pPr>
+      <w:r>
+        <w:rPr>
+          <w:cs/>
+        </w:rPr>
+        <w:t xml:space="preserve">រង់ចាំវា </w:t>
+      </w:r>
+      <w:r>
+        <w:t xml:space="preserve">Reset </w:t>
+      </w:r>
+      <w:r>
+        <w:rPr>
+          <w:cs/>
+        </w:rPr>
+        <w:t>និងដំឡើង</w:t>
+      </w:r>
+      <w:r>
+        <w:t> .</w:t>
+      </w:r>
+      <w:proofErr w:type="spellStart"/>
+      <w:r>
+        <w:t>venv</w:t>
+      </w:r>
+      <w:proofErr w:type="spellEnd"/>
+      <w:r>
+        <w:t> </w:t>
+      </w:r>
+      <w:r>
+        <w:rPr>
+          <w:cs/>
+        </w:rPr>
+        <w:t xml:space="preserve">ថ្មីប្រហែល ៣០ វិនាទី រួចចុច </w:t>
+      </w:r>
+      <w:r>
+        <w:t xml:space="preserve">Enter </w:t>
+      </w:r>
+      <w:r>
+        <w:rPr>
+          <w:cs/>
+        </w:rPr>
+        <w:t>បញ្ចប់។</w:t>
+      </w:r>
+    </w:p>
+    <w:p>
+      <w:pPr>
+        <w:numPr>
+          <w:ilvl w:val="0"/>
+          <w:numId w:val="7"/>
+        </w:numPr>
+        <w:contextualSpacing/>
+        <w:rPr>
+          <w:b/>
+          <w:bCs/>
+        </w:rPr>
+      </w:pPr>
+      <w:r>
+        <w:rPr>
+          <w:b/>
+          <w:bCs/>
+          <w:cs/>
+        </w:rPr>
+        <w:t>រួចរាល់!</w:t>
+      </w:r>
+      <w:r>
+        <w:t> </w:t>
+      </w:r>
+      <w:r>
+        <w:rPr>
+          <w:cs/>
+        </w:rPr>
+        <w:t>អ្នកអាចចុច</w:t>
+      </w:r>
+      <w:r>
+        <w:t> </w:t>
+      </w:r>
+    </w:p>
+    <w:p>
+      <w:pPr>
+        <w:contextualSpacing/>
+      </w:pPr>
+      <w:r>
+        <w:rPr>
+          <w:b/>
+          <w:bCs/>
+        </w:rPr>
+        <mc:AlternateContent>
+          <mc:Choice Requires="wps">
+            <w:drawing>
+              <wp:inline distT="0" distB="0" distL="0" distR="0" wp14:anchorId="5E41AB9F" wp14:editId="4AC0C38D">
+                <wp:extent cx="304800" cy="304800"/>
+                <wp:effectExtent l="0" t="0" r="0" b="0"/>
+                <wp:docPr id="236156294" name="Rectangle 13"/>
+                <wp:cNvGraphicFramePr>
+                  <a:graphicFrameLocks xmlns:a="http://schemas.openxmlformats.org/drawingml/2006/main" noChangeAspect="1"/>
+                </wp:cNvGraphicFramePr>
+                <a:graphic xmlns:a="http://schemas.openxmlformats.org/drawingml/2006/main">
+                  <a:graphicData uri="http://schemas.microsoft.com/office/word/2010/wordprocessingShape">
+                    <wps:wsp>
+                      <wps:cNvSpPr>
+                        <a:spLocks noChangeAspect="1" noChangeArrowheads="1"/>
+                      </wps:cNvSpPr>
+                      <wps:spPr bwMode="auto">
+                        <a:xfrm>
+                          <a:off x="0" y="0"/>
+                          <a:ext cx="304800" cy="304800"/>
+                        </a:xfrm>
+                        <a:prstGeom prst="rect">
+                          <a:avLst/>
+                        </a:prstGeom>
+                        <a:noFill/>
+                        <a:ln>
+                          <a:noFill/>
+                        </a:ln>
+                        <a:extLst>
+                          <a:ext uri="{909E8E84-426E-40DD-AFC4-6F175D3DCCD1}">
+                            <a14:hiddenFill xmlns:a14="http://schemas.microsoft.com/office/drawing/2010/main">
+                              <a:solidFill>
+                                <a:srgbClr val="FFFFFF"/>
+                              </a:solidFill>
+                            </a14:hiddenFill>
+                          </a:ext>
+                          <a:ext uri="{91240B29-F687-4F45-9708-019B960494DF}">
+                            <a14:hiddenLine xmlns:a14="http://schemas.microsoft.com/office/drawing/2010/main" w="9525">
+                              <a:solidFill>
+                                <a:srgbClr val="000000"/>
+                              </a:solidFill>
+                              <a:miter lim="800000"/>
+                              <a:headEnd/>
+                              <a:tailEnd/>
+                            </a14:hiddenLine>
+                          </a:ext>
+                        </a:extLst>
+                      </wps:spPr>
+                      <wps:bodyPr rot="0" vert="horz" wrap="square" lIns="91440" tIns="45720" rIns="91440" bIns="45720" anchor="t" anchorCtr="0" upright="1">
+                        <a:noAutofit/>
+                      </wps:bodyPr>
+                    </wps:wsp>
+                  </a:graphicData>
+                </a:graphic>
+              </wp:inline>
+            </w:drawing>
+          </mc:Choice>
+          <mc:Fallback>
+            <w:pict>
+              <v:rect w14:anchorId="420C79D1" id="Rectangle 13" o:spid="_x0000_s1026" style="width:24pt;height:24pt;visibility:visible;mso-wrap-style:square;mso-left-percent:-10001;mso-top-percent:-10001;mso-position-horizontal:absolute;mso-position-horizontal-relative:char;mso-position-vertical:absolute;mso-position-vertical-relative:line;mso-left-percent:-10001;mso-top-percent:-10001;v-text-anchor:top" o:gfxdata="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" filled="f" stroked="f">
+                <o:lock v:ext="edit" aspectratio="t"/>
+                <w10:anchorlock/>
+              </v:rect>
+            </w:pict>
+          </mc:Fallback>
+        </mc:AlternateContent>
+      </w:r>
+    </w:p>
+    <w:p>
+      <w:pPr>
+        <w:contextualSpacing/>
+      </w:pPr>
+      <w:r>
+        <w:rPr>
+          <w:b/>
+          <w:bCs/>
+        </w:rPr>
+        <w:t>run.bat</w:t>
+      </w:r>
+      <w:r>
+        <w:t> </w:t>
+      </w:r>
+      <w:r>
+        <w:rPr>
+          <w:cs/>
+        </w:rPr>
+        <w:t>ឬ</w:t>
+      </w:r>
+      <w:r>
+        <w:t> </w:t>
+      </w:r>
+    </w:p>
+    <w:p>
+      <w:pPr>
+        <w:contextualSpacing/>
+      </w:pPr>
+      <w:r>
+        <w:rPr>
+          <w:b/>
+          <w:bCs/>
+        </w:rPr>
+        <mc:AlternateContent>
+          <mc:Choice Requires="wps">
+            <w:drawing>
+              <wp:inline distT="0" distB="0" distL="0" distR="0" wp14:anchorId="1861DE70" wp14:editId="0CE689A4">
+                <wp:extent cx="304800" cy="304800"/>
+                <wp:effectExtent l="0" t="0" r="0" b="0"/>
+                <wp:docPr id="931505280" name="Rectangle 12"/>
+                <wp:cNvGraphicFramePr>
+                  <a:graphicFrameLocks xmlns:a="http://schemas.openxmlformats.org/drawingml/2006/main" noChangeAspect="1"/>
+                </wp:cNvGraphicFramePr>
+                <a:graphic xmlns:a="http://schemas.openxmlformats.org/drawingml/2006/main">
+                  <a:graphicData uri="http://schemas.microsoft.com/office/word/2010/wordprocessingShape">
+                    <wps:wsp>
+                      <wps:cNvSpPr>
+                        <a:spLocks noChangeAspect="1" noChangeArrowheads="1"/>
+                      </wps:cNvSpPr>
+                      <wps:spPr bwMode="auto">
+                        <a:xfrm>
+                          <a:off x="0" y="0"/>
+                          <a:ext cx="304800" cy="304800"/>
+                        </a:xfrm>
+                        <a:prstGeom prst="rect">
+                          <a:avLst/>
+                        </a:prstGeom>
+                        <a:noFill/>
+                        <a:ln>
+                          <a:noFill/>
+                        </a:ln>
+                        <a:extLst>
+                          <a:ext uri="{909E8E84-426E-40DD-AFC4-6F175D3DCCD1}">
+                            <a14:hiddenFill xmlns:a14="http://schemas.microsoft.com/office/drawing/2010/main">
+                              <a:solidFill>
+                                <a:srgbClr val="FFFFFF"/>
+                              </a:solidFill>
+                            </a14:hiddenFill>
+                          </a:ext>
+                          <a:ext uri="{91240B29-F687-4F45-9708-019B960494DF}">
+                            <a14:hiddenLine xmlns:a14="http://schemas.microsoft.com/office/drawing/2010/main" w="9525">
+                              <a:solidFill>
+                                <a:srgbClr val="000000"/>
+                              </a:solidFill>
+                              <a:miter lim="800000"/>
+                              <a:headEnd/>
+                              <a:tailEnd/>
+                            </a14:hiddenLine>
+                          </a:ext>
+                        </a:extLst>
+                      </wps:spPr>
+                      <wps:bodyPr rot="0" vert="horz" wrap="square" lIns="91440" tIns="45720" rIns="91440" bIns="45720" anchor="t" anchorCtr="0" upright="1">
+                        <a:noAutofit/>
+                      </wps:bodyPr>
+                    </wps:wsp>
+                  </a:graphicData>
+                </a:graphic>
+              </wp:inline>
+            </w:drawing>
+          </mc:Choice>
+          <mc:Fallback>
+            <w:pict>
+              <v:rect w14:anchorId="3DB70D8D" id="Rectangle 12" o:spid="_x0000_s1026" style="width:24pt;height:24pt;visibility:visible;mso-wrap-style:square;mso-left-percent:-10001;mso-top-percent:-10001;mso-position-horizontal:absolute;mso-position-horizontal-relative:char;mso-position-vertical:absolute;mso-position-vertical-relative:line;mso-left-percent:-10001;mso-top-percent:-10001;v-text-anchor:top" o:gfxdata="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" filled="f" stroked="f">
+                <o:lock v:ext="edit" aspectratio="t"/>
+                <w10:anchorlock/>
+              </v:rect>
+            </w:pict>
+          </mc:Fallback>
+        </mc:AlternateContent>
+      </w:r>
+    </w:p>
+    <w:p>
+      <w:pPr>
+        <w:contextualSpacing/>
+      </w:pPr>
+      <w:r>
+        <w:rPr>
+          <w:b/>
+          <w:bCs/>
+        </w:rPr>
+        <w:t>push_github.bat</w:t>
+      </w:r>
+      <w:r>
+        <w:t> </w:t>
+      </w:r>
+      <w:r>
+        <w:rPr>
+          <w:cs/>
+        </w:rPr>
+        <w:t xml:space="preserve">ដើម្បី </w:t>
+      </w:r>
+      <w:r>
+        <w:t xml:space="preserve">Push </w:t>
+      </w:r>
+      <w:r>
+        <w:rPr>
+          <w:cs/>
+        </w:rPr>
+        <w:t xml:space="preserve">ទៅ </w:t>
+      </w:r>
+      <w:r>
+        <w:t xml:space="preserve">Render.com </w:t>
+      </w:r>
+      <w:r>
+        <w:rPr>
+          <w:cs/>
+        </w:rPr>
+        <w:t>បានដូចធម្មតា។</w:t>
+      </w:r>
+    </w:p>
+    <w:p>
+      <w:pPr>
+        <w:contextualSpacing/>
+      </w:pPr>
+      <w:r>
+        <w:pict w14:anchorId="7D9F22D6">
+          <v:rect id="_x0000_i1088" style="width:403.05pt;height:.75pt" o:hrpct="0" o:hralign="center" o:hrstd="t" o:hr="t" fillcolor="#a0a0a0" stroked="f"/>
+        </w:pict>
+      </w:r>
+    </w:p>
+    <w:p>
+      <w:pPr>
+        <w:contextualSpacing/>
+      </w:pPr>
+      <w:r>
+        <w:rPr>
+          <w:rFonts w:ascii="Segoe UI Emoji" w:hAnsi="Segoe UI Emoji" w:cs="Segoe UI Emoji"/>
+        </w:rPr>
+        <w:t>💻</w:t>
+      </w:r>
+      <w:r>
+        <w:t xml:space="preserve"> </w:t>
+      </w:r>
+      <w:r>
+        <w:rPr>
+          <w:cs/>
+        </w:rPr>
+        <w:t xml:space="preserve">ករណីទី ២៖ ផ្លាស់ប្តូរទៅកាន់ </w:t>
+      </w:r>
+      <w:r>
+        <w:t xml:space="preserve">Computer </w:t>
+      </w:r>
+      <w:r>
+        <w:rPr>
+          <w:cs/>
+        </w:rPr>
+        <w:t>ផ្សេងទៀត (</w:t>
+      </w:r>
+      <w:r>
+        <w:t>New Computer)</w:t>
+      </w:r>
+    </w:p>
+    <w:p>
+      <w:pPr>
+        <w:contextualSpacing/>
+      </w:pPr>
+      <w:r>
+        <w:rPr>
+          <w:cs/>
+        </w:rPr>
+        <w:t>ប្រសិនបើអ្នកចម្លងគម្រោងនេះទៅកុំព្យូទ័រថ្មី សូមធ្វើតាម</w:t>
+      </w:r>
+      <w:r>
+        <w:t> </w:t>
+      </w:r>
+      <w:r>
+        <w:rPr>
+          <w:b/>
+          <w:bCs/>
+          <w:cs/>
+        </w:rPr>
+        <w:t>៤ ជំហាន</w:t>
+      </w:r>
+      <w:r>
+        <w:t> </w:t>
+      </w:r>
+      <w:r>
+        <w:rPr>
+          <w:cs/>
+        </w:rPr>
+        <w:t>ខាងក្រោម៖</w:t>
+      </w:r>
+    </w:p>
+    <w:p>
+      <w:pPr>
+        <w:contextualSpacing/>
+      </w:pPr>
+      <w:r>
+        <w:rPr>
+          <w:cs/>
+        </w:rPr>
+        <w:t>ជំហានទី ១៖ ដំឡើងកម្មវិធីចាំបាច់លើកុំព្យូទ័រថ្មី</w:t>
+      </w:r>
+    </w:p>
+    <w:p>
+      <w:pPr>
+        <w:numPr>
+          <w:ilvl w:val="0"/>
+          <w:numId w:val="8"/>
+        </w:numPr>
+        <w:contextualSpacing/>
+      </w:pPr>
+      <w:r>
+        <w:rPr>
+          <w:b/>
+          <w:bCs/>
+        </w:rPr>
+        <w:t>Python (3.10+):</w:t>
+      </w:r>
+      <w:r>
+        <w:t> </w:t>
+      </w:r>
+      <w:r>
+        <w:rPr>
+          <w:cs/>
+        </w:rPr>
+        <w:t>ទាញយកពី</w:t>
+      </w:r>
+      <w:r>
+        <w:t> </w:t>
+      </w:r>
+      <w:hyperlink r:id="rId9" w:history="1">
+        <w:r>
+          <w:rPr>
+            <w:rStyle w:val="Hyperlink"/>
+          </w:rPr>
+          <w:t>python.org</w:t>
+        </w:r>
+      </w:hyperlink>
+    </w:p>
+    <w:p>
+      <w:pPr>
+        <w:numPr>
+          <w:ilvl w:val="1"/>
+          <w:numId w:val="8"/>
+        </w:numPr>
+        <w:contextualSpacing/>
+      </w:pPr>
+      <w:r>
+        <w:rPr>
+          <w:rFonts w:ascii="Segoe UI Emoji" w:hAnsi="Segoe UI Emoji" w:cs="Segoe UI Emoji"/>
+        </w:rPr>
+        <w:t>⚠️</w:t>
+      </w:r>
+      <w:r>
+        <w:t> </w:t>
+      </w:r>
+      <w:r>
+        <w:rPr>
+          <w:i/>
+          <w:iCs/>
+          <w:cs/>
+        </w:rPr>
+        <w:t>សំខាន់បំផុត:</w:t>
+      </w:r>
+      <w:r>
+        <w:t> </w:t>
+      </w:r>
+      <w:r>
+        <w:rPr>
+          <w:cs/>
+        </w:rPr>
+        <w:t xml:space="preserve">ពេលកំពុង </w:t>
+      </w:r>
+      <w:r>
+        <w:t xml:space="preserve">Install </w:t>
+      </w:r>
+      <w:r>
+        <w:rPr>
+          <w:cs/>
+        </w:rPr>
+        <w:t>សូម</w:t>
+      </w:r>
+      <w:r>
+        <w:t> </w:t>
+      </w:r>
+      <w:r>
+        <w:rPr>
+          <w:b/>
+          <w:bCs/>
+        </w:rPr>
+        <w:t xml:space="preserve">Tick </w:t>
+      </w:r>
+      <w:r>
+        <w:rPr>
+          <w:b/>
+          <w:bCs/>
+          <w:cs/>
+        </w:rPr>
+        <w:t>យកប្រអប់</w:t>
+      </w:r>
+      <w:r>
+        <w:rPr>
+          <w:b/>
+          <w:bCs/>
+        </w:rPr>
+        <w:t> Add Python to PATH</w:t>
+      </w:r>
+    </w:p>
+    <w:p>
+      <w:pPr>
+        <w:numPr>
+          <w:ilvl w:val="0"/>
+          <w:numId w:val="8"/>
+        </w:numPr>
+        <w:contextualSpacing/>
+      </w:pPr>
+      <w:r>
+        <w:rPr>
+          <w:b/>
+          <w:bCs/>
+        </w:rPr>
+        <w:t>Git for Windows:</w:t>
+      </w:r>
+      <w:r>
+        <w:t> </w:t>
+      </w:r>
+      <w:r>
+        <w:rPr>
+          <w:cs/>
+        </w:rPr>
+        <w:t>ទាញយកពី</w:t>
+      </w:r>
+      <w:r>
+        <w:t> </w:t>
+      </w:r>
+      <w:hyperlink r:id="rId10" w:history="1">
+        <w:r>
+          <w:rPr>
+            <w:rStyle w:val="Hyperlink"/>
+          </w:rPr>
+          <w:t>git-scm.com</w:t>
+        </w:r>
+      </w:hyperlink>
+      <w:r>
+        <w:t> </w:t>
+      </w:r>
+      <w:r>
+        <w:rPr>
+          <w:cs/>
+        </w:rPr>
+        <w:t xml:space="preserve">រួច </w:t>
+      </w:r>
+      <w:r>
+        <w:t>Install</w:t>
+      </w:r>
+    </w:p>
+    <w:p>
+      <w:pPr>
+        <w:contextualSpacing/>
+      </w:pPr>
+      <w:r>
+        <w:rPr>
+          <w:cs/>
+        </w:rPr>
+        <w:t xml:space="preserve">ជំហានទី ២៖ ចម្លង </w:t>
+      </w:r>
+      <w:r>
+        <w:t xml:space="preserve">Folder </w:t>
+      </w:r>
+      <w:r>
+        <w:rPr>
+          <w:cs/>
+        </w:rPr>
+        <w:t>គម្រោង</w:t>
+      </w:r>
+    </w:p>
+    <w:p>
+      <w:pPr>
+        <w:numPr>
+          <w:ilvl w:val="0"/>
+          <w:numId w:val="9"/>
+        </w:numPr>
+        <w:contextualSpacing/>
+      </w:pPr>
+      <w:r>
+        <w:t>Copy Folder </w:t>
+      </w:r>
+      <w:proofErr w:type="spellStart"/>
+      <w:r>
+        <w:t>SchoolSM</w:t>
+      </w:r>
+      <w:proofErr w:type="spellEnd"/>
+      <w:r>
+        <w:t> </w:t>
+      </w:r>
+      <w:r>
+        <w:rPr>
+          <w:cs/>
+        </w:rPr>
+        <w:t xml:space="preserve">ទាំងមូលយកទៅដាក់លើកុំព្យូទ័រថ្មី (កុំលុប </w:t>
+      </w:r>
+      <w:proofErr w:type="gramStart"/>
+      <w:r>
+        <w:t>Folder .git</w:t>
+      </w:r>
+      <w:proofErr w:type="gramEnd"/>
+      <w:r>
+        <w:t>)</w:t>
+      </w:r>
+    </w:p>
+    <w:p>
+      <w:pPr>
+        <w:contextualSpacing/>
+      </w:pPr>
+      <w:r>
+        <w:rPr>
+          <w:cs/>
+        </w:rPr>
+        <w:t xml:space="preserve">ជំហានទី ៣៖ </w:t>
+      </w:r>
+      <w:r>
+        <w:t xml:space="preserve">Login / </w:t>
+      </w:r>
+      <w:r>
+        <w:rPr>
+          <w:cs/>
+        </w:rPr>
+        <w:t xml:space="preserve">ភ្ជាប់ </w:t>
+      </w:r>
+      <w:r>
+        <w:t xml:space="preserve">Git </w:t>
+      </w:r>
+      <w:r>
+        <w:rPr>
+          <w:cs/>
+        </w:rPr>
+        <w:t>នៅលើកុំព្យូទ័រថ្មី (ធ្វើតែម្ដងគត់)</w:t>
+      </w:r>
+    </w:p>
+    <w:p>
+      <w:pPr>
+        <w:numPr>
+          <w:ilvl w:val="0"/>
+          <w:numId w:val="10"/>
+        </w:numPr>
+        <w:contextualSpacing/>
+      </w:pPr>
+      <w:r>
+        <w:rPr>
+          <w:cs/>
+        </w:rPr>
+        <w:lastRenderedPageBreak/>
+        <w:t xml:space="preserve">បើក </w:t>
+      </w:r>
+      <w:r>
+        <w:t xml:space="preserve">CMD </w:t>
+      </w:r>
+      <w:r>
+        <w:rPr>
+          <w:cs/>
+        </w:rPr>
+        <w:t xml:space="preserve">ឬ </w:t>
+      </w:r>
+      <w:r>
+        <w:t xml:space="preserve">PowerShell </w:t>
+      </w:r>
+      <w:r>
+        <w:rPr>
+          <w:cs/>
+        </w:rPr>
+        <w:t>លើកុំព្យូទ័រថ្មី រួចវាយ៖</w:t>
+      </w:r>
+    </w:p>
+    <w:p>
+      <w:pPr>
+        <w:contextualSpacing/>
+      </w:pPr>
+      <w:r>
+        <w:t>bash</w:t>
+      </w:r>
+    </w:p>
+    <w:p>
+      <w:pPr>
+        <w:contextualSpacing/>
+      </w:pPr>
+      <w:r>
+        <w:t>git config --global user.name "</w:t>
+      </w:r>
+      <w:proofErr w:type="spellStart"/>
+      <w:r>
+        <w:t>vannakblue</w:t>
+      </w:r>
+      <w:proofErr w:type="spellEnd"/>
+      <w:r>
+        <w:t>"</w:t>
+      </w:r>
+    </w:p>
+    <w:p>
+      <w:pPr>
+        <w:contextualSpacing/>
+      </w:pPr>
+      <w:r>
+        <w:t xml:space="preserve">git config --global </w:t>
+      </w:r>
+      <w:proofErr w:type="spellStart"/>
+      <w:proofErr w:type="gramStart"/>
+      <w:r>
+        <w:t>user.email</w:t>
+      </w:r>
+      <w:proofErr w:type="spellEnd"/>
+      <w:proofErr w:type="gramEnd"/>
+      <w:r>
+        <w:t xml:space="preserve"> "your-github-email@example.com"</w:t>
+      </w:r>
+    </w:p>
+    <w:p>
+      <w:pPr>
+        <w:contextualSpacing/>
+      </w:pPr>
+      <w:r>
+        <w:rPr>
+          <w:i/>
+          <w:iCs/>
+        </w:rPr>
+        <w:t>(</w:t>
+      </w:r>
+      <w:r>
+        <w:rPr>
+          <w:i/>
+          <w:iCs/>
+          <w:cs/>
+        </w:rPr>
+        <w:t xml:space="preserve">ពេលអ្នកចុច </w:t>
+      </w:r>
+      <w:r>
+        <w:rPr>
+          <w:i/>
+          <w:iCs/>
+        </w:rPr>
+        <w:t xml:space="preserve">Push </w:t>
+      </w:r>
+      <w:r>
+        <w:rPr>
+          <w:i/>
+          <w:iCs/>
+          <w:cs/>
+        </w:rPr>
+        <w:t xml:space="preserve">លើកដំបូង </w:t>
+      </w:r>
+      <w:r>
+        <w:rPr>
+          <w:i/>
+          <w:iCs/>
+        </w:rPr>
+        <w:t xml:space="preserve">Windows </w:t>
+      </w:r>
+      <w:r>
+        <w:rPr>
+          <w:i/>
+          <w:iCs/>
+          <w:cs/>
+        </w:rPr>
+        <w:t xml:space="preserve">នឹងលោតផ្ទាំងឱ្យ </w:t>
+      </w:r>
+      <w:r>
+        <w:rPr>
+          <w:i/>
+          <w:iCs/>
+        </w:rPr>
+        <w:t xml:space="preserve">Sign-in </w:t>
+      </w:r>
+      <w:r>
+        <w:rPr>
+          <w:i/>
+          <w:iCs/>
+          <w:cs/>
+        </w:rPr>
+        <w:t xml:space="preserve">ចូលគណនី </w:t>
+      </w:r>
+      <w:r>
+        <w:rPr>
+          <w:i/>
+          <w:iCs/>
+        </w:rPr>
+        <w:t xml:space="preserve">GitHub </w:t>
+      </w:r>
+      <w:r>
+        <w:rPr>
+          <w:i/>
+          <w:iCs/>
+          <w:cs/>
+        </w:rPr>
+        <w:t>របស់អ្នកជាការស្រេច)</w:t>
+      </w:r>
+    </w:p>
+    <w:p>
+      <w:pPr>
+        <w:contextualSpacing/>
+      </w:pPr>
+      <w:r>
+        <w:rPr>
+          <w:cs/>
+        </w:rPr>
+        <w:t xml:space="preserve">ជំហានទី ៤៖ ដំឡើង </w:t>
+      </w:r>
+      <w:r>
+        <w:t xml:space="preserve">Environment </w:t>
+      </w:r>
+      <w:r>
+        <w:rPr>
+          <w:cs/>
+        </w:rPr>
+        <w:t>ដោយស្វ័យប្រវត្តិ</w:t>
+      </w:r>
+    </w:p>
+    <w:p>
+      <w:pPr>
+        <w:numPr>
+          <w:ilvl w:val="0"/>
+          <w:numId w:val="11"/>
+        </w:numPr>
+        <w:contextualSpacing/>
+      </w:pPr>
+      <w:r>
+        <w:rPr>
+          <w:cs/>
+        </w:rPr>
+        <w:t xml:space="preserve">ចូលក្នុង </w:t>
+      </w:r>
+      <w:r>
+        <w:t xml:space="preserve">Folder </w:t>
+      </w:r>
+      <w:r>
+        <w:rPr>
+          <w:cs/>
+        </w:rPr>
+        <w:t>គម្រោងលើកុំព្យូទ័រថ្មី រួច</w:t>
+      </w:r>
+      <w:r>
+        <w:t> </w:t>
+      </w:r>
+      <w:r>
+        <w:rPr>
+          <w:b/>
+          <w:bCs/>
+        </w:rPr>
+        <w:t xml:space="preserve">Double-click </w:t>
+      </w:r>
+      <w:r>
+        <w:rPr>
+          <w:b/>
+          <w:bCs/>
+          <w:cs/>
+        </w:rPr>
+        <w:t xml:space="preserve">បើក </w:t>
+      </w:r>
+      <w:r>
+        <w:rPr>
+          <w:b/>
+          <w:bCs/>
+        </w:rPr>
+        <w:t>File </w:t>
+      </w:r>
+    </w:p>
+    <w:p>
+      <w:pPr>
+        <w:contextualSpacing/>
+      </w:pPr>
+      <w:r>
+        <w:rPr>
+          <w:b/>
+          <w:bCs/>
+        </w:rPr>
+        <mc:AlternateContent>
+          <mc:Choice Requires="wps">
+            <w:drawing>
+              <wp:inline distT="0" distB="0" distL="0" distR="0" wp14:anchorId="5D0855C4" wp14:editId="700CBF92">
+                <wp:extent cx="304800" cy="304800"/>
+                <wp:effectExtent l="0" t="0" r="0" b="0"/>
+                <wp:docPr id="761096007" name="Rectangle 11"/>
+                <wp:cNvGraphicFramePr>
+                  <a:graphicFrameLocks xmlns:a="http://schemas.openxmlformats.org/drawingml/2006/main" noChangeAspect="1"/>
+                </wp:cNvGraphicFramePr>
+                <a:graphic xmlns:a="http://schemas.openxmlformats.org/drawingml/2006/main">
+                  <a:graphicData uri="http://schemas.microsoft.com/office/word/2010/wordprocessingShape">
+                    <wps:wsp>
+                      <wps:cNvSpPr>
+                        <a:spLocks noChangeAspect="1" noChangeArrowheads="1"/>
+                      </wps:cNvSpPr>
+                      <wps:spPr bwMode="auto">
+                        <a:xfrm>
+                          <a:off x="0" y="0"/>
+                          <a:ext cx="304800" cy="304800"/>
+                        </a:xfrm>
+                        <a:prstGeom prst="rect">
+                          <a:avLst/>
+                        </a:prstGeom>
+                        <a:noFill/>
+                        <a:ln>
+                          <a:noFill/>
+                        </a:ln>
+                        <a:extLst>
+                          <a:ext uri="{909E8E84-426E-40DD-AFC4-6F175D3DCCD1}">
+                            <a14:hiddenFill xmlns:a14="http://schemas.microsoft.com/office/drawing/2010/main">
+                              <a:solidFill>
+                                <a:srgbClr val="FFFFFF"/>
+                              </a:solidFill>
+                            </a14:hiddenFill>
+                          </a:ext>
+                          <a:ext uri="{91240B29-F687-4F45-9708-019B960494DF}">
+                            <a14:hiddenLine xmlns:a14="http://schemas.microsoft.com/office/drawing/2010/main" w="9525">
+                              <a:solidFill>
+                                <a:srgbClr val="000000"/>
+                              </a:solidFill>
+                              <a:miter lim="800000"/>
+                              <a:headEnd/>
+                              <a:tailEnd/>
+                            </a14:hiddenLine>
+                          </a:ext>
+                        </a:extLst>
+                      </wps:spPr>
+                      <wps:bodyPr rot="0" vert="horz" wrap="square" lIns="91440" tIns="45720" rIns="91440" bIns="45720" anchor="t" anchorCtr="0" upright="1">
+                        <a:noAutofit/>
+                      </wps:bodyPr>
+                    </wps:wsp>
+                  </a:graphicData>
+                </a:graphic>
+              </wp:inline>
+            </w:drawing>
+          </mc:Choice>
+          <mc:Fallback>
+            <w:pict>
+              <v:rect w14:anchorId="202D2B91" id="Rectangle 11" o:spid="_x0000_s1026" style="width:24pt;height:24pt;visibility:visible;mso-wrap-style:square;mso-left-percent:-10001;mso-top-percent:-10001;mso-position-horizontal:absolute;mso-position-horizontal-relative:char;mso-position-vertical:absolute;mso-position-vertical-relative:line;mso-left-percent:-10001;mso-top-percent:-10001;v-text-anchor:top" o:gfxdata="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" filled="f" stroked="f">
+                <o:lock v:ext="edit" aspectratio="t"/>
+                <w10:anchorlock/>
+              </v:rect>
+            </w:pict>
+          </mc:Fallback>
+        </mc:AlternateContent>
+      </w:r>
+    </w:p>
+    <w:p>
+      <w:pPr>
+        <w:contextualSpacing/>
+      </w:pPr>
+      <w:r>
+        <w:rPr>
+          <w:b/>
+          <w:bCs/>
+        </w:rPr>
+        <w:t>setup_env.bat</w:t>
+      </w:r>
+    </w:p>
+    <w:p>
+      <w:pPr>
+        <w:numPr>
+          <w:ilvl w:val="0"/>
+          <w:numId w:val="11"/>
+        </w:numPr>
+        <w:contextualSpacing/>
+      </w:pPr>
+      <w:r>
+        <w:rPr>
+          <w:cs/>
+        </w:rPr>
+        <w:t xml:space="preserve">កម្មវិធីនឹងរៀបចំដំឡើង </w:t>
+      </w:r>
+      <w:r>
+        <w:t xml:space="preserve">Python packages </w:t>
+      </w:r>
+      <w:r>
+        <w:rPr>
+          <w:cs/>
+        </w:rPr>
+        <w:t xml:space="preserve">ទាំងអស់ និង </w:t>
+      </w:r>
+      <w:r>
+        <w:t xml:space="preserve">Database </w:t>
+      </w:r>
+      <w:r>
+        <w:rPr>
+          <w:cs/>
+        </w:rPr>
+        <w:t>ឱ្យរួចរាល់ដោយស្វ័យប្រវត្តិ។</w:t>
+      </w:r>
+    </w:p>
+    <w:p>
+      <w:pPr>
+        <w:contextualSpacing/>
+      </w:pPr>
+      <w:r>
+        <w:pict w14:anchorId="23CF1AF1">
+          <v:rect id="_x0000_i1090" style="width:403.05pt;height:.75pt" o:hrpct="0" o:hralign="center" o:hrstd="t" o:hr="t" fillcolor="#a0a0a0" stroked="f"/>
+        </w:pict>
+      </w:r>
+    </w:p>
+    <w:p>
+      <w:pPr>
+        <w:contextualSpacing/>
+      </w:pPr>
+      <w:r>
+        <w:rPr>
+          <w:rFonts w:ascii="Segoe UI Emoji" w:hAnsi="Segoe UI Emoji" w:cs="Segoe UI Emoji"/>
+        </w:rPr>
+        <w:t>🛠️</w:t>
+      </w:r>
+      <w:r>
+        <w:t xml:space="preserve"> </w:t>
+      </w:r>
+      <w:r>
+        <w:rPr>
+          <w:cs/>
+        </w:rPr>
+        <w:t>សង្ខេបឧបករណ៍ងាយស្រួលប្រើប្រាស់៖</w:t>
+      </w:r>
+    </w:p>
+    <w:tbl>
+      <w:tblPr>
+        <w:tblW w:w="0" w:type="auto"/>
+        <w:tblCellSpacing w:w="15" w:type="dxa"/>
+        <w:tblBorders>
+          <w:top w:val="single" w:sz="2" w:space="0" w:color="auto"/>
+          <w:left w:val="single" w:sz="2" w:space="0" w:color="auto"/>
+          <w:bottom w:val="single" w:sz="2" w:space="0" w:color="auto"/>
+          <w:right w:val="single" w:sz="2" w:space="0" w:color="auto"/>
+        </w:tblBorders>
+        <w:tblCellMar>
+          <w:top w:w="15" w:type="dxa"/>
+          <w:left w:w="15" w:type="dxa"/>
+          <w:bottom w:w="15" w:type="dxa"/>
+          <w:right w:w="15" w:type="dxa"/>
+        </w:tblCellMar>
+        <w:tblLook w:val="04A0" w:firstRow="1" w:lastRow="0" w:firstColumn="1" w:lastColumn="0" w:noHBand="0" w:noVBand="1"/>
+      </w:tblPr>
+      <w:tblGrid>
+        <w:gridCol w:w="1815"/>
+        <w:gridCol w:w="7539"/>
+      </w:tblGrid>
+      <w:tr>
+        <w:trPr>
+          <w:tblHeader/>
+          <w:tblCellSpacing w:w="15" w:type="dxa"/>
+        </w:trPr>
+        <w:tc>
+          <w:tcPr>
+            <w:tcW w:w="0" w:type="auto"/>
+            <w:tcBorders>
+              <w:top w:val="single" w:sz="2" w:space="0" w:color="auto"/>
+              <w:left w:val="single" w:sz="2" w:space="0" w:color="auto"/>
+              <w:bottom w:val="single" w:sz="6" w:space="0" w:color="auto"/>
+              <w:right w:val="single" w:sz="6" w:space="0" w:color="auto"/>
+            </w:tcBorders>
+            <w:vAlign w:val="center"/>
+            <w:hideMark/>
+          </w:tcPr>
+          <w:p>
+            <w:pPr>
+              <w:contextualSpacing/>
+            </w:pPr>
+            <w:r>
+              <w:t>File</w:t>
+            </w:r>
+          </w:p>
+        </w:tc>
+        <w:tc>
+          <w:tcPr>
+            <w:tcW w:w="0" w:type="auto"/>
+            <w:tcBorders>
+              <w:top w:val="single" w:sz="2" w:space="0" w:color="auto"/>
+              <w:left w:val="single" w:sz="6" w:space="0" w:color="auto"/>
+              <w:bottom w:val="single" w:sz="6" w:space="0" w:color="auto"/>
+              <w:right w:val="single" w:sz="2" w:space="0" w:color="auto"/>
+            </w:tcBorders>
+            <w:vAlign w:val="center"/>
+            <w:hideMark/>
+          </w:tcPr>
+          <w:p>
+            <w:pPr>
+              <w:contextualSpacing/>
+            </w:pPr>
+            <w:r>
+              <w:rPr>
+                <w:cs/>
+              </w:rPr>
+              <w:t>តួនាទី</w:t>
+            </w:r>
+          </w:p>
+        </w:tc>
+      </w:tr>
+      <w:tr>
+        <w:trPr>
+          <w:tblCellSpacing w:w="15" w:type="dxa"/>
+        </w:trPr>
+        <w:tc>
+          <w:tcPr>
+            <w:tcW w:w="0" w:type="auto"/>
+            <w:tcBorders>
+              <w:top w:val="single" w:sz="6" w:space="0" w:color="auto"/>
+              <w:left w:val="single" w:sz="2" w:space="0" w:color="auto"/>
+              <w:bottom w:val="single" w:sz="6" w:space="0" w:color="auto"/>
+              <w:right w:val="single" w:sz="6" w:space="0" w:color="auto"/>
+            </w:tcBorders>
+            <w:vAlign w:val="center"/>
+            <w:hideMark/>
+          </w:tcPr>
+          <w:p>
+            <w:pPr>
+              <w:contextualSpacing/>
+              <w:rPr>
+                <w:b/>
+                <w:bCs/>
+              </w:rPr>
+            </w:pPr>
+            <w:r>
+              <w:rPr>
+                <w:b/>
+                <w:bCs/>
+              </w:rPr>
+              <mc:AlternateContent>
+                <mc:Choice Requires="wps">
+                  <w:drawing>
+                    <wp:inline distT="0" distB="0" distL="0" distR="0" wp14:anchorId="5B49681D" wp14:editId="3CBF17F4">
+                      <wp:extent cx="304800" cy="304800"/>
+                      <wp:effectExtent l="0" t="0" r="0" b="0"/>
+                      <wp:docPr id="699139208" name="Rectangle 10"/>
+                      <wp:cNvGraphicFramePr>
+                        <a:graphicFrameLocks xmlns:a="http://schemas.openxmlformats.org/drawingml/2006/main" noChangeAspect="1"/>
+                      </wp:cNvGraphicFramePr>
+                      <a:graphic xmlns:a="http://schemas.openxmlformats.org/drawingml/2006/main">
+                        <a:graphicData uri="http://schemas.microsoft.com/office/word/2010/wordprocessingShape">
+                          <wps:wsp>
+                            <wps:cNvSpPr>
+                              <a:spLocks noChangeAspect="1" noChangeArrowheads="1"/>
+                            </wps:cNvSpPr>
+                            <wps:spPr bwMode="auto">
+                              <a:xfrm>
+                                <a:off x="0" y="0"/>
+                                <a:ext cx="304800" cy="304800"/>
+                              </a:xfrm>
+                              <a:prstGeom prst="rect">
+                                <a:avLst/>
+                              </a:prstGeom>
+                              <a:noFill/>
+                              <a:ln>
+                                <a:noFill/>
+                              </a:ln>
+                              <a:extLst>
+                                <a:ext uri="{909E8E84-426E-40DD-AFC4-6F175D3DCCD1}">
+                                  <a14:hiddenFill xmlns:a14="http://schemas.microsoft.com/office/drawing/2010/main">
+                                    <a:solidFill>
+                                      <a:srgbClr val="FFFFFF"/>
+                                    </a:solidFill>
+                                  </a14:hiddenFill>
+                                </a:ext>
+                                <a:ext uri="{91240B29-F687-4F45-9708-019B960494DF}">
+                                  <a14:hiddenLine xmlns:a14="http://schemas.microsoft.com/office/drawing/2010/main" w="9525">
+                                    <a:solidFill>
+                                      <a:srgbClr val="000000"/>
+                                    </a:solidFill>
+                                    <a:miter lim="800000"/>
+                                    <a:headEnd/>
+                                    <a:tailEnd/>
+                                  </a14:hiddenLine>
+                                </a:ext>
+                              </a:extLst>
+                            </wps:spPr>
+                            <wps:bodyPr rot="0" vert="horz" wrap="square" lIns="91440" tIns="45720" rIns="91440" bIns="45720" anchor="t" anchorCtr="0" upright="1">
+                              <a:noAutofit/>
+                            </wps:bodyPr>
+                          </wps:wsp>
+                        </a:graphicData>
+                      </a:graphic>
+                    </wp:inline>
+                  </w:drawing>
+                </mc:Choice>
+                <mc:Fallback>
+                  <w:pict>
+                    <v:rect w14:anchorId="49581501" id="Rectangle 10" o:spid="_x0000_s1026" style="width:24pt;height:24pt;visibility:visible;mso-wrap-style:square;mso-left-percent:-10001;mso-top-percent:-10001;mso-position-horizontal:absolute;mso-position-horizontal-relative:char;mso-position-vertical:absolute;mso-position-vertical-relative:line;mso-left-percent:-10001;mso-top-percent:-10001;v-text-anchor:top" o:gfxdata="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" filled="f" stroked="f">
+                      <o:lock v:ext="edit" aspectratio="t"/>
+                      <w10:anchorlock/>
+                    </v:rect>
+                  </w:pict>
+                </mc:Fallback>
+              </mc:AlternateContent>
+            </w:r>
+          </w:p>
+          <w:p>
+            <w:pPr>
+              <w:contextualSpacing/>
+            </w:pPr>
+            <w:r>
+              <w:rPr>
+                <w:b/>
+                <w:bCs/>
+              </w:rPr>
+              <w:t>setup_env.bat</w:t>
+            </w:r>
+          </w:p>
+        </w:tc>
+        <w:tc>
+          <w:tcPr>
+            <w:tcW w:w="0" w:type="auto"/>
+            <w:tcBorders>
+              <w:top w:val="single" w:sz="6" w:space="0" w:color="auto"/>
+              <w:left w:val="single" w:sz="6" w:space="0" w:color="auto"/>
+              <w:bottom w:val="single" w:sz="6" w:space="0" w:color="auto"/>
+              <w:right w:val="single" w:sz="2" w:space="0" w:color="auto"/>
+            </w:tcBorders>
+            <w:vAlign w:val="center"/>
+            <w:hideMark/>
+          </w:tcPr>
+          <w:p>
+            <w:pPr>
+              <w:contextualSpacing/>
+            </w:pPr>
+            <w:r>
+              <w:rPr>
+                <w:cs/>
+              </w:rPr>
+              <w:t>ប្រើសម្រាប់</w:t>
+            </w:r>
+            <w:r>
+              <w:t> </w:t>
+            </w:r>
+            <w:r>
+              <w:rPr>
+                <w:b/>
+                <w:bCs/>
+              </w:rPr>
+              <w:t>Setup / Fix Environment</w:t>
+            </w:r>
+            <w:r>
+              <w:t> </w:t>
+            </w:r>
+            <w:r>
+              <w:rPr>
+                <w:cs/>
+              </w:rPr>
+              <w:t xml:space="preserve">ពេលប្តូរ </w:t>
+            </w:r>
+            <w:r>
+              <w:t xml:space="preserve">Drive </w:t>
+            </w:r>
+            <w:r>
+              <w:rPr>
+                <w:cs/>
+              </w:rPr>
+              <w:t xml:space="preserve">ឬប្តូរ </w:t>
+            </w:r>
+            <w:r>
+              <w:t xml:space="preserve">Computer </w:t>
+            </w:r>
+            <w:r>
+              <w:rPr>
+                <w:cs/>
+              </w:rPr>
+              <w:t>ថ្មី</w:t>
+            </w:r>
+          </w:p>
+        </w:tc>
+      </w:tr>
+      <w:tr>
+        <w:trPr>
+          <w:tblCellSpacing w:w="15" w:type="dxa"/>
+        </w:trPr>
+        <w:tc>
+          <w:tcPr>
+            <w:tcW w:w="0" w:type="auto"/>
+            <w:tcBorders>
+              <w:top w:val="single" w:sz="6" w:space="0" w:color="auto"/>
+              <w:left w:val="single" w:sz="2" w:space="0" w:color="auto"/>
+              <w:bottom w:val="single" w:sz="6" w:space="0" w:color="auto"/>
+              <w:right w:val="single" w:sz="6" w:space="0" w:color="auto"/>
+            </w:tcBorders>
+            <w:vAlign w:val="center"/>
+            <w:hideMark/>
+          </w:tcPr>
+          <w:p>
+            <w:pPr>
+              <w:contextualSpacing/>
+              <w:rPr>
+                <w:b/>
+                <w:bCs/>
+              </w:rPr>
+            </w:pPr>
+            <w:r>
+              <w:rPr>
+                <w:b/>
+                <w:bCs/>
+              </w:rPr>
+              <mc:AlternateContent>
+                <mc:Choice Requires="wps">
+                  <w:drawing>
+                    <wp:inline distT="0" distB="0" distL="0" distR="0" wp14:anchorId="2A2C1533" wp14:editId="17F21101">
+                      <wp:extent cx="304800" cy="304800"/>
+                      <wp:effectExtent l="0" t="0" r="0" b="0"/>
+                      <wp:docPr id="1047772584" name="Rectangle 9"/>
+                      <wp:cNvGraphicFramePr>
+                        <a:graphicFrameLocks xmlns:a="http://schemas.openxmlformats.org/drawingml/2006/main" noChangeAspect="1"/>
+                      </wp:cNvGraphicFramePr>
+                      <a:graphic xmlns:a="http://schemas.openxmlformats.org/drawingml/2006/main">
+                        <a:graphicData uri="http://schemas.microsoft.com/office/word/2010/wordprocessingShape">
+                          <wps:wsp>
+                            <wps:cNvSpPr>
+                              <a:spLocks noChangeAspect="1" noChangeArrowheads="1"/>
+                            </wps:cNvSpPr>
+                            <wps:spPr bwMode="auto">
+                              <a:xfrm>
+                                <a:off x="0" y="0"/>
+                                <a:ext cx="304800" cy="304800"/>
+                              </a:xfrm>
+                              <a:prstGeom prst="rect">
+                                <a:avLst/>
+                              </a:prstGeom>
+                              <a:noFill/>
+                              <a:ln>
+                                <a:noFill/>
+                              </a:ln>
+                              <a:extLst>
+                                <a:ext uri="{909E8E84-426E-40DD-AFC4-6F175D3DCCD1}">
+                                  <a14:hiddenFill xmlns:a14="http://schemas.microsoft.com/office/drawing/2010/main">
+                                    <a:solidFill>
+                                      <a:srgbClr val="FFFFFF"/>
+                                    </a:solidFill>
+                                  </a14:hiddenFill>
+                                </a:ext>
+                                <a:ext uri="{91240B29-F687-4F45-9708-019B960494DF}">
+                                  <a14:hiddenLine xmlns:a14="http://schemas.microsoft.com/office/drawing/2010/main" w="9525">
+                                    <a:solidFill>
+                                      <a:srgbClr val="000000"/>
+                                    </a:solidFill>
+                                    <a:miter lim="800000"/>
+                                    <a:headEnd/>
+                                    <a:tailEnd/>
+                                  </a14:hiddenLine>
+                                </a:ext>
+                              </a:extLst>
+                            </wps:spPr>
+                            <wps:bodyPr rot="0" vert="horz" wrap="square" lIns="91440" tIns="45720" rIns="91440" bIns="45720" anchor="t" anchorCtr="0" upright="1">
+                              <a:noAutofit/>
+                            </wps:bodyPr>
+                          </wps:wsp>
+                        </a:graphicData>
+                      </a:graphic>
+                    </wp:inline>
+                  </w:drawing>
+                </mc:Choice>
+                <mc:Fallback>
+                  <w:pict>
+                    <v:rect w14:anchorId="5ECC4AA9" id="Rectangle 9" o:spid="_x0000_s1026" style="width:24pt;height:24pt;visibility:visible;mso-wrap-style:square;mso-left-percent:-10001;mso-top-percent:-10001;mso-position-horizontal:absolute;mso-position-horizontal-relative:char;mso-position-vertical:absolute;mso-position-vertical-relative:line;mso-left-percent:-10001;mso-top-percent:-10001;v-text-anchor:top" o:gfxdata="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" filled="f" stroked="f">
+                      <o:lock v:ext="edit" aspectratio="t"/>
+                      <w10:anchorlock/>
+                    </v:rect>
+                  </w:pict>
+                </mc:Fallback>
+              </mc:AlternateContent>
+            </w:r>
+          </w:p>
+          <w:p>
+            <w:pPr>
+              <w:contextualSpacing/>
+            </w:pPr>
+            <w:r>
+              <w:rPr>
+                <w:b/>
+                <w:bCs/>
+              </w:rPr>
+              <w:t>run.bat</w:t>
+            </w:r>
+          </w:p>
+        </w:tc>
+        <w:tc>
+          <w:tcPr>
+            <w:tcW w:w="0" w:type="auto"/>
+            <w:tcBorders>
+              <w:top w:val="single" w:sz="6" w:space="0" w:color="auto"/>
+              <w:left w:val="single" w:sz="6" w:space="0" w:color="auto"/>
+              <w:bottom w:val="single" w:sz="6" w:space="0" w:color="auto"/>
+              <w:right w:val="single" w:sz="2" w:space="0" w:color="auto"/>
+            </w:tcBorders>
+            <w:vAlign w:val="center"/>
+            <w:hideMark/>
+          </w:tcPr>
+          <w:p>
+            <w:pPr>
+              <w:contextualSpacing/>
+            </w:pPr>
+            <w:r>
+              <w:rPr>
+                <w:cs/>
+              </w:rPr>
+              <w:t xml:space="preserve">ដំណើរការ </w:t>
+            </w:r>
+            <w:r>
+              <w:t xml:space="preserve">Local Server, Backups, Migrations, </w:t>
+            </w:r>
+            <w:r>
+              <w:rPr>
+                <w:cs/>
+              </w:rPr>
+              <w:t xml:space="preserve">និង </w:t>
+            </w:r>
+            <w:r>
+              <w:t xml:space="preserve">Tools </w:t>
+            </w:r>
+            <w:r>
+              <w:rPr>
+                <w:cs/>
+              </w:rPr>
+              <w:t>ផ្សេងៗ</w:t>
+            </w:r>
+          </w:p>
+        </w:tc>
+      </w:tr>
+      <w:tr>
+        <w:trPr>
+          <w:tblCellSpacing w:w="15" w:type="dxa"/>
+        </w:trPr>
+        <w:tc>
+          <w:tcPr>
+            <w:tcW w:w="0" w:type="auto"/>
+            <w:tcBorders>
+              <w:top w:val="single" w:sz="6" w:space="0" w:color="auto"/>
+              <w:left w:val="single" w:sz="2" w:space="0" w:color="auto"/>
+              <w:bottom w:val="single" w:sz="2" w:space="0" w:color="auto"/>
+              <w:right w:val="single" w:sz="6" w:space="0" w:color="auto"/>
+            </w:tcBorders>
+            <w:vAlign w:val="center"/>
+            <w:hideMark/>
+          </w:tcPr>
+          <w:p>
+            <w:pPr>
+              <w:contextualSpacing/>
+              <w:rPr>
+                <w:b/>
+                <w:bCs/>
+              </w:rPr>
+            </w:pPr>
+            <w:r>
+              <w:rPr>
+                <w:b/>
+                <w:bCs/>
+              </w:rPr>
+              <mc:AlternateContent>
+                <mc:Choice Requires="wps">
+                  <w:drawing>
+                    <wp:inline distT="0" distB="0" distL="0" distR="0" wp14:anchorId="7836183F" wp14:editId="63A60FF2">
+                      <wp:extent cx="304800" cy="304800"/>
+                      <wp:effectExtent l="0" t="0" r="0" b="0"/>
+                      <wp:docPr id="872894354" name="Rectangle 8"/>
+                      <wp:cNvGraphicFramePr>
+                        <a:graphicFrameLocks xmlns:a="http://schemas.openxmlformats.org/drawingml/2006/main" noChangeAspect="1"/>
+                      </wp:cNvGraphicFramePr>
+                      <a:graphic xmlns:a="http://schemas.openxmlformats.org/drawingml/2006/main">
+                        <a:graphicData uri="http://schemas.microsoft.com/office/word/2010/wordprocessingShape">
+                          <wps:wsp>
+                            <wps:cNvSpPr>
+                              <a:spLocks noChangeAspect="1" noChangeArrowheads="1"/>
+                            </wps:cNvSpPr>
+                            <wps:spPr bwMode="auto">
+                              <a:xfrm>
+                                <a:off x="0" y="0"/>
+                                <a:ext cx="304800" cy="304800"/>
+                              </a:xfrm>
+                              <a:prstGeom prst="rect">
+                                <a:avLst/>
+                              </a:prstGeom>
+                              <a:noFill/>
+                              <a:ln>
+                                <a:noFill/>
+                              </a:ln>
+                              <a:extLst>
+                                <a:ext uri="{909E8E84-426E-40DD-AFC4-6F175D3DCCD1}">
+                                  <a14:hiddenFill xmlns:a14="http://schemas.microsoft.com/office/drawing/2010/main">
+                                    <a:solidFill>
+                                      <a:srgbClr val="FFFFFF"/>
+                                    </a:solidFill>
+                                  </a14:hiddenFill>
+                                </a:ext>
+                                <a:ext uri="{91240B29-F687-4F45-9708-019B960494DF}">
+                                  <a14:hiddenLine xmlns:a14="http://schemas.microsoft.com/office/drawing/2010/main" w="9525">
+                                    <a:solidFill>
+                                      <a:srgbClr val="000000"/>
+                                    </a:solidFill>
+                                    <a:miter lim="800000"/>
+                                    <a:headEnd/>
+                                    <a:tailEnd/>
+                                  </a14:hiddenLine>
+                                </a:ext>
+                              </a:extLst>
+                            </wps:spPr>
+                            <wps:bodyPr rot="0" vert="horz" wrap="square" lIns="91440" tIns="45720" rIns="91440" bIns="45720" anchor="t" anchorCtr="0" upright="1">
+                              <a:noAutofit/>
+                            </wps:bodyPr>
+                          </wps:wsp>
+                        </a:graphicData>
+                      </a:graphic>
+                    </wp:inline>
+                  </w:drawing>
+                </mc:Choice>
+                <mc:Fallback>
+                  <w:pict>
+                    <v:rect w14:anchorId="10382B0A" id="Rectangle 8" o:spid="_x0000_s1026" style="width:24pt;height:24pt;visibility:visible;mso-wrap-style:square;mso-left-percent:-10001;mso-top-percent:-10001;mso-position-horizontal:absolute;mso-position-horizontal-relative:char;mso-position-vertical:absolute;mso-position-vertical-relative:line;mso-left-percent:-10001;mso-top-percent:-10001;v-text-anchor:top" o:gfxdata="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" filled="f" stroked="f">
+                      <o:lock v:ext="edit" aspectratio="t"/>
+                      <w10:anchorlock/>
+                    </v:rect>
+                  </w:pict>
+                </mc:Fallback>
+              </mc:AlternateContent>
+            </w:r>
+          </w:p>
+          <w:p>
+            <w:pPr>
+              <w:contextualSpacing/>
+            </w:pPr>
+            <w:r>
+              <w:rPr>
+                <w:b/>
+                <w:bCs/>
+              </w:rPr>
+              <w:t>push_github.bat</w:t>
+            </w:r>
+          </w:p>
+        </w:tc>
+        <w:tc>
+          <w:tcPr>
+            <w:tcW w:w="0" w:type="auto"/>
+            <w:tcBorders>
+              <w:top w:val="single" w:sz="6" w:space="0" w:color="auto"/>
+              <w:left w:val="single" w:sz="6" w:space="0" w:color="auto"/>
+              <w:bottom w:val="single" w:sz="2" w:space="0" w:color="auto"/>
+              <w:right w:val="single" w:sz="2" w:space="0" w:color="auto"/>
+            </w:tcBorders>
+            <w:vAlign w:val="center"/>
+            <w:hideMark/>
+          </w:tcPr>
+          <w:p>
+            <w:pPr>
+              <w:contextualSpacing/>
+            </w:pPr>
+            <w:r>
+              <w:rPr>
+                <w:cs/>
+              </w:rPr>
+              <w:t>ចុច ១-</w:t>
+            </w:r>
+            <w:r>
+              <w:t xml:space="preserve">Click </w:t>
+            </w:r>
+            <w:r>
+              <w:rPr>
+                <w:cs/>
+              </w:rPr>
+              <w:t xml:space="preserve">ដើម្បី </w:t>
+            </w:r>
+            <w:r>
+              <w:t xml:space="preserve">Commit + Push </w:t>
+            </w:r>
+            <w:r>
+              <w:rPr>
+                <w:cs/>
+              </w:rPr>
+              <w:t xml:space="preserve">ទៅ </w:t>
+            </w:r>
+            <w:r>
+              <w:t xml:space="preserve">GitHub </w:t>
+            </w:r>
+            <w:r>
+              <w:rPr>
+                <w:rFonts w:ascii="Arial Unicode MS" w:eastAsia="Arial Unicode MS" w:hAnsi="Arial Unicode MS" w:cs="Arial Unicode MS" w:hint="eastAsia"/>
+              </w:rPr>
+              <w:t>➔</w:t>
+            </w:r>
+            <w:r>
+              <w:t xml:space="preserve"> Auto-Deploy </w:t>
+            </w:r>
+            <w:r>
+              <w:rPr>
+                <w:cs/>
+              </w:rPr>
+              <w:t>ទៅ</w:t>
+            </w:r>
+            <w:r>
+              <w:t> </w:t>
+            </w:r>
+            <w:r>
+              <w:rPr>
+                <w:b/>
+                <w:bCs/>
+              </w:rPr>
+              <w:t>Render.com</w:t>
+            </w:r>
+          </w:p>
+        </w:tc>
+      </w:tr>
+    </w:tbl>
+    <w:p>
+      <w:pPr>
+        <w:contextualSpacing/>
+      </w:pPr>
+    </w:p>
+    <w:p>
+      <w:r>
+        <w:br w:type="page"/>
+      </w:r>
+    </w:p>
+    <w:p>
+      <w:pPr>
+        <w:contextualSpacing/>
+      </w:pPr>
+      <w:r>
+        <w:rPr>
+          <w:rFonts w:ascii="Segoe UI Emoji" w:hAnsi="Segoe UI Emoji" w:cs="Segoe UI Emoji"/>
+        </w:rPr>
+        <w:lastRenderedPageBreak/>
+        <w:t>⚠️</w:t>
+      </w:r>
+      <w:r>
+        <w:t xml:space="preserve"> </w:t>
+      </w:r>
+      <w:r>
+        <w:rPr>
+          <w:cs/>
+        </w:rPr>
+        <w:t xml:space="preserve">មូលហេតុដែលងាយជួប </w:t>
+      </w:r>
+      <w:r>
+        <w:t xml:space="preserve">Error </w:t>
+      </w:r>
+      <w:r>
+        <w:rPr>
+          <w:cs/>
+        </w:rPr>
+        <w:t xml:space="preserve">បើ </w:t>
+      </w:r>
+      <w:r>
+        <w:t xml:space="preserve">Zip/RAR </w:t>
+      </w:r>
+      <w:r>
+        <w:rPr>
+          <w:cs/>
+        </w:rPr>
+        <w:t>មិនត្រឹមត្រូវ៖</w:t>
+      </w:r>
+    </w:p>
+    <w:p>
+      <w:pPr>
+        <w:contextualSpacing/>
+      </w:pPr>
+      <w:r>
+        <w:rPr>
+          <w:cs/>
+        </w:rPr>
+        <w:t xml:space="preserve">ប្រសិនបើអ្នក </w:t>
+      </w:r>
+      <w:r>
+        <w:t xml:space="preserve">Right-Click </w:t>
+      </w:r>
+      <w:r>
+        <w:rPr>
+          <w:cs/>
+        </w:rPr>
+        <w:t xml:space="preserve">លើ </w:t>
+      </w:r>
+      <w:r>
+        <w:t xml:space="preserve">Folder </w:t>
+      </w:r>
+      <w:r>
+        <w:rPr>
+          <w:cs/>
+        </w:rPr>
+        <w:t>គម្រោងទាំងមូលរួចជ្រើសរើស</w:t>
+      </w:r>
+      <w:r>
+        <w:t> </w:t>
+      </w:r>
+      <w:r>
+        <w:rPr>
+          <w:i/>
+          <w:iCs/>
+        </w:rPr>
+        <w:t>"Add to archive (.</w:t>
+      </w:r>
+      <w:proofErr w:type="spellStart"/>
+      <w:r>
+        <w:rPr>
+          <w:i/>
+          <w:iCs/>
+        </w:rPr>
+        <w:t>rar</w:t>
+      </w:r>
+      <w:proofErr w:type="spellEnd"/>
+      <w:r>
+        <w:rPr>
+          <w:i/>
+          <w:iCs/>
+        </w:rPr>
+        <w:t>/.zip)"</w:t>
+      </w:r>
+      <w:r>
+        <w:t> </w:t>
+      </w:r>
+      <w:r>
+        <w:rPr>
+          <w:cs/>
+        </w:rPr>
+        <w:t>ដោយដៃ៖</w:t>
+      </w:r>
+    </w:p>
+    <w:p>
+      <w:pPr>
+        <w:numPr>
+          <w:ilvl w:val="0"/>
+          <w:numId w:val="12"/>
+        </w:numPr>
+        <w:contextualSpacing/>
+      </w:pPr>
+      <w:r>
+        <w:rPr>
+          <w:b/>
+          <w:bCs/>
+          <w:cs/>
+        </w:rPr>
+        <w:t>ទំហំធំខ្លាំង (</w:t>
+      </w:r>
+      <w:r>
+        <w:rPr>
+          <w:b/>
+          <w:bCs/>
+        </w:rPr>
+        <w:t>300MB - 500MB):</w:t>
+      </w:r>
+      <w:r>
+        <w:t> </w:t>
+      </w:r>
+      <w:r>
+        <w:rPr>
+          <w:cs/>
+        </w:rPr>
+        <w:t xml:space="preserve">ដោយសារតែវាទាញទាំង </w:t>
+      </w:r>
+      <w:r>
+        <w:t>Folder .</w:t>
+      </w:r>
+      <w:proofErr w:type="spellStart"/>
+      <w:r>
+        <w:t>venv</w:t>
+      </w:r>
+      <w:proofErr w:type="spellEnd"/>
+      <w:r>
+        <w:t> </w:t>
+      </w:r>
+      <w:r>
+        <w:rPr>
+          <w:cs/>
+        </w:rPr>
+        <w:t xml:space="preserve">និង </w:t>
+      </w:r>
+      <w:r>
+        <w:t xml:space="preserve">Cache </w:t>
+      </w:r>
+      <w:r>
+        <w:rPr>
+          <w:cs/>
+        </w:rPr>
+        <w:t>ផ្សេងៗចូលទៅដែរ។</w:t>
+      </w:r>
+    </w:p>
+    <w:p>
+      <w:pPr>
+        <w:numPr>
+          <w:ilvl w:val="0"/>
+          <w:numId w:val="12"/>
+        </w:numPr>
+        <w:contextualSpacing/>
+      </w:pPr>
+      <w:r>
+        <w:rPr>
+          <w:b/>
+          <w:bCs/>
+          <w:cs/>
+        </w:rPr>
+        <w:t xml:space="preserve">ជួប </w:t>
+      </w:r>
+      <w:r>
+        <w:rPr>
+          <w:b/>
+          <w:bCs/>
+        </w:rPr>
+        <w:t xml:space="preserve">Error </w:t>
+      </w:r>
+      <w:r>
+        <w:rPr>
+          <w:b/>
+          <w:bCs/>
+          <w:cs/>
+        </w:rPr>
+        <w:t xml:space="preserve">ពេល </w:t>
+      </w:r>
+      <w:r>
+        <w:rPr>
+          <w:b/>
+          <w:bCs/>
+        </w:rPr>
+        <w:t xml:space="preserve">Extract </w:t>
+      </w:r>
+      <w:r>
+        <w:rPr>
+          <w:b/>
+          <w:bCs/>
+          <w:cs/>
+        </w:rPr>
+        <w:t xml:space="preserve">លើ </w:t>
+      </w:r>
+      <w:r>
+        <w:rPr>
+          <w:b/>
+          <w:bCs/>
+        </w:rPr>
+        <w:t xml:space="preserve">Drive/PC </w:t>
+      </w:r>
+      <w:r>
+        <w:rPr>
+          <w:b/>
+          <w:bCs/>
+          <w:cs/>
+        </w:rPr>
+        <w:t>ផ្សេង:</w:t>
+      </w:r>
+      <w:r>
+        <w:t> Folder .</w:t>
+      </w:r>
+      <w:proofErr w:type="spellStart"/>
+      <w:r>
+        <w:t>venv</w:t>
+      </w:r>
+      <w:proofErr w:type="spellEnd"/>
+      <w:r>
+        <w:t> </w:t>
+      </w:r>
+      <w:r>
+        <w:rPr>
+          <w:cs/>
+        </w:rPr>
+        <w:t xml:space="preserve">បានចងភ្ជាប់ </w:t>
+      </w:r>
+      <w:r>
+        <w:t xml:space="preserve">Path </w:t>
+      </w:r>
+      <w:r>
+        <w:rPr>
+          <w:cs/>
+        </w:rPr>
+        <w:t>ចាស់ (</w:t>
+      </w:r>
+      <w:r>
+        <w:t>E:\SchoolSM\...)</w:t>
+      </w:r>
+      <w:r>
+        <w:rPr>
+          <w:cs/>
+        </w:rPr>
+        <w:t xml:space="preserve">។ នៅពេលអ្នក </w:t>
+      </w:r>
+      <w:r>
+        <w:t xml:space="preserve">Extract </w:t>
+      </w:r>
+      <w:r>
+        <w:rPr>
+          <w:cs/>
+        </w:rPr>
+        <w:t>ទៅដាក់លើ</w:t>
+      </w:r>
+      <w:r>
+        <w:t> D:\ </w:t>
+      </w:r>
+      <w:r>
+        <w:rPr>
+          <w:cs/>
+        </w:rPr>
+        <w:t xml:space="preserve">ឬកុំព្យូទ័រថ្មី វានឹងលោត </w:t>
+      </w:r>
+      <w:r>
+        <w:t>Error Fatal error in launcher: Unable to create process... </w:t>
+      </w:r>
+      <w:r>
+        <w:rPr>
+          <w:cs/>
+        </w:rPr>
+        <w:t xml:space="preserve">ឬរក </w:t>
+      </w:r>
+      <w:r>
+        <w:t xml:space="preserve">Python </w:t>
+      </w:r>
+      <w:r>
+        <w:rPr>
+          <w:cs/>
+        </w:rPr>
+        <w:t>មិនឃើញ។</w:t>
+      </w:r>
+    </w:p>
+    <w:p>
+      <w:pPr>
+        <w:contextualSpacing/>
+      </w:pPr>
+      <w:r>
+        <w:pict w14:anchorId="3DF291EE">
+          <v:rect id="_x0000_i1150" style="width:403.05pt;height:.75pt" o:hrpct="0" o:hralign="center" o:hrstd="t" o:hr="t" fillcolor="#a0a0a0" stroked="f"/>
+        </w:pict>
+      </w:r>
+    </w:p>
+    <w:p>
+      <w:pPr>
+        <w:contextualSpacing/>
+      </w:pPr>
+      <w:r>
+        <w:rPr>
+          <w:rFonts w:ascii="Segoe UI Emoji" w:hAnsi="Segoe UI Emoji" w:cs="Segoe UI Emoji"/>
+        </w:rPr>
+        <w:t>🌟</w:t>
+      </w:r>
+      <w:r>
+        <w:t xml:space="preserve"> </w:t>
+      </w:r>
+      <w:r>
+        <w:rPr>
+          <w:cs/>
+        </w:rPr>
+        <w:t>ដំណោះស្រាយដែលខ្ញុំទើបបង្កើតជូន (</w:t>
+      </w:r>
+      <w:r>
+        <w:t xml:space="preserve">Clean &amp; Error-Free </w:t>
+      </w:r>
+      <w:proofErr w:type="gramStart"/>
+      <w:r>
+        <w:t>Backup)</w:t>
+      </w:r>
+      <w:r>
+        <w:rPr>
+          <w:cs/>
+        </w:rPr>
+        <w:t>៖</w:t>
+      </w:r>
+      <w:proofErr w:type="gramEnd"/>
+    </w:p>
+    <w:p>
+      <w:pPr>
+        <w:contextualSpacing/>
+      </w:pPr>
+      <w:r>
+        <w:rPr>
+          <w:cs/>
+        </w:rPr>
+        <w:t>ខ្ញុំបានបង្កើត</w:t>
+      </w:r>
+      <w:r>
+        <w:t> </w:t>
+      </w:r>
+      <w:r>
+        <w:rPr>
+          <w:b/>
+          <w:bCs/>
+        </w:rPr>
+        <w:t xml:space="preserve">Script </w:t>
+      </w:r>
+      <w:r>
+        <w:rPr>
+          <w:b/>
+          <w:bCs/>
+          <w:cs/>
+        </w:rPr>
+        <w:t>ស្វ័យប្រវត្តិ</w:t>
+      </w:r>
+      <w:r>
+        <w:t> </w:t>
+      </w:r>
+      <w:r>
+        <w:rPr>
+          <w:cs/>
+        </w:rPr>
+        <w:t>សម្រាប់ជួយវេចខ្ចប់គម្រោងរបស់អ្នកយ៉ាងស្អាត ដោយ</w:t>
+      </w:r>
+      <w:r>
+        <w:t> </w:t>
+      </w:r>
+      <w:r>
+        <w:rPr>
+          <w:b/>
+          <w:bCs/>
+          <w:cs/>
+        </w:rPr>
+        <w:t xml:space="preserve">កាត់បន្ថយទំហំពី </w:t>
+      </w:r>
+      <w:r>
+        <w:rPr>
+          <w:b/>
+          <w:bCs/>
+        </w:rPr>
+        <w:t xml:space="preserve">400MB </w:t>
+      </w:r>
+      <w:r>
+        <w:rPr>
+          <w:b/>
+          <w:bCs/>
+          <w:cs/>
+        </w:rPr>
+        <w:t xml:space="preserve">មកសល់ត្រឹមតែ </w:t>
+      </w:r>
+      <w:r>
+        <w:rPr>
+          <w:b/>
+          <w:bCs/>
+        </w:rPr>
+        <w:t xml:space="preserve">~2.4 MB </w:t>
+      </w:r>
+      <w:r>
+        <w:rPr>
+          <w:b/>
+          <w:bCs/>
+          <w:cs/>
+        </w:rPr>
+        <w:t>ប៉ុណ្ណោះ</w:t>
+      </w:r>
+      <w:r>
+        <w:t> </w:t>
+      </w:r>
+      <w:r>
+        <w:rPr>
+          <w:cs/>
+        </w:rPr>
+        <w:t xml:space="preserve">និងគ្មាន </w:t>
+      </w:r>
+      <w:r>
+        <w:t xml:space="preserve">Error </w:t>
+      </w:r>
+      <w:r>
+        <w:rPr>
+          <w:cs/>
+        </w:rPr>
+        <w:t>ឡើយ៖</w:t>
+      </w:r>
+    </w:p>
+    <w:p>
+      <w:pPr>
+        <w:contextualSpacing/>
+      </w:pPr>
+      <w:r>
+        <w:rPr>
+          <w:rFonts w:ascii="Segoe UI Emoji" w:hAnsi="Segoe UI Emoji" w:cs="Segoe UI Emoji"/>
+        </w:rPr>
+        <w:t>👉</w:t>
+      </w:r>
+      <w:r>
+        <w:t xml:space="preserve"> </w:t>
+      </w:r>
+      <w:r>
+        <w:rPr>
+          <w:cs/>
+        </w:rPr>
+        <w:t xml:space="preserve">របៀបបង្កើត </w:t>
+      </w:r>
+      <w:r>
+        <w:t xml:space="preserve">Backup </w:t>
+      </w:r>
+      <w:r>
+        <w:rPr>
+          <w:cs/>
+        </w:rPr>
+        <w:t>ដោយគ្រាន់តែចុច ១-</w:t>
+      </w:r>
+      <w:r>
+        <w:t>Click</w:t>
+      </w:r>
+      <w:r>
+        <w:rPr>
+          <w:cs/>
+        </w:rPr>
+        <w:t>៖</w:t>
+      </w:r>
+    </w:p>
+    <w:p>
+      <w:pPr>
+        <w:numPr>
+          <w:ilvl w:val="0"/>
+          <w:numId w:val="13"/>
+        </w:numPr>
+        <w:contextualSpacing/>
+      </w:pPr>
+      <w:r>
+        <w:rPr>
+          <w:b/>
+          <w:bCs/>
+        </w:rPr>
+        <w:t xml:space="preserve">Double-click </w:t>
+      </w:r>
+      <w:r>
+        <w:rPr>
+          <w:b/>
+          <w:bCs/>
+          <w:cs/>
+        </w:rPr>
+        <w:t xml:space="preserve">បើក </w:t>
+      </w:r>
+      <w:r>
+        <w:rPr>
+          <w:b/>
+          <w:bCs/>
+        </w:rPr>
+        <w:t>File </w:t>
+      </w:r>
+    </w:p>
+    <w:p>
+      <w:pPr>
+        <w:contextualSpacing/>
+      </w:pPr>
+      <w:r>
+        <w:rPr>
+          <w:b/>
+          <w:bCs/>
+        </w:rPr>
+        <mc:AlternateContent>
+          <mc:Choice Requires="wps">
+            <w:drawing>
+              <wp:inline distT="0" distB="0" distL="0" distR="0" wp14:anchorId="1DD52491" wp14:editId="3FA1FE26">
+                <wp:extent cx="304800" cy="304800"/>
+                <wp:effectExtent l="0" t="0" r="0" b="0"/>
+                <wp:docPr id="1980707700" name="Rectangle 24"/>
+                <wp:cNvGraphicFramePr>
+                  <a:graphicFrameLocks xmlns:a="http://schemas.openxmlformats.org/drawingml/2006/main" noChangeAspect="1"/>
+                </wp:cNvGraphicFramePr>
+                <a:graphic xmlns:a="http://schemas.openxmlformats.org/drawingml/2006/main">
+                  <a:graphicData uri="http://schemas.microsoft.com/office/word/2010/wordprocessingShape">
+                    <wps:wsp>
+                      <wps:cNvSpPr>
+                        <a:spLocks noChangeAspect="1" noChangeArrowheads="1"/>
+                      </wps:cNvSpPr>
+                      <wps:spPr bwMode="auto">
+                        <a:xfrm>
+                          <a:off x="0" y="0"/>
+                          <a:ext cx="304800" cy="304800"/>
+                        </a:xfrm>
+                        <a:prstGeom prst="rect">
+                          <a:avLst/>
+                        </a:prstGeom>
+                        <a:noFill/>
+                        <a:ln>
+                          <a:noFill/>
+                        </a:ln>
+                        <a:extLst>
+                          <a:ext uri="{909E8E84-426E-40DD-AFC4-6F175D3DCCD1}">
+                            <a14:hiddenFill xmlns:a14="http://schemas.microsoft.com/office/drawing/2010/main">
+                              <a:solidFill>
+                                <a:srgbClr val="FFFFFF"/>
+                              </a:solidFill>
+                            </a14:hiddenFill>
+                          </a:ext>
+                          <a:ext uri="{91240B29-F687-4F45-9708-019B960494DF}">
+                            <a14:hiddenLine xmlns:a14="http://schemas.microsoft.com/office/drawing/2010/main" w="9525">
+                              <a:solidFill>
+                                <a:srgbClr val="000000"/>
+                              </a:solidFill>
+                              <a:miter lim="800000"/>
+                              <a:headEnd/>
+                              <a:tailEnd/>
+                            </a14:hiddenLine>
+                          </a:ext>
+                        </a:extLst>
+                      </wps:spPr>
+                      <wps:bodyPr rot="0" vert="horz" wrap="square" lIns="91440" tIns="45720" rIns="91440" bIns="45720" anchor="t" anchorCtr="0" upright="1">
+                        <a:noAutofit/>
+                      </wps:bodyPr>
+                    </wps:wsp>
+                  </a:graphicData>
+                </a:graphic>
+              </wp:inline>
+            </w:drawing>
+          </mc:Choice>
+          <mc:Fallback>
+            <w:pict>
+              <v:rect w14:anchorId="130D09F8" id="Rectangle 24" o:spid="_x0000_s1026" style="width:24pt;height:24pt;visibility:visible;mso-wrap-style:square;mso-left-percent:-10001;mso-top-percent:-10001;mso-position-horizontal:absolute;mso-position-horizontal-relative:char;mso-position-vertical:absolute;mso-position-vertical-relative:line;mso-left-percent:-10001;mso-top-percent:-10001;v-text-anchor:top" o:gfxdata="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" filled="f" stroked="f">
+                <o:lock v:ext="edit" aspectratio="t"/>
+                <w10:anchorlock/>
+              </v:rect>
+            </w:pict>
+          </mc:Fallback>
+        </mc:AlternateContent>
+      </w:r>
+    </w:p>
+    <w:p>
+      <w:pPr>
+        <w:contextualSpacing/>
+      </w:pPr>
+      <w:r>
+        <w:rPr>
+          <w:b/>
+          <w:bCs/>
+        </w:rPr>
+        <w:t>backup_project_zip.bat</w:t>
+      </w:r>
+      <w:r>
+        <w:t> (</w:t>
+      </w:r>
+      <w:r>
+        <w:rPr>
+          <w:cs/>
+        </w:rPr>
+        <w:t>ឬបើក</w:t>
+      </w:r>
+      <w:r>
+        <w:t> </w:t>
+      </w:r>
+    </w:p>
+    <w:p>
+      <w:pPr>
+        <w:contextualSpacing/>
+      </w:pPr>
+      <w:r>
+        <mc:AlternateContent>
+          <mc:Choice Requires="wps">
+            <w:drawing>
+              <wp:inline distT="0" distB="0" distL="0" distR="0" wp14:anchorId="14E87EA2" wp14:editId="2E17627F">
+                <wp:extent cx="304800" cy="304800"/>
+                <wp:effectExtent l="0" t="0" r="0" b="0"/>
+                <wp:docPr id="178939531" name="Rectangle 23"/>
+                <wp:cNvGraphicFramePr>
+                  <a:graphicFrameLocks xmlns:a="http://schemas.openxmlformats.org/drawingml/2006/main" noChangeAspect="1"/>
+                </wp:cNvGraphicFramePr>
+                <a:graphic xmlns:a="http://schemas.openxmlformats.org/drawingml/2006/main">
+                  <a:graphicData uri="http://schemas.microsoft.com/office/word/2010/wordprocessingShape">
+                    <wps:wsp>
+                      <wps:cNvSpPr>
+                        <a:spLocks noChangeAspect="1" noChangeArrowheads="1"/>
+                      </wps:cNvSpPr>
+                      <wps:spPr bwMode="auto">
+                        <a:xfrm>
+                          <a:off x="0" y="0"/>
+                          <a:ext cx="304800" cy="304800"/>
+                        </a:xfrm>
+                        <a:prstGeom prst="rect">
+                          <a:avLst/>
+                        </a:prstGeom>
+                        <a:noFill/>
+                        <a:ln>
+                          <a:noFill/>
+                        </a:ln>
+                        <a:extLst>
+                          <a:ext uri="{909E8E84-426E-40DD-AFC4-6F175D3DCCD1}">
+                            <a14:hiddenFill xmlns:a14="http://schemas.microsoft.com/office/drawing/2010/main">
+                              <a:solidFill>
+                                <a:srgbClr val="FFFFFF"/>
+                              </a:solidFill>
+                            </a14:hiddenFill>
+                          </a:ext>
+                          <a:ext uri="{91240B29-F687-4F45-9708-019B960494DF}">
+                            <a14:hiddenLine xmlns:a14="http://schemas.microsoft.com/office/drawing/2010/main" w="9525">
+                              <a:solidFill>
+                                <a:srgbClr val="000000"/>
+                              </a:solidFill>
+                              <a:miter lim="800000"/>
+                              <a:headEnd/>
+                              <a:tailEnd/>
+                            </a14:hiddenLine>
+                          </a:ext>
+                        </a:extLst>
+                      </wps:spPr>
+                      <wps:bodyPr rot="0" vert="horz" wrap="square" lIns="91440" tIns="45720" rIns="91440" bIns="45720" anchor="t" anchorCtr="0" upright="1">
+                        <a:noAutofit/>
+                      </wps:bodyPr>
+                    </wps:wsp>
+                  </a:graphicData>
+                </a:graphic>
+              </wp:inline>
+            </w:drawing>
+          </mc:Choice>
+          <mc:Fallback>
+            <w:pict>
+              <v:rect w14:anchorId="5781B66F" id="Rectangle 23" o:spid="_x0000_s1026" style="width:24pt;height:24pt;visibility:visible;mso-wrap-style:square;mso-left-percent:-10001;mso-top-percent:-10001;mso-position-horizontal:absolute;mso-position-horizontal-relative:char;mso-position-vertical:absolute;mso-position-vertical-relative:line;mso-left-percent:-10001;mso-top-percent:-10001;v-text-anchor:top" o:gfxdata="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" filled="f" stroked="f">
+                <o:lock v:ext="edit" aspectratio="t"/>
+                <w10:anchorlock/>
+              </v:rect>
+            </w:pict>
+          </mc:Fallback>
+        </mc:AlternateContent>
+      </w:r>
+    </w:p>
+    <w:p>
+      <w:pPr>
+        <w:contextualSpacing/>
+      </w:pPr>
+      <w:r>
+        <w:t>run.bat </w:t>
+      </w:r>
+      <w:r>
+        <w:rPr>
+          <w:cs/>
+        </w:rPr>
+        <w:t xml:space="preserve">រួចរើស </w:t>
+      </w:r>
+      <w:r>
+        <w:t>Option </w:t>
+      </w:r>
+      <w:r>
+        <w:rPr>
+          <w:b/>
+          <w:bCs/>
+        </w:rPr>
+        <w:t>[13]</w:t>
+      </w:r>
+      <w:r>
+        <w:t>)</w:t>
+      </w:r>
+    </w:p>
+    <w:p>
+      <w:pPr>
+        <w:numPr>
+          <w:ilvl w:val="0"/>
+          <w:numId w:val="13"/>
+        </w:numPr>
+        <w:contextualSpacing/>
+      </w:pPr>
+      <w:r>
+        <w:rPr>
+          <w:cs/>
+        </w:rPr>
+        <w:t xml:space="preserve">កម្មវិធីនឹងបង្កើត </w:t>
+      </w:r>
+      <w:r>
+        <w:t xml:space="preserve">File ZIP </w:t>
+      </w:r>
+      <w:r>
+        <w:rPr>
+          <w:cs/>
+        </w:rPr>
+        <w:t>ស្អាតមួយ (ឧទាហរណ៍</w:t>
+      </w:r>
+      <w:r>
+        <w:t xml:space="preserve"> SchoolSM_Clean_Backup_2026-08-28_070923.zip) </w:t>
+      </w:r>
+      <w:r>
+        <w:rPr>
+          <w:cs/>
+        </w:rPr>
+        <w:t xml:space="preserve">នៅក្នុង </w:t>
+      </w:r>
+      <w:r>
+        <w:t>Folder </w:t>
+      </w:r>
+      <w:r>
+        <w:rPr>
+          <w:b/>
+          <w:bCs/>
+        </w:rPr>
+        <w:t>backups/</w:t>
+      </w:r>
+    </w:p>
+    <w:p>
+      <w:pPr>
+        <w:numPr>
+          <w:ilvl w:val="0"/>
+          <w:numId w:val="13"/>
+        </w:numPr>
+        <w:contextualSpacing/>
+      </w:pPr>
+      <w:r>
+        <w:t xml:space="preserve">File ZIP </w:t>
+      </w:r>
+      <w:r>
+        <w:rPr>
+          <w:cs/>
+        </w:rPr>
+        <w:t>នេះមានផ្ទុក៖</w:t>
+      </w:r>
+    </w:p>
+    <w:p>
+      <w:pPr>
+        <w:numPr>
+          <w:ilvl w:val="1"/>
+          <w:numId w:val="13"/>
+        </w:numPr>
+        <w:contextualSpacing/>
+      </w:pPr>
+      <w:r>
+        <w:rPr>
+          <w:rFonts w:ascii="Segoe UI Emoji" w:hAnsi="Segoe UI Emoji" w:cs="Segoe UI Emoji"/>
+        </w:rPr>
+        <w:t>✅</w:t>
+      </w:r>
+      <w:r>
+        <w:t xml:space="preserve"> </w:t>
+      </w:r>
+      <w:r>
+        <w:rPr>
+          <w:cs/>
+        </w:rPr>
+        <w:t>កូដគម្រោងទាំងអស់ (</w:t>
+      </w:r>
+      <w:r>
+        <w:t>apps/, templates/, static/, media/, </w:t>
+      </w:r>
+      <w:proofErr w:type="spellStart"/>
+      <w:r>
+        <w:t>school_management</w:t>
+      </w:r>
+      <w:proofErr w:type="spellEnd"/>
+      <w:r>
+        <w:t>/)</w:t>
+      </w:r>
+    </w:p>
+    <w:p>
+      <w:pPr>
+        <w:numPr>
+          <w:ilvl w:val="1"/>
+          <w:numId w:val="13"/>
+        </w:numPr>
+        <w:contextualSpacing/>
+      </w:pPr>
+      <w:r>
+        <w:rPr>
+          <w:rFonts w:ascii="Segoe UI Emoji" w:hAnsi="Segoe UI Emoji" w:cs="Segoe UI Emoji"/>
+        </w:rPr>
+        <w:t>✅</w:t>
+      </w:r>
+      <w:r>
+        <w:t xml:space="preserve"> Database </w:t>
+      </w:r>
+      <w:r>
+        <w:rPr>
+          <w:cs/>
+        </w:rPr>
+        <w:t>ទិន្នន័យទាំងអស់ (</w:t>
+      </w:r>
+      <w:r>
+        <w:t>db.sqlite3)</w:t>
+      </w:r>
+    </w:p>
+    <w:p>
+      <w:pPr>
+        <w:numPr>
+          <w:ilvl w:val="1"/>
+          <w:numId w:val="13"/>
+        </w:numPr>
+        <w:contextualSpacing/>
+      </w:pPr>
+      <w:r>
+        <w:rPr>
+          <w:rFonts w:ascii="Segoe UI Emoji" w:hAnsi="Segoe UI Emoji" w:cs="Segoe UI Emoji"/>
+        </w:rPr>
+        <w:t>✅</w:t>
+      </w:r>
+      <w:r>
+        <w:t xml:space="preserve"> Scripts </w:t>
+      </w:r>
+      <w:r>
+        <w:rPr>
+          <w:cs/>
+        </w:rPr>
+        <w:t>ជំនួយទាំងអស់ (</w:t>
+      </w:r>
+      <w:r>
+        <w:t>run.bat, push_github.bat, setup_env.bat, </w:t>
+      </w:r>
+      <w:proofErr w:type="spellStart"/>
+      <w:r>
+        <w:t>Procfile</w:t>
+      </w:r>
+      <w:proofErr w:type="spellEnd"/>
+      <w:r>
+        <w:t>, build.sh)</w:t>
+      </w:r>
+    </w:p>
+    <w:p>
+      <w:pPr>
+        <w:numPr>
+          <w:ilvl w:val="1"/>
+          <w:numId w:val="13"/>
+        </w:numPr>
+        <w:contextualSpacing/>
+      </w:pPr>
+      <w:r>
+        <w:rPr>
+          <w:rFonts w:ascii="Segoe UI Emoji" w:hAnsi="Segoe UI Emoji" w:cs="Segoe UI Emoji"/>
+        </w:rPr>
+        <w:lastRenderedPageBreak/>
+        <w:t>🚫</w:t>
+      </w:r>
+      <w:r>
+        <w:t xml:space="preserve"> </w:t>
+      </w:r>
+      <w:r>
+        <w:rPr>
+          <w:cs/>
+        </w:rPr>
+        <w:t xml:space="preserve">បានដកចេញនូវ </w:t>
+      </w:r>
+      <w:proofErr w:type="gramStart"/>
+      <w:r>
+        <w:t>Folder .</w:t>
+      </w:r>
+      <w:proofErr w:type="spellStart"/>
+      <w:r>
+        <w:t>venv</w:t>
+      </w:r>
+      <w:proofErr w:type="spellEnd"/>
+      <w:proofErr w:type="gramEnd"/>
+      <w:r>
+        <w:t> </w:t>
+      </w:r>
+      <w:r>
+        <w:rPr>
+          <w:cs/>
+        </w:rPr>
+        <w:t>និង</w:t>
+      </w:r>
+      <w:r>
+        <w:t> __</w:t>
+      </w:r>
+      <w:proofErr w:type="spellStart"/>
+      <w:r>
+        <w:t>pycache</w:t>
+      </w:r>
+      <w:proofErr w:type="spellEnd"/>
+      <w:r>
+        <w:t>__ </w:t>
+      </w:r>
+      <w:r>
+        <w:rPr>
+          <w:cs/>
+        </w:rPr>
+        <w:t xml:space="preserve">ដោយស្វ័យប្រវត្តិដើម្បីកុំឱ្យមាន </w:t>
+      </w:r>
+      <w:r>
+        <w:t xml:space="preserve">Error </w:t>
+      </w:r>
+      <w:r>
+        <w:rPr>
+          <w:cs/>
+        </w:rPr>
+        <w:t>និងកុំឱ្យធ្ងន់។</w:t>
+      </w:r>
+    </w:p>
+    <w:p>
+      <w:pPr>
+        <w:contextualSpacing/>
+      </w:pPr>
+      <w:r>
+        <w:pict w14:anchorId="364EC9EB">
+          <v:rect id="_x0000_i1153" style="width:403.05pt;height:.75pt" o:hrpct="0" o:hralign="center" o:hrstd="t" o:hr="t" fillcolor="#a0a0a0" stroked="f"/>
+        </w:pict>
+      </w:r>
+    </w:p>
+    <w:p>
+      <w:pPr>
+        <w:contextualSpacing/>
+      </w:pPr>
+      <w:r>
+        <w:rPr>
+          <w:rFonts w:ascii="Segoe UI Emoji" w:hAnsi="Segoe UI Emoji" w:cs="Segoe UI Emoji"/>
+        </w:rPr>
+        <w:t>🔄</w:t>
+      </w:r>
+      <w:r>
+        <w:t xml:space="preserve"> </w:t>
+      </w:r>
+      <w:r>
+        <w:rPr>
+          <w:cs/>
+        </w:rPr>
+        <w:t xml:space="preserve">របៀបយក </w:t>
+      </w:r>
+      <w:r>
+        <w:t xml:space="preserve">File Backup .ZIP </w:t>
+      </w:r>
+      <w:r>
+        <w:rPr>
+          <w:cs/>
+        </w:rPr>
+        <w:t>ទៅប្រើឡើងវិញ (</w:t>
+      </w:r>
+      <w:r>
+        <w:t xml:space="preserve">Restore </w:t>
+      </w:r>
+      <w:r>
+        <w:rPr>
+          <w:cs/>
+        </w:rPr>
+        <w:t xml:space="preserve">លើ </w:t>
+      </w:r>
+      <w:r>
+        <w:t xml:space="preserve">Drive/PC </w:t>
+      </w:r>
+      <w:proofErr w:type="gramStart"/>
+      <w:r>
+        <w:rPr>
+          <w:cs/>
+        </w:rPr>
+        <w:t>ផ្សេង)៖</w:t>
+      </w:r>
+      <w:proofErr w:type="gramEnd"/>
+    </w:p>
+    <w:p>
+      <w:pPr>
+        <w:contextualSpacing/>
+      </w:pPr>
+      <w:r>
+        <w:rPr>
+          <w:cs/>
+        </w:rPr>
+        <w:t xml:space="preserve">នៅពេលអ្នកចង់យក </w:t>
+      </w:r>
+      <w:r>
+        <w:t xml:space="preserve">File Backup </w:t>
+      </w:r>
+      <w:r>
+        <w:rPr>
+          <w:cs/>
+        </w:rPr>
+        <w:t>នោះទៅប្រើឡើងវិញ៖</w:t>
+      </w:r>
+    </w:p>
+    <w:p>
+      <w:pPr>
+        <w:numPr>
+          <w:ilvl w:val="0"/>
+          <w:numId w:val="14"/>
+        </w:numPr>
+        <w:contextualSpacing/>
+      </w:pPr>
+      <w:r>
+        <w:rPr>
+          <w:b/>
+          <w:bCs/>
+        </w:rPr>
+        <w:t>Extract File .zip </w:t>
+      </w:r>
+      <w:r>
+        <w:rPr>
+          <w:b/>
+          <w:bCs/>
+          <w:cs/>
+        </w:rPr>
+        <w:t>នោះចេញមក</w:t>
+      </w:r>
+      <w:r>
+        <w:t> </w:t>
+      </w:r>
+      <w:r>
+        <w:rPr>
+          <w:cs/>
+        </w:rPr>
+        <w:t>ដាក់នៅកន្លែងណាមួយដែលអ្នកចង់បាន (</w:t>
+      </w:r>
+      <w:r>
+        <w:t xml:space="preserve">Drive C, D, </w:t>
+      </w:r>
+      <w:r>
+        <w:rPr>
+          <w:cs/>
+        </w:rPr>
+        <w:t xml:space="preserve">ឬ </w:t>
+      </w:r>
+      <w:r>
+        <w:t xml:space="preserve">Computer </w:t>
+      </w:r>
+      <w:r>
+        <w:rPr>
+          <w:cs/>
+        </w:rPr>
+        <w:t>ថ្មី)</w:t>
+      </w:r>
+    </w:p>
+    <w:p>
+      <w:pPr>
+        <w:numPr>
+          <w:ilvl w:val="0"/>
+          <w:numId w:val="14"/>
+        </w:numPr>
+        <w:contextualSpacing/>
+        <w:rPr>
+          <w:b/>
+          <w:bCs/>
+        </w:rPr>
+      </w:pPr>
+      <w:r>
+        <w:rPr>
+          <w:b/>
+          <w:bCs/>
+        </w:rPr>
+        <w:t xml:space="preserve">Double-click </w:t>
+      </w:r>
+      <w:r>
+        <w:rPr>
+          <w:b/>
+          <w:bCs/>
+          <w:cs/>
+        </w:rPr>
+        <w:t xml:space="preserve">បើក </w:t>
+      </w:r>
+      <w:r>
+        <w:rPr>
+          <w:b/>
+          <w:bCs/>
+        </w:rPr>
+        <w:t>File </w:t>
+      </w:r>
+    </w:p>
+    <w:p>
+      <w:pPr>
+        <w:contextualSpacing/>
+      </w:pPr>
+      <w:r>
+        <w:rPr>
+          <w:b/>
+          <w:bCs/>
+        </w:rPr>
+        <mc:AlternateContent>
+          <mc:Choice Requires="wps">
+            <w:drawing>
+              <wp:inline distT="0" distB="0" distL="0" distR="0" wp14:anchorId="07A517A3" wp14:editId="5CF6C481">
+                <wp:extent cx="304800" cy="304800"/>
+                <wp:effectExtent l="0" t="0" r="0" b="0"/>
+                <wp:docPr id="1678236064" name="Rectangle 22"/>
+                <wp:cNvGraphicFramePr>
+                  <a:graphicFrameLocks xmlns:a="http://schemas.openxmlformats.org/drawingml/2006/main" noChangeAspect="1"/>
+                </wp:cNvGraphicFramePr>
+                <a:graphic xmlns:a="http://schemas.openxmlformats.org/drawingml/2006/main">
+                  <a:graphicData uri="http://schemas.microsoft.com/office/word/2010/wordprocessingShape">
+                    <wps:wsp>
+                      <wps:cNvSpPr>
+                        <a:spLocks noChangeAspect="1" noChangeArrowheads="1"/>
+                      </wps:cNvSpPr>
+                      <wps:spPr bwMode="auto">
+                        <a:xfrm>
+                          <a:off x="0" y="0"/>
+                          <a:ext cx="304800" cy="304800"/>
+                        </a:xfrm>
+                        <a:prstGeom prst="rect">
+                          <a:avLst/>
+                        </a:prstGeom>
+                        <a:noFill/>
+                        <a:ln>
+                          <a:noFill/>
+                        </a:ln>
+                        <a:extLst>
+                          <a:ext uri="{909E8E84-426E-40DD-AFC4-6F175D3DCCD1}">
+                            <a14:hiddenFill xmlns:a14="http://schemas.microsoft.com/office/drawing/2010/main">
+                              <a:solidFill>
+                                <a:srgbClr val="FFFFFF"/>
+                              </a:solidFill>
+                            </a14:hiddenFill>
+                          </a:ext>
+                          <a:ext uri="{91240B29-F687-4F45-9708-019B960494DF}">
+                            <a14:hiddenLine xmlns:a14="http://schemas.microsoft.com/office/drawing/2010/main" w="9525">
+                              <a:solidFill>
+                                <a:srgbClr val="000000"/>
+                              </a:solidFill>
+                              <a:miter lim="800000"/>
+                              <a:headEnd/>
+                              <a:tailEnd/>
+                            </a14:hiddenLine>
+                          </a:ext>
+                        </a:extLst>
+                      </wps:spPr>
+                      <wps:bodyPr rot="0" vert="horz" wrap="square" lIns="91440" tIns="45720" rIns="91440" bIns="45720" anchor="t" anchorCtr="0" upright="1">
+                        <a:noAutofit/>
+                      </wps:bodyPr>
+                    </wps:wsp>
+                  </a:graphicData>
+                </a:graphic>
+              </wp:inline>
+            </w:drawing>
+          </mc:Choice>
+          <mc:Fallback>
+            <w:pict>
+              <v:rect w14:anchorId="3984BBE3" id="Rectangle 22" o:spid="_x0000_s1026" style="width:24pt;height:24pt;visibility:visible;mso-wrap-style:square;mso-left-percent:-10001;mso-top-percent:-10001;mso-position-horizontal:absolute;mso-position-horizontal-relative:char;mso-position-vertical:absolute;mso-position-vertical-relative:line;mso-left-percent:-10001;mso-top-percent:-10001;v-text-anchor:top" o:gfxdata="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" filled="f" stroked="f">
+                <o:lock v:ext="edit" aspectratio="t"/>
+                <w10:anchorlock/>
+              </v:rect>
+            </w:pict>
+          </mc:Fallback>
+        </mc:AlternateContent>
+      </w:r>
+    </w:p>
+    <w:p>
+      <w:pPr>
+        <w:contextualSpacing/>
+      </w:pPr>
+      <w:r>
+        <w:rPr>
+          <w:b/>
+          <w:bCs/>
+        </w:rPr>
+        <w:t>setup_env.bat</w:t>
+      </w:r>
+      <w:r>
+        <w:t> </w:t>
+      </w:r>
+      <w:r>
+        <w:rPr>
+          <w:cs/>
+        </w:rPr>
+        <w:t xml:space="preserve">តែម្ដងគត់ (វាចំណាយពេលប្រហែល ៣០ វិនាទី ដើម្បីបង្កើត </w:t>
+      </w:r>
+      <w:r>
+        <w:t xml:space="preserve">Environment </w:t>
+      </w:r>
+      <w:r>
+        <w:rPr>
+          <w:cs/>
+        </w:rPr>
+        <w:t>ថ្មីដែលត្រូវនឹងកុំព្យូទ័រនោះ)</w:t>
+      </w:r>
+    </w:p>
+    <w:p>
+      <w:pPr>
+        <w:numPr>
+          <w:ilvl w:val="0"/>
+          <w:numId w:val="14"/>
+        </w:numPr>
+        <w:contextualSpacing/>
+        <w:rPr>
+          <w:b/>
+          <w:bCs/>
+        </w:rPr>
+      </w:pPr>
+      <w:r>
+        <w:rPr>
+          <w:b/>
+          <w:bCs/>
+          <w:cs/>
+        </w:rPr>
+        <w:t>រួចរាល់!</w:t>
+      </w:r>
+      <w:r>
+        <w:t> </w:t>
+      </w:r>
+      <w:r>
+        <w:rPr>
+          <w:cs/>
+        </w:rPr>
+        <w:t>អ្នកអាចចុច</w:t>
+      </w:r>
+      <w:r>
+        <w:t> </w:t>
+      </w:r>
+    </w:p>
+    <w:p>
+      <w:pPr>
+        <w:contextualSpacing/>
+      </w:pPr>
+      <w:r>
+        <w:rPr>
+          <w:b/>
+          <w:bCs/>
+        </w:rPr>
+        <mc:AlternateContent>
+          <mc:Choice Requires="wps">
+            <w:drawing>
+              <wp:inline distT="0" distB="0" distL="0" distR="0" wp14:anchorId="638884D4" wp14:editId="4A99A765">
+                <wp:extent cx="304800" cy="304800"/>
+                <wp:effectExtent l="0" t="0" r="0" b="0"/>
+                <wp:docPr id="2019422180" name="Rectangle 21"/>
+                <wp:cNvGraphicFramePr>
+                  <a:graphicFrameLocks xmlns:a="http://schemas.openxmlformats.org/drawingml/2006/main" noChangeAspect="1"/>
+                </wp:cNvGraphicFramePr>
+                <a:graphic xmlns:a="http://schemas.openxmlformats.org/drawingml/2006/main">
+                  <a:graphicData uri="http://schemas.microsoft.com/office/word/2010/wordprocessingShape">
+                    <wps:wsp>
+                      <wps:cNvSpPr>
+                        <a:spLocks noChangeAspect="1" noChangeArrowheads="1"/>
+                      </wps:cNvSpPr>
+                      <wps:spPr bwMode="auto">
+                        <a:xfrm>
+                          <a:off x="0" y="0"/>
+                          <a:ext cx="304800" cy="304800"/>
+                        </a:xfrm>
+                        <a:prstGeom prst="rect">
+                          <a:avLst/>
+                        </a:prstGeom>
+                        <a:noFill/>
+                        <a:ln>
+                          <a:noFill/>
+                        </a:ln>
+                        <a:extLst>
+                          <a:ext uri="{909E8E84-426E-40DD-AFC4-6F175D3DCCD1}">
+                            <a14:hiddenFill xmlns:a14="http://schemas.microsoft.com/office/drawing/2010/main">
+                              <a:solidFill>
+                                <a:srgbClr val="FFFFFF"/>
+                              </a:solidFill>
+                            </a14:hiddenFill>
+                          </a:ext>
+                          <a:ext uri="{91240B29-F687-4F45-9708-019B960494DF}">
+                            <a14:hiddenLine xmlns:a14="http://schemas.microsoft.com/office/drawing/2010/main" w="9525">
+                              <a:solidFill>
+                                <a:srgbClr val="000000"/>
+                              </a:solidFill>
+                              <a:miter lim="800000"/>
+                              <a:headEnd/>
+                              <a:tailEnd/>
+                            </a14:hiddenLine>
+                          </a:ext>
+                        </a:extLst>
+                      </wps:spPr>
+                      <wps:bodyPr rot="0" vert="horz" wrap="square" lIns="91440" tIns="45720" rIns="91440" bIns="45720" anchor="t" anchorCtr="0" upright="1">
+                        <a:noAutofit/>
+                      </wps:bodyPr>
+                    </wps:wsp>
+                  </a:graphicData>
+                </a:graphic>
+              </wp:inline>
+            </w:drawing>
+          </mc:Choice>
+          <mc:Fallback>
+            <w:pict>
+              <v:rect w14:anchorId="305A1D8E" id="Rectangle 21" o:spid="_x0000_s1026" style="width:24pt;height:24pt;visibility:visible;mso-wrap-style:square;mso-left-percent:-10001;mso-top-percent:-10001;mso-position-horizontal:absolute;mso-position-horizontal-relative:char;mso-position-vertical:absolute;mso-position-vertical-relative:line;mso-left-percent:-10001;mso-top-percent:-10001;v-text-anchor:top" o:gfxdata="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" filled="f" stroked="f">
+                <o:lock v:ext="edit" aspectratio="t"/>
+                <w10:anchorlock/>
+              </v:rect>
+            </w:pict>
+          </mc:Fallback>
+        </mc:AlternateContent>
+      </w:r>
+    </w:p>
+    <w:p>
+      <w:pPr>
+        <w:contextualSpacing/>
+      </w:pPr>
+      <w:r>
+        <w:rPr>
+          <w:b/>
+          <w:bCs/>
+        </w:rPr>
+        <w:t>run.bat</w:t>
+      </w:r>
+      <w:r>
+        <w:t> </w:t>
+      </w:r>
+      <w:r>
+        <w:rPr>
+          <w:cs/>
+        </w:rPr>
+        <w:t xml:space="preserve">ដើម្បីដំណើរការ </w:t>
+      </w:r>
+      <w:r>
+        <w:t xml:space="preserve">Server </w:t>
+      </w:r>
+      <w:r>
+        <w:rPr>
+          <w:cs/>
+        </w:rPr>
+        <w:t>និង</w:t>
+      </w:r>
+      <w:r>
+        <w:t> </w:t>
+      </w:r>
+    </w:p>
+    <w:p>
+      <w:pPr>
+        <w:contextualSpacing/>
+      </w:pPr>
+      <w:r>
+        <w:rPr>
+          <w:b/>
+          <w:bCs/>
+        </w:rPr>
+        <mc:AlternateContent>
+          <mc:Choice Requires="wps">
+            <w:drawing>
+              <wp:inline distT="0" distB="0" distL="0" distR="0" wp14:anchorId="075CB733" wp14:editId="5B2AD1BE">
+                <wp:extent cx="304800" cy="304800"/>
+                <wp:effectExtent l="0" t="0" r="0" b="0"/>
+                <wp:docPr id="767073891" name="Rectangle 20"/>
+                <wp:cNvGraphicFramePr>
+                  <a:graphicFrameLocks xmlns:a="http://schemas.openxmlformats.org/drawingml/2006/main" noChangeAspect="1"/>
+                </wp:cNvGraphicFramePr>
+                <a:graphic xmlns:a="http://schemas.openxmlformats.org/drawingml/2006/main">
+                  <a:graphicData uri="http://schemas.microsoft.com/office/word/2010/wordprocessingShape">
+                    <wps:wsp>
+                      <wps:cNvSpPr>
+                        <a:spLocks noChangeAspect="1" noChangeArrowheads="1"/>
+                      </wps:cNvSpPr>
+                      <wps:spPr bwMode="auto">
+                        <a:xfrm>
+                          <a:off x="0" y="0"/>
+                          <a:ext cx="304800" cy="304800"/>
+                        </a:xfrm>
+                        <a:prstGeom prst="rect">
+                          <a:avLst/>
+                        </a:prstGeom>
+                        <a:noFill/>
+                        <a:ln>
+                          <a:noFill/>
+                        </a:ln>
+                        <a:extLst>
+                          <a:ext uri="{909E8E84-426E-40DD-AFC4-6F175D3DCCD1}">
+                            <a14:hiddenFill xmlns:a14="http://schemas.microsoft.com/office/drawing/2010/main">
+                              <a:solidFill>
+                                <a:srgbClr val="FFFFFF"/>
+                              </a:solidFill>
+                            </a14:hiddenFill>
+                          </a:ext>
+                          <a:ext uri="{91240B29-F687-4F45-9708-019B960494DF}">
+                            <a14:hiddenLine xmlns:a14="http://schemas.microsoft.com/office/drawing/2010/main" w="9525">
+                              <a:solidFill>
+                                <a:srgbClr val="000000"/>
+                              </a:solidFill>
+                              <a:miter lim="800000"/>
+                              <a:headEnd/>
+                              <a:tailEnd/>
+                            </a14:hiddenLine>
+                          </a:ext>
+                        </a:extLst>
+                      </wps:spPr>
+                      <wps:bodyPr rot="0" vert="horz" wrap="square" lIns="91440" tIns="45720" rIns="91440" bIns="45720" anchor="t" anchorCtr="0" upright="1">
+                        <a:noAutofit/>
+                      </wps:bodyPr>
+                    </wps:wsp>
+                  </a:graphicData>
+                </a:graphic>
+              </wp:inline>
+            </w:drawing>
+          </mc:Choice>
+          <mc:Fallback>
+            <w:pict>
+              <v:rect w14:anchorId="5E2CC65F" id="Rectangle 20" o:spid="_x0000_s1026" style="width:24pt;height:24pt;visibility:visible;mso-wrap-style:square;mso-left-percent:-10001;mso-top-percent:-10001;mso-position-horizontal:absolute;mso-position-horizontal-relative:char;mso-position-vertical:absolute;mso-position-vertical-relative:line;mso-left-percent:-10001;mso-top-percent:-10001;v-text-anchor:top" o:gfxdata="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" filled="f" stroked="f">
+                <o:lock v:ext="edit" aspectratio="t"/>
+                <w10:anchorlock/>
+              </v:rect>
+            </w:pict>
+          </mc:Fallback>
+        </mc:AlternateContent>
+      </w:r>
+    </w:p>
+    <w:p>
+      <w:pPr>
+        <w:contextualSpacing/>
+      </w:pPr>
+      <w:r>
+        <w:rPr>
+          <w:b/>
+          <w:bCs/>
+        </w:rPr>
+        <w:t>push_github.bat</w:t>
+      </w:r>
+      <w:r>
+        <w:t> </w:t>
+      </w:r>
+      <w:r>
+        <w:rPr>
+          <w:cs/>
+        </w:rPr>
+        <w:t xml:space="preserve">ដើម្បី </w:t>
+      </w:r>
+      <w:r>
+        <w:t xml:space="preserve">Push </w:t>
+      </w:r>
+      <w:r>
+        <w:rPr>
+          <w:cs/>
+        </w:rPr>
+        <w:t xml:space="preserve">ទៅ </w:t>
+      </w:r>
+      <w:r>
+        <w:t xml:space="preserve">Render.com </w:t>
+      </w:r>
+      <w:r>
+        <w:rPr>
+          <w:cs/>
+        </w:rPr>
+        <w:t xml:space="preserve">ដោយរលូន ១០០% គ្មានបញ្ហា </w:t>
+      </w:r>
+      <w:r>
+        <w:t xml:space="preserve">Error </w:t>
+      </w:r>
+      <w:r>
+        <w:rPr>
+          <w:cs/>
+        </w:rPr>
+        <w:t>ឡើយ។</w:t>
+      </w:r>
+    </w:p>
+    <w:p>
+      <w:pPr>
+        <w:contextualSpacing/>
+      </w:pPr>
+    </w:p>
     <w:sectPr>
       <w:pgSz w:w="12240" w:h="15840"/>
       <w:pgMar w:top="1440" w:right="1440" w:bottom="1440" w:left="1440" w:header="720" w:footer="720" w:gutter="0"/>
@@ -2957,6 +6642,647 @@
     </w:lvl>
   </w:abstractNum>
   <w:abstractNum w:abstractNumId="3" w15:restartNumberingAfterBreak="0">
+    <w:nsid w:val="20A63430"/>
+    <w:multiLevelType w:val="multilevel"/>
+    <w:tmpl w:val="8618DCC2"/>
+    <w:lvl w:ilvl="0">
+      <w:start w:val="1"/>
+      <w:numFmt w:val="decimal"/>
+      <w:lvlText w:val="%1."/>
+      <w:lvlJc w:val="left"/>
+      <w:pPr>
+        <w:tabs>
+          <w:tab w:val="num" w:pos="720"/>
+        </w:tabs>
+        <w:ind w:left="720" w:hanging="360"/>
+      </w:pPr>
+    </w:lvl>
+    <w:lvl w:ilvl="1" w:tentative="1">
+      <w:start w:val="1"/>
+      <w:numFmt w:val="decimal"/>
+      <w:lvlText w:val="%2."/>
+      <w:lvlJc w:val="left"/>
+      <w:pPr>
+        <w:tabs>
+          <w:tab w:val="num" w:pos="1440"/>
+        </w:tabs>
+        <w:ind w:left="1440" w:hanging="360"/>
+      </w:pPr>
+    </w:lvl>
+    <w:lvl w:ilvl="2" w:tentative="1">
+      <w:start w:val="1"/>
+      <w:numFmt w:val="decimal"/>
+      <w:lvlText w:val="%3."/>
+      <w:lvlJc w:val="left"/>
+      <w:pPr>
+        <w:tabs>
+          <w:tab w:val="num" w:pos="2160"/>
+        </w:tabs>
+        <w:ind w:left="2160" w:hanging="360"/>
+      </w:pPr>
+    </w:lvl>
+    <w:lvl w:ilvl="3" w:tentative="1">
+      <w:start w:val="1"/>
+      <w:numFmt w:val="decimal"/>
+      <w:lvlText w:val="%4."/>
+      <w:lvlJc w:val="left"/>
+      <w:pPr>
+        <w:tabs>
+          <w:tab w:val="num" w:pos="2880"/>
+        </w:tabs>
+        <w:ind w:left="2880" w:hanging="360"/>
+      </w:pPr>
+    </w:lvl>
+    <w:lvl w:ilvl="4" w:tentative="1">
+      <w:start w:val="1"/>
+      <w:numFmt w:val="decimal"/>
+      <w:lvlText w:val="%5."/>
+      <w:lvlJc w:val="left"/>
+      <w:pPr>
+        <w:tabs>
+          <w:tab w:val="num" w:pos="3600"/>
+        </w:tabs>
+        <w:ind w:left="3600" w:hanging="360"/>
+      </w:pPr>
+    </w:lvl>
+    <w:lvl w:ilvl="5" w:tentative="1">
+      <w:start w:val="1"/>
+      <w:numFmt w:val="decimal"/>
+      <w:lvlText w:val="%6."/>
+      <w:lvlJc w:val="left"/>
+      <w:pPr>
+        <w:tabs>
+          <w:tab w:val="num" w:pos="4320"/>
+        </w:tabs>
+        <w:ind w:left="4320" w:hanging="360"/>
+      </w:pPr>
+    </w:lvl>
+    <w:lvl w:ilvl="6" w:tentative="1">
+      <w:start w:val="1"/>
+      <w:numFmt w:val="decimal"/>
+      <w:lvlText w:val="%7."/>
+      <w:lvlJc w:val="left"/>
+      <w:pPr>
+        <w:tabs>
+          <w:tab w:val="num" w:pos="5040"/>
+        </w:tabs>
+        <w:ind w:left="5040" w:hanging="360"/>
+      </w:pPr>
+    </w:lvl>
+    <w:lvl w:ilvl="7" w:tentative="1">
+      <w:start w:val="1"/>
+      <w:numFmt w:val="decimal"/>
+      <w:lvlText w:val="%8."/>
+      <w:lvlJc w:val="left"/>
+      <w:pPr>
+        <w:tabs>
+          <w:tab w:val="num" w:pos="5760"/>
+        </w:tabs>
+        <w:ind w:left="5760" w:hanging="360"/>
+      </w:pPr>
+    </w:lvl>
+    <w:lvl w:ilvl="8" w:tentative="1">
+      <w:start w:val="1"/>
+      <w:numFmt w:val="decimal"/>
+      <w:lvlText w:val="%9."/>
+      <w:lvlJc w:val="left"/>
+      <w:pPr>
+        <w:tabs>
+          <w:tab w:val="num" w:pos="6480"/>
+        </w:tabs>
+        <w:ind w:left="6480" w:hanging="360"/>
+      </w:pPr>
+    </w:lvl>
+  </w:abstractNum>
+  <w:abstractNum w:abstractNumId="4" w15:restartNumberingAfterBreak="0">
+    <w:nsid w:val="273D0600"/>
+    <w:multiLevelType w:val="multilevel"/>
+    <w:tmpl w:val="B1B4FCB2"/>
+    <w:lvl w:ilvl="0">
+      <w:start w:val="1"/>
+      <w:numFmt w:val="bullet"/>
+      <w:lvlText w:val=""/>
+      <w:lvlJc w:val="left"/>
+      <w:pPr>
+        <w:tabs>
+          <w:tab w:val="num" w:pos="720"/>
+        </w:tabs>
+        <w:ind w:left="720" w:hanging="360"/>
+      </w:pPr>
+      <w:rPr>
+        <w:rFonts w:ascii="Symbol" w:hAnsi="Symbol" w:hint="default"/>
+        <w:sz w:val="20"/>
+      </w:rPr>
+    </w:lvl>
+    <w:lvl w:ilvl="1" w:tentative="1">
+      <w:start w:val="1"/>
+      <w:numFmt w:val="bullet"/>
+      <w:lvlText w:val=""/>
+      <w:lvlJc w:val="left"/>
+      <w:pPr>
+        <w:tabs>
+          <w:tab w:val="num" w:pos="1440"/>
+        </w:tabs>
+        <w:ind w:left="1440" w:hanging="360"/>
+      </w:pPr>
+      <w:rPr>
+        <w:rFonts w:ascii="Symbol" w:hAnsi="Symbol" w:hint="default"/>
+        <w:sz w:val="20"/>
+      </w:rPr>
+    </w:lvl>
+    <w:lvl w:ilvl="2" w:tentative="1">
+      <w:start w:val="1"/>
+      <w:numFmt w:val="bullet"/>
+      <w:lvlText w:val=""/>
+      <w:lvlJc w:val="left"/>
+      <w:pPr>
+        <w:tabs>
+          <w:tab w:val="num" w:pos="2160"/>
+        </w:tabs>
+        <w:ind w:left="2160" w:hanging="360"/>
+      </w:pPr>
+      <w:rPr>
+        <w:rFonts w:ascii="Symbol" w:hAnsi="Symbol" w:hint="default"/>
+        <w:sz w:val="20"/>
+      </w:rPr>
+    </w:lvl>
+    <w:lvl w:ilvl="3" w:tentative="1">
+      <w:start w:val="1"/>
+      <w:numFmt w:val="bullet"/>
+      <w:lvlText w:val=""/>
+      <w:lvlJc w:val="left"/>
+      <w:pPr>
+        <w:tabs>
+          <w:tab w:val="num" w:pos="2880"/>
+        </w:tabs>
+        <w:ind w:left="2880" w:hanging="360"/>
+      </w:pPr>
+      <w:rPr>
+        <w:rFonts w:ascii="Symbol" w:hAnsi="Symbol" w:hint="default"/>
+        <w:sz w:val="20"/>
+      </w:rPr>
+    </w:lvl>
+    <w:lvl w:ilvl="4" w:tentative="1">
+      <w:start w:val="1"/>
+      <w:numFmt w:val="bullet"/>
+      <w:lvlText w:val=""/>
+      <w:lvlJc w:val="left"/>
+      <w:pPr>
+        <w:tabs>
+          <w:tab w:val="num" w:pos="3600"/>
+        </w:tabs>
+        <w:ind w:left="3600" w:hanging="360"/>
+      </w:pPr>
+      <w:rPr>
+        <w:rFonts w:ascii="Symbol" w:hAnsi="Symbol" w:hint="default"/>
+        <w:sz w:val="20"/>
+      </w:rPr>
+    </w:lvl>
+    <w:lvl w:ilvl="5" w:tentative="1">
+      <w:start w:val="1"/>
+      <w:numFmt w:val="bullet"/>
+      <w:lvlText w:val=""/>
+      <w:lvlJc w:val="left"/>
+      <w:pPr>
+        <w:tabs>
+          <w:tab w:val="num" w:pos="4320"/>
+        </w:tabs>
+        <w:ind w:left="4320" w:hanging="360"/>
+      </w:pPr>
+      <w:rPr>
+        <w:rFonts w:ascii="Symbol" w:hAnsi="Symbol" w:hint="default"/>
+        <w:sz w:val="20"/>
+      </w:rPr>
+    </w:lvl>
+    <w:lvl w:ilvl="6" w:tentative="1">
+      <w:start w:val="1"/>
+      <w:numFmt w:val="bullet"/>
+      <w:lvlText w:val=""/>
+      <w:lvlJc w:val="left"/>
+      <w:pPr>
+        <w:tabs>
+          <w:tab w:val="num" w:pos="5040"/>
+        </w:tabs>
+        <w:ind w:left="5040" w:hanging="360"/>
+      </w:pPr>
+      <w:rPr>
+        <w:rFonts w:ascii="Symbol" w:hAnsi="Symbol" w:hint="default"/>
+        <w:sz w:val="20"/>
+      </w:rPr>
+    </w:lvl>
+    <w:lvl w:ilvl="7" w:tentative="1">
+      <w:start w:val="1"/>
+      <w:numFmt w:val="bullet"/>
+      <w:lvlText w:val=""/>
+      <w:lvlJc w:val="left"/>
+      <w:pPr>
+        <w:tabs>
+          <w:tab w:val="num" w:pos="5760"/>
+        </w:tabs>
+        <w:ind w:left="5760" w:hanging="360"/>
+      </w:pPr>
+      <w:rPr>
+        <w:rFonts w:ascii="Symbol" w:hAnsi="Symbol" w:hint="default"/>
+        <w:sz w:val="20"/>
+      </w:rPr>
+    </w:lvl>
+    <w:lvl w:ilvl="8" w:tentative="1">
+      <w:start w:val="1"/>
+      <w:numFmt w:val="bullet"/>
+      <w:lvlText w:val=""/>
+      <w:lvlJc w:val="left"/>
+      <w:pPr>
+        <w:tabs>
+          <w:tab w:val="num" w:pos="6480"/>
+        </w:tabs>
+        <w:ind w:left="6480" w:hanging="360"/>
+      </w:pPr>
+      <w:rPr>
+        <w:rFonts w:ascii="Symbol" w:hAnsi="Symbol" w:hint="default"/>
+        <w:sz w:val="20"/>
+      </w:rPr>
+    </w:lvl>
+  </w:abstractNum>
+  <w:abstractNum w:abstractNumId="5" w15:restartNumberingAfterBreak="0">
+    <w:nsid w:val="343756E7"/>
+    <w:multiLevelType w:val="multilevel"/>
+    <w:tmpl w:val="5F76C17E"/>
+    <w:lvl w:ilvl="0">
+      <w:start w:val="1"/>
+      <w:numFmt w:val="decimal"/>
+      <w:lvlText w:val="%1."/>
+      <w:lvlJc w:val="left"/>
+      <w:pPr>
+        <w:tabs>
+          <w:tab w:val="num" w:pos="720"/>
+        </w:tabs>
+        <w:ind w:left="720" w:hanging="360"/>
+      </w:pPr>
+    </w:lvl>
+    <w:lvl w:ilvl="1">
+      <w:start w:val="1"/>
+      <w:numFmt w:val="bullet"/>
+      <w:lvlText w:val=""/>
+      <w:lvlJc w:val="left"/>
+      <w:pPr>
+        <w:tabs>
+          <w:tab w:val="num" w:pos="1440"/>
+        </w:tabs>
+        <w:ind w:left="1440" w:hanging="360"/>
+      </w:pPr>
+      <w:rPr>
+        <w:rFonts w:ascii="Symbol" w:hAnsi="Symbol" w:hint="default"/>
+        <w:sz w:val="20"/>
+      </w:rPr>
+    </w:lvl>
+    <w:lvl w:ilvl="2" w:tentative="1">
+      <w:start w:val="1"/>
+      <w:numFmt w:val="decimal"/>
+      <w:lvlText w:val="%3."/>
+      <w:lvlJc w:val="left"/>
+      <w:pPr>
+        <w:tabs>
+          <w:tab w:val="num" w:pos="2160"/>
+        </w:tabs>
+        <w:ind w:left="2160" w:hanging="360"/>
+      </w:pPr>
+    </w:lvl>
+    <w:lvl w:ilvl="3" w:tentative="1">
+      <w:start w:val="1"/>
+      <w:numFmt w:val="decimal"/>
+      <w:lvlText w:val="%4."/>
+      <w:lvlJc w:val="left"/>
+      <w:pPr>
+        <w:tabs>
+          <w:tab w:val="num" w:pos="2880"/>
+        </w:tabs>
+        <w:ind w:left="2880" w:hanging="360"/>
+      </w:pPr>
+    </w:lvl>
+    <w:lvl w:ilvl="4" w:tentative="1">
+      <w:start w:val="1"/>
+      <w:numFmt w:val="decimal"/>
+      <w:lvlText w:val="%5."/>
+      <w:lvlJc w:val="left"/>
+      <w:pPr>
+        <w:tabs>
+          <w:tab w:val="num" w:pos="3600"/>
+        </w:tabs>
+        <w:ind w:left="3600" w:hanging="360"/>
+      </w:pPr>
+    </w:lvl>
+    <w:lvl w:ilvl="5" w:tentative="1">
+      <w:start w:val="1"/>
+      <w:numFmt w:val="decimal"/>
+      <w:lvlText w:val="%6."/>
+      <w:lvlJc w:val="left"/>
+      <w:pPr>
+        <w:tabs>
+          <w:tab w:val="num" w:pos="4320"/>
+        </w:tabs>
+        <w:ind w:left="4320" w:hanging="360"/>
+      </w:pPr>
+    </w:lvl>
+    <w:lvl w:ilvl="6" w:tentative="1">
+      <w:start w:val="1"/>
+      <w:numFmt w:val="decimal"/>
+      <w:lvlText w:val="%7."/>
+      <w:lvlJc w:val="left"/>
+      <w:pPr>
+        <w:tabs>
+          <w:tab w:val="num" w:pos="5040"/>
+        </w:tabs>
+        <w:ind w:left="5040" w:hanging="360"/>
+      </w:pPr>
+    </w:lvl>
+    <w:lvl w:ilvl="7" w:tentative="1">
+      <w:start w:val="1"/>
+      <w:numFmt w:val="decimal"/>
+      <w:lvlText w:val="%8."/>
+      <w:lvlJc w:val="left"/>
+      <w:pPr>
+        <w:tabs>
+          <w:tab w:val="num" w:pos="5760"/>
+        </w:tabs>
+        <w:ind w:left="5760" w:hanging="360"/>
+      </w:pPr>
+    </w:lvl>
+    <w:lvl w:ilvl="8" w:tentative="1">
+      <w:start w:val="1"/>
+      <w:numFmt w:val="decimal"/>
+      <w:lvlText w:val="%9."/>
+      <w:lvlJc w:val="left"/>
+      <w:pPr>
+        <w:tabs>
+          <w:tab w:val="num" w:pos="6480"/>
+        </w:tabs>
+        <w:ind w:left="6480" w:hanging="360"/>
+      </w:pPr>
+    </w:lvl>
+  </w:abstractNum>
+  <w:abstractNum w:abstractNumId="6" w15:restartNumberingAfterBreak="0">
+    <w:nsid w:val="3A2C5FD5"/>
+    <w:multiLevelType w:val="multilevel"/>
+    <w:tmpl w:val="98DCAAB8"/>
+    <w:lvl w:ilvl="0">
+      <w:start w:val="1"/>
+      <w:numFmt w:val="bullet"/>
+      <w:lvlText w:val=""/>
+      <w:lvlJc w:val="left"/>
+      <w:pPr>
+        <w:tabs>
+          <w:tab w:val="num" w:pos="720"/>
+        </w:tabs>
+        <w:ind w:left="720" w:hanging="360"/>
+      </w:pPr>
+      <w:rPr>
+        <w:rFonts w:ascii="Symbol" w:hAnsi="Symbol" w:hint="default"/>
+        <w:sz w:val="20"/>
+      </w:rPr>
+    </w:lvl>
+    <w:lvl w:ilvl="1" w:tentative="1">
+      <w:start w:val="1"/>
+      <w:numFmt w:val="bullet"/>
+      <w:lvlText w:val=""/>
+      <w:lvlJc w:val="left"/>
+      <w:pPr>
+        <w:tabs>
+          <w:tab w:val="num" w:pos="1440"/>
+        </w:tabs>
+        <w:ind w:left="1440" w:hanging="360"/>
+      </w:pPr>
+      <w:rPr>
+        <w:rFonts w:ascii="Symbol" w:hAnsi="Symbol" w:hint="default"/>
+        <w:sz w:val="20"/>
+      </w:rPr>
+    </w:lvl>
+    <w:lvl w:ilvl="2" w:tentative="1">
+      <w:start w:val="1"/>
+      <w:numFmt w:val="bullet"/>
+      <w:lvlText w:val=""/>
+      <w:lvlJc w:val="left"/>
+      <w:pPr>
+        <w:tabs>
+          <w:tab w:val="num" w:pos="2160"/>
+        </w:tabs>
+        <w:ind w:left="2160" w:hanging="360"/>
+      </w:pPr>
+      <w:rPr>
+        <w:rFonts w:ascii="Symbol" w:hAnsi="Symbol" w:hint="default"/>
+        <w:sz w:val="20"/>
+      </w:rPr>
+    </w:lvl>
+    <w:lvl w:ilvl="3" w:tentative="1">
+      <w:start w:val="1"/>
+      <w:numFmt w:val="bullet"/>
+      <w:lvlText w:val=""/>
+      <w:lvlJc w:val="left"/>
+      <w:pPr>
+        <w:tabs>
+          <w:tab w:val="num" w:pos="2880"/>
+        </w:tabs>
+        <w:ind w:left="2880" w:hanging="360"/>
+      </w:pPr>
+      <w:rPr>
+        <w:rFonts w:ascii="Symbol" w:hAnsi="Symbol" w:hint="default"/>
+        <w:sz w:val="20"/>
+      </w:rPr>
+    </w:lvl>
+    <w:lvl w:ilvl="4" w:tentative="1">
+      <w:start w:val="1"/>
+      <w:numFmt w:val="bullet"/>
+      <w:lvlText w:val=""/>
+      <w:lvlJc w:val="left"/>
+      <w:pPr>
+        <w:tabs>
+          <w:tab w:val="num" w:pos="3600"/>
+        </w:tabs>
+        <w:ind w:left="3600" w:hanging="360"/>
+      </w:pPr>
+      <w:rPr>
+        <w:rFonts w:ascii="Symbol" w:hAnsi="Symbol" w:hint="default"/>
+        <w:sz w:val="20"/>
+      </w:rPr>
+    </w:lvl>
+    <w:lvl w:ilvl="5" w:tentative="1">
+      <w:start w:val="1"/>
+      <w:numFmt w:val="bullet"/>
+      <w:lvlText w:val=""/>
+      <w:lvlJc w:val="left"/>
+      <w:pPr>
+        <w:tabs>
+          <w:tab w:val="num" w:pos="4320"/>
+        </w:tabs>
+        <w:ind w:left="4320" w:hanging="360"/>
+      </w:pPr>
+      <w:rPr>
+        <w:rFonts w:ascii="Symbol" w:hAnsi="Symbol" w:hint="default"/>
+        <w:sz w:val="20"/>
+      </w:rPr>
+    </w:lvl>
+    <w:lvl w:ilvl="6" w:tentative="1">
+      <w:start w:val="1"/>
+      <w:numFmt w:val="bullet"/>
+      <w:lvlText w:val=""/>
+      <w:lvlJc w:val="left"/>
+      <w:pPr>
+        <w:tabs>
+          <w:tab w:val="num" w:pos="5040"/>
+        </w:tabs>
+        <w:ind w:left="5040" w:hanging="360"/>
+      </w:pPr>
+      <w:rPr>
+        <w:rFonts w:ascii="Symbol" w:hAnsi="Symbol" w:hint="default"/>
+        <w:sz w:val="20"/>
+      </w:rPr>
+    </w:lvl>
+    <w:lvl w:ilvl="7" w:tentative="1">
+      <w:start w:val="1"/>
+      <w:numFmt w:val="bullet"/>
+      <w:lvlText w:val=""/>
+      <w:lvlJc w:val="left"/>
+      <w:pPr>
+        <w:tabs>
+          <w:tab w:val="num" w:pos="5760"/>
+        </w:tabs>
+        <w:ind w:left="5760" w:hanging="360"/>
+      </w:pPr>
+      <w:rPr>
+        <w:rFonts w:ascii="Symbol" w:hAnsi="Symbol" w:hint="default"/>
+        <w:sz w:val="20"/>
+      </w:rPr>
+    </w:lvl>
+    <w:lvl w:ilvl="8" w:tentative="1">
+      <w:start w:val="1"/>
+      <w:numFmt w:val="bullet"/>
+      <w:lvlText w:val=""/>
+      <w:lvlJc w:val="left"/>
+      <w:pPr>
+        <w:tabs>
+          <w:tab w:val="num" w:pos="6480"/>
+        </w:tabs>
+        <w:ind w:left="6480" w:hanging="360"/>
+      </w:pPr>
+      <w:rPr>
+        <w:rFonts w:ascii="Symbol" w:hAnsi="Symbol" w:hint="default"/>
+        <w:sz w:val="20"/>
+      </w:rPr>
+    </w:lvl>
+  </w:abstractNum>
+  <w:abstractNum w:abstractNumId="7" w15:restartNumberingAfterBreak="0">
+    <w:nsid w:val="62C86829"/>
+    <w:multiLevelType w:val="multilevel"/>
+    <w:tmpl w:val="600E86AE"/>
+    <w:lvl w:ilvl="0">
+      <w:start w:val="1"/>
+      <w:numFmt w:val="decimal"/>
+      <w:lvlText w:val="%1."/>
+      <w:lvlJc w:val="left"/>
+      <w:pPr>
+        <w:tabs>
+          <w:tab w:val="num" w:pos="720"/>
+        </w:tabs>
+        <w:ind w:left="720" w:hanging="360"/>
+      </w:pPr>
+    </w:lvl>
+    <w:lvl w:ilvl="1" w:tentative="1">
+      <w:start w:val="1"/>
+      <w:numFmt w:val="decimal"/>
+      <w:lvlText w:val="%2."/>
+      <w:lvlJc w:val="left"/>
+      <w:pPr>
+        <w:tabs>
+          <w:tab w:val="num" w:pos="1440"/>
+        </w:tabs>
+        <w:ind w:left="1440" w:hanging="360"/>
+      </w:pPr>
+    </w:lvl>
+    <w:lvl w:ilvl="2" w:tentative="1">
+      <w:start w:val="1"/>
+      <w:numFmt w:val="decimal"/>
+      <w:lvlText w:val="%3."/>
+      <w:lvlJc w:val="left"/>
+      <w:pPr>
+        <w:tabs>
+          <w:tab w:val="num" w:pos="2160"/>
+        </w:tabs>
+        <w:ind w:left="2160" w:hanging="360"/>
+      </w:pPr>
+    </w:lvl>
+    <w:lvl w:ilvl="3" w:tentative="1">
+      <w:start w:val="1"/>
+      <w:numFmt w:val="decimal"/>
+      <w:lvlText w:val="%4."/>
+      <w:lvlJc w:val="left"/>
+      <w:pPr>
+        <w:tabs>
+          <w:tab w:val="num" w:pos="2880"/>
+        </w:tabs>
+        <w:ind w:left="2880" w:hanging="360"/>
+      </w:pPr>
+    </w:lvl>
+    <w:lvl w:ilvl="4" w:tentative="1">
+      <w:start w:val="1"/>
+      <w:numFmt w:val="decimal"/>
+      <w:lvlText w:val="%5."/>
+      <w:lvlJc w:val="left"/>
+      <w:pPr>
+        <w:tabs>
+          <w:tab w:val="num" w:pos="3600"/>
+        </w:tabs>
+        <w:ind w:left="3600" w:hanging="360"/>
+      </w:pPr>
+    </w:lvl>
+    <w:lvl w:ilvl="5" w:tentative="1">
+      <w:start w:val="1"/>
+      <w:numFmt w:val="decimal"/>
+      <w:lvlText w:val="%6."/>
+      <w:lvlJc w:val="left"/>
+      <w:pPr>
+        <w:tabs>
+          <w:tab w:val="num" w:pos="4320"/>
+        </w:tabs>
+        <w:ind w:left="4320" w:hanging="360"/>
+      </w:pPr>
+    </w:lvl>
+    <w:lvl w:ilvl="6" w:tentative="1">
+      <w:start w:val="1"/>
+      <w:numFmt w:val="decimal"/>
+      <w:lvlText w:val="%7."/>
+      <w:lvlJc w:val="left"/>
+      <w:pPr>
+        <w:tabs>
+          <w:tab w:val="num" w:pos="5040"/>
+        </w:tabs>
+        <w:ind w:left="5040" w:hanging="360"/>
+      </w:pPr>
+    </w:lvl>
+    <w:lvl w:ilvl="7" w:tentative="1">
+      <w:start w:val="1"/>
+      <w:numFmt w:val="decimal"/>
+      <w:lvlText w:val="%8."/>
+      <w:lvlJc w:val="left"/>
+      <w:pPr>
+        <w:tabs>
+          <w:tab w:val="num" w:pos="5760"/>
+        </w:tabs>
+        <w:ind w:left="5760" w:hanging="360"/>
+      </w:pPr>
+    </w:lvl>
+    <w:lvl w:ilvl="8" w:tentative="1">
+      <w:start w:val="1"/>
+      <w:numFmt w:val="decimal"/>
+      <w:lvlText w:val="%9."/>
+      <w:lvlJc w:val="left"/>
+      <w:pPr>
+        <w:tabs>
+          <w:tab w:val="num" w:pos="6480"/>
+        </w:tabs>
+        <w:ind w:left="6480" w:hanging="360"/>
+      </w:pPr>
+    </w:lvl>
+  </w:abstractNum>
+  <w:abstractNum w:abstractNumId="8" w15:restartNumberingAfterBreak="0">
     <w:nsid w:val="652C1C2D"/>
     <w:multiLevelType w:val="multilevel"/>
     <w:tmpl w:val="55C496A6"/>
@@ -3105,7 +7431,124 @@
       </w:rPr>
     </w:lvl>
   </w:abstractNum>
-  <w:abstractNum w:abstractNumId="4" w15:restartNumberingAfterBreak="0">
+  <w:abstractNum w:abstractNumId="9" w15:restartNumberingAfterBreak="0">
+    <w:nsid w:val="6CEB4957"/>
+    <w:multiLevelType w:val="multilevel"/>
+    <w:tmpl w:val="BD0615A8"/>
+    <w:lvl w:ilvl="0">
+      <w:start w:val="1"/>
+      <w:numFmt w:val="decimal"/>
+      <w:lvlText w:val="%1."/>
+      <w:lvlJc w:val="left"/>
+      <w:pPr>
+        <w:tabs>
+          <w:tab w:val="num" w:pos="720"/>
+        </w:tabs>
+        <w:ind w:left="720" w:hanging="360"/>
+      </w:pPr>
+    </w:lvl>
+    <w:lvl w:ilvl="1">
+      <w:start w:val="1"/>
+      <w:numFmt w:val="bullet"/>
+      <w:lvlText w:val=""/>
+      <w:lvlJc w:val="left"/>
+      <w:pPr>
+        <w:tabs>
+          <w:tab w:val="num" w:pos="1440"/>
+        </w:tabs>
+        <w:ind w:left="1440" w:hanging="360"/>
+      </w:pPr>
+      <w:rPr>
+        <w:rFonts w:ascii="Symbol" w:hAnsi="Symbol" w:hint="default"/>
+        <w:sz w:val="20"/>
+      </w:rPr>
+    </w:lvl>
+    <w:lvl w:ilvl="2" w:tentative="1">
+      <w:start w:val="1"/>
+      <w:numFmt w:val="decimal"/>
+      <w:lvlText w:val="%3."/>
+      <w:lvlJc w:val="left"/>
+      <w:pPr>
+        <w:tabs>
+          <w:tab w:val="num" w:pos="2160"/>
+        </w:tabs>
+        <w:ind w:left="2160" w:hanging="360"/>
+      </w:pPr>
+    </w:lvl>
+    <w:lvl w:ilvl="3" w:tentative="1">
+      <w:start w:val="1"/>
+      <w:numFmt w:val="decimal"/>
+      <w:lvlText w:val="%4."/>
+      <w:lvlJc w:val="left"/>
+      <w:pPr>
+        <w:tabs>
+          <w:tab w:val="num" w:pos="2880"/>
+        </w:tabs>
+        <w:ind w:left="2880" w:hanging="360"/>
+      </w:pPr>
+    </w:lvl>
+    <w:lvl w:ilvl="4" w:tentative="1">
+      <w:start w:val="1"/>
+      <w:numFmt w:val="decimal"/>
+      <w:lvlText w:val="%5."/>
+      <w:lvlJc w:val="left"/>
+      <w:pPr>
+        <w:tabs>
+          <w:tab w:val="num" w:pos="3600"/>
+        </w:tabs>
+        <w:ind w:left="3600" w:hanging="360"/>
+      </w:pPr>
+    </w:lvl>
+    <w:lvl w:ilvl="5" w:tentative="1">
+      <w:start w:val="1"/>
+      <w:numFmt w:val="decimal"/>
+      <w:lvlText w:val="%6."/>
+      <w:lvlJc w:val="left"/>
+      <w:pPr>
+        <w:tabs>
+          <w:tab w:val="num" w:pos="4320"/>
+        </w:tabs>
+        <w:ind w:left="4320" w:hanging="360"/>
+      </w:pPr>
+    </w:lvl>
+    <w:lvl w:ilvl="6" w:tentative="1">
+      <w:start w:val="1"/>
+      <w:numFmt w:val="decimal"/>
+      <w:lvlText w:val="%7."/>
+      <w:lvlJc w:val="left"/>
+      <w:pPr>
+        <w:tabs>
+          <w:tab w:val="num" w:pos="5040"/>
+        </w:tabs>
+        <w:ind w:left="5040" w:hanging="360"/>
+      </w:pPr>
+    </w:lvl>
+    <w:lvl w:ilvl="7" w:tentative="1">
+      <w:start w:val="1"/>
+      <w:numFmt w:val="decimal"/>
+      <w:lvlText w:val="%8."/>
+      <w:lvlJc w:val="left"/>
+      <w:pPr>
+        <w:tabs>
+          <w:tab w:val="num" w:pos="5760"/>
+        </w:tabs>
+        <w:ind w:left="5760" w:hanging="360"/>
+      </w:pPr>
+    </w:lvl>
+    <w:lvl w:ilvl="8" w:tentative="1">
+      <w:start w:val="1"/>
+      <w:numFmt w:val="decimal"/>
+      <w:lvlText w:val="%9."/>
+      <w:lvlJc w:val="left"/>
+      <w:pPr>
+        <w:tabs>
+          <w:tab w:val="num" w:pos="6480"/>
+        </w:tabs>
+        <w:ind w:left="6480" w:hanging="360"/>
+      </w:pPr>
+    </w:lvl>
+  </w:abstractNum>
+  <w:abstractNum w:abstractNumId="10" w15:restartNumberingAfterBreak="0">
     <w:nsid w:val="6F876AA9"/>
     <w:multiLevelType w:val="multilevel"/>
     <w:tmpl w:val="3BCA0FD8"/>
@@ -3218,7 +7661,7 @@
       </w:pPr>
     </w:lvl>
   </w:abstractNum>
-  <w:abstractNum w:abstractNumId="5" w15:restartNumberingAfterBreak="0">
+  <w:abstractNum w:abstractNumId="11" w15:restartNumberingAfterBreak="0">
     <w:nsid w:val="75A75FB5"/>
     <w:multiLevelType w:val="multilevel"/>
     <w:tmpl w:val="F2CAC2DC"/>
@@ -3361,6 +7804,268 @@
         <w:rFonts w:ascii="Symbol" w:hAnsi="Symbol" w:hint="default"/>
         <w:sz w:val="20"/>
       </w:rPr>
+    </w:lvl>
+  </w:abstractNum>
+  <w:abstractNum w:abstractNumId="12" w15:restartNumberingAfterBreak="0">
+    <w:nsid w:val="7A753680"/>
+    <w:multiLevelType w:val="multilevel"/>
+    <w:tmpl w:val="39FCFB34"/>
+    <w:lvl w:ilvl="0">
+      <w:start w:val="1"/>
+      <w:numFmt w:val="bullet"/>
+      <w:lvlText w:val=""/>
+      <w:lvlJc w:val="left"/>
+      <w:pPr>
+        <w:tabs>
+          <w:tab w:val="num" w:pos="720"/>
+        </w:tabs>
+        <w:ind w:left="720" w:hanging="360"/>
+      </w:pPr>
+      <w:rPr>
+        <w:rFonts w:ascii="Symbol" w:hAnsi="Symbol" w:hint="default"/>
+        <w:sz w:val="20"/>
+      </w:rPr>
+    </w:lvl>
+    <w:lvl w:ilvl="1" w:tentative="1">
+      <w:start w:val="1"/>
+      <w:numFmt w:val="bullet"/>
+      <w:lvlText w:val=""/>
+      <w:lvlJc w:val="left"/>
+      <w:pPr>
+        <w:tabs>
+          <w:tab w:val="num" w:pos="1440"/>
+        </w:tabs>
+        <w:ind w:left="1440" w:hanging="360"/>
+      </w:pPr>
+      <w:rPr>
+        <w:rFonts w:ascii="Symbol" w:hAnsi="Symbol" w:hint="default"/>
+        <w:sz w:val="20"/>
+      </w:rPr>
+    </w:lvl>
+    <w:lvl w:ilvl="2" w:tentative="1">
+      <w:start w:val="1"/>
+      <w:numFmt w:val="bullet"/>
+      <w:lvlText w:val=""/>
+      <w:lvlJc w:val="left"/>
+      <w:pPr>
+        <w:tabs>
+          <w:tab w:val="num" w:pos="2160"/>
+        </w:tabs>
+        <w:ind w:left="2160" w:hanging="360"/>
+      </w:pPr>
+      <w:rPr>
+        <w:rFonts w:ascii="Symbol" w:hAnsi="Symbol" w:hint="default"/>
+        <w:sz w:val="20"/>
+      </w:rPr>
+    </w:lvl>
+    <w:lvl w:ilvl="3" w:tentative="1">
+      <w:start w:val="1"/>
+      <w:numFmt w:val="bullet"/>
+      <w:lvlText w:val=""/>
+      <w:lvlJc w:val="left"/>
+      <w:pPr>
+        <w:tabs>
+          <w:tab w:val="num" w:pos="2880"/>
+        </w:tabs>
+        <w:ind w:left="2880" w:hanging="360"/>
+      </w:pPr>
+      <w:rPr>
+        <w:rFonts w:ascii="Symbol" w:hAnsi="Symbol" w:hint="default"/>
+        <w:sz w:val="20"/>
+      </w:rPr>
+    </w:lvl>
+    <w:lvl w:ilvl="4" w:tentative="1">
+      <w:start w:val="1"/>
+      <w:numFmt w:val="bullet"/>
+      <w:lvlText w:val=""/>
+      <w:lvlJc w:val="left"/>
+      <w:pPr>
+        <w:tabs>
+          <w:tab w:val="num" w:pos="3600"/>
+        </w:tabs>
+        <w:ind w:left="3600" w:hanging="360"/>
+      </w:pPr>
+      <w:rPr>
+        <w:rFonts w:ascii="Symbol" w:hAnsi="Symbol" w:hint="default"/>
+        <w:sz w:val="20"/>
+      </w:rPr>
+    </w:lvl>
+    <w:lvl w:ilvl="5" w:tentative="1">
+      <w:start w:val="1"/>
+      <w:numFmt w:val="bullet"/>
+      <w:lvlText w:val=""/>
+      <w:lvlJc w:val="left"/>
+      <w:pPr>
+        <w:tabs>
+          <w:tab w:val="num" w:pos="4320"/>
+        </w:tabs>
+        <w:ind w:left="4320" w:hanging="360"/>
+      </w:pPr>
+      <w:rPr>
+        <w:rFonts w:ascii="Symbol" w:hAnsi="Symbol" w:hint="default"/>
+        <w:sz w:val="20"/>
+      </w:rPr>
+    </w:lvl>
+    <w:lvl w:ilvl="6" w:tentative="1">
+      <w:start w:val="1"/>
+      <w:numFmt w:val="bullet"/>
+      <w:lvlText w:val=""/>
+      <w:lvlJc w:val="left"/>
+      <w:pPr>
+        <w:tabs>
+          <w:tab w:val="num" w:pos="5040"/>
+        </w:tabs>
+        <w:ind w:left="5040" w:hanging="360"/>
+      </w:pPr>
+      <w:rPr>
+        <w:rFonts w:ascii="Symbol" w:hAnsi="Symbol" w:hint="default"/>
+        <w:sz w:val="20"/>
+      </w:rPr>
+    </w:lvl>
+    <w:lvl w:ilvl="7" w:tentative="1">
+      <w:start w:val="1"/>
+      <w:numFmt w:val="bullet"/>
+      <w:lvlText w:val=""/>
+      <w:lvlJc w:val="left"/>
+      <w:pPr>
+        <w:tabs>
+          <w:tab w:val="num" w:pos="5760"/>
+        </w:tabs>
+        <w:ind w:left="5760" w:hanging="360"/>
+      </w:pPr>
+      <w:rPr>
+        <w:rFonts w:ascii="Symbol" w:hAnsi="Symbol" w:hint="default"/>
+        <w:sz w:val="20"/>
+      </w:rPr>
+    </w:lvl>
+    <w:lvl w:ilvl="8" w:tentative="1">
+      <w:start w:val="1"/>
+      <w:numFmt w:val="bullet"/>
+      <w:lvlText w:val=""/>
+      <w:lvlJc w:val="left"/>
+      <w:pPr>
+        <w:tabs>
+          <w:tab w:val="num" w:pos="6480"/>
+        </w:tabs>
+        <w:ind w:left="6480" w:hanging="360"/>
+      </w:pPr>
+      <w:rPr>
+        <w:rFonts w:ascii="Symbol" w:hAnsi="Symbol" w:hint="default"/>
+        <w:sz w:val="20"/>
+      </w:rPr>
+    </w:lvl>
+  </w:abstractNum>
+  <w:abstractNum w:abstractNumId="13" w15:restartNumberingAfterBreak="0">
+    <w:nsid w:val="7FE07699"/>
+    <w:multiLevelType w:val="multilevel"/>
+    <w:tmpl w:val="21925BEA"/>
+    <w:lvl w:ilvl="0">
+      <w:start w:val="1"/>
+      <w:numFmt w:val="decimal"/>
+      <w:lvlText w:val="%1."/>
+      <w:lvlJc w:val="left"/>
+      <w:pPr>
+        <w:tabs>
+          <w:tab w:val="num" w:pos="720"/>
+        </w:tabs>
+        <w:ind w:left="720" w:hanging="360"/>
+      </w:pPr>
+    </w:lvl>
+    <w:lvl w:ilvl="1" w:tentative="1">
+      <w:start w:val="1"/>
+      <w:numFmt w:val="decimal"/>
+      <w:lvlText w:val="%2."/>
+      <w:lvlJc w:val="left"/>
+      <w:pPr>
+        <w:tabs>
+          <w:tab w:val="num" w:pos="1440"/>
+        </w:tabs>
+        <w:ind w:left="1440" w:hanging="360"/>
+      </w:pPr>
+    </w:lvl>
+    <w:lvl w:ilvl="2" w:tentative="1">
+      <w:start w:val="1"/>
+      <w:numFmt w:val="decimal"/>
+      <w:lvlText w:val="%3."/>
+      <w:lvlJc w:val="left"/>
+      <w:pPr>
+        <w:tabs>
+          <w:tab w:val="num" w:pos="2160"/>
+        </w:tabs>
+        <w:ind w:left="2160" w:hanging="360"/>
+      </w:pPr>
+    </w:lvl>
+    <w:lvl w:ilvl="3" w:tentative="1">
+      <w:start w:val="1"/>
+      <w:numFmt w:val="decimal"/>
+      <w:lvlText w:val="%4."/>
+      <w:lvlJc w:val="left"/>
+      <w:pPr>
+        <w:tabs>
+          <w:tab w:val="num" w:pos="2880"/>
+        </w:tabs>
+        <w:ind w:left="2880" w:hanging="360"/>
+      </w:pPr>
+    </w:lvl>
+    <w:lvl w:ilvl="4" w:tentative="1">
+      <w:start w:val="1"/>
+      <w:numFmt w:val="decimal"/>
+      <w:lvlText w:val="%5."/>
+      <w:lvlJc w:val="left"/>
+      <w:pPr>
+        <w:tabs>
+          <w:tab w:val="num" w:pos="3600"/>
+        </w:tabs>
+        <w:ind w:left="3600" w:hanging="360"/>
+      </w:pPr>
+    </w:lvl>
+    <w:lvl w:ilvl="5" w:tentative="1">
+      <w:start w:val="1"/>
+      <w:numFmt w:val="decimal"/>
+      <w:lvlText w:val="%6."/>
+      <w:lvlJc w:val="left"/>
+      <w:pPr>
+        <w:tabs>
+          <w:tab w:val="num" w:pos="4320"/>
+        </w:tabs>
+        <w:ind w:left="4320" w:hanging="360"/>
+      </w:pPr>
+    </w:lvl>
+    <w:lvl w:ilvl="6" w:tentative="1">
+      <w:start w:val="1"/>
+      <w:numFmt w:val="decimal"/>
+      <w:lvlText w:val="%7."/>
+      <w:lvlJc w:val="left"/>
+      <w:pPr>
+        <w:tabs>
+          <w:tab w:val="num" w:pos="5040"/>
+        </w:tabs>
+        <w:ind w:left="5040" w:hanging="360"/>
+      </w:pPr>
+    </w:lvl>
+    <w:lvl w:ilvl="7" w:tentative="1">
+      <w:start w:val="1"/>
+      <w:numFmt w:val="decimal"/>
+      <w:lvlText w:val="%8."/>
+      <w:lvlJc w:val="left"/>
+      <w:pPr>
+        <w:tabs>
+          <w:tab w:val="num" w:pos="5760"/>
+        </w:tabs>
+        <w:ind w:left="5760" w:hanging="360"/>
+      </w:pPr>
+    </w:lvl>
+    <w:lvl w:ilvl="8" w:tentative="1">
+      <w:start w:val="1"/>
+      <w:numFmt w:val="decimal"/>
+      <w:lvlText w:val="%9."/>
+      <w:lvlJc w:val="left"/>
+      <w:pPr>
+        <w:tabs>
+          <w:tab w:val="num" w:pos="6480"/>
+        </w:tabs>
+        <w:ind w:left="6480" w:hanging="360"/>
+      </w:pPr>
     </w:lvl>
   </w:abstractNum>
   <w:num w:numId="1" w16cid:durableId="218367552">
@@ -3373,12 +8078,36 @@
     <w:abstractNumId w:val="1"/>
   </w:num>
   <w:num w:numId="4" w16cid:durableId="106585898">
+    <w:abstractNumId w:val="10"/>
+  </w:num>
+  <w:num w:numId="5" w16cid:durableId="36667229">
+    <w:abstractNumId w:val="11"/>
+  </w:num>
+  <w:num w:numId="6" w16cid:durableId="2119526064">
+    <w:abstractNumId w:val="8"/>
+  </w:num>
+  <w:num w:numId="7" w16cid:durableId="864557221">
+    <w:abstractNumId w:val="7"/>
+  </w:num>
+  <w:num w:numId="8" w16cid:durableId="1512380765">
+    <w:abstractNumId w:val="5"/>
+  </w:num>
+  <w:num w:numId="9" w16cid:durableId="12849902">
+    <w:abstractNumId w:val="6"/>
+  </w:num>
+  <w:num w:numId="10" w16cid:durableId="1077479494">
+    <w:abstractNumId w:val="12"/>
+  </w:num>
+  <w:num w:numId="11" w16cid:durableId="1703166512">
     <w:abstractNumId w:val="4"/>
   </w:num>
-  <w:num w:numId="5" w16cid:durableId="36667229">
-    <w:abstractNumId w:val="5"/>
+  <w:num w:numId="12" w16cid:durableId="1226259045">
+    <w:abstractNumId w:val="13"/>
   </w:num>
-  <w:num w:numId="6" w16cid:durableId="2119526064">
+  <w:num w:numId="13" w16cid:durableId="589437140">
+    <w:abstractNumId w:val="9"/>
+  </w:num>
+  <w:num w:numId="14" w16cid:durableId="1085150741">
     <w:abstractNumId w:val="3"/>
   </w:num>
 </w:numbering>
